--- a/Отчет_3_РПС.docx
+++ b/Отчет_3_РПС.docx
@@ -1,6 +1,6 @@
 
 <file path=word/document.xml><?xml version="1.0" encoding="utf-8"?>
-<w:document xmlns:wpc="http://schemas.microsoft.com/office/word/2010/wordprocessingCanvas" xmlns:cx="http://schemas.microsoft.com/office/drawing/2014/chartex" xmlns:cx1="http://schemas.microsoft.com/office/drawing/2015/9/8/chartex" xmlns:cx2="http://schemas.microsoft.com/office/drawing/2015/10/21/chartex" xmlns:cx3="http://schemas.microsoft.com/office/drawing/2016/5/9/chartex" xmlns:cx4="http://schemas.microsoft.com/office/drawing/2016/5/10/chartex" xmlns:cx5="http://schemas.microsoft.com/office/drawing/2016/5/11/chartex" xmlns:cx6="http://schemas.microsoft.com/office/drawing/2016/5/12/chartex" xmlns:cx7="http://schemas.microsoft.com/office/drawing/2016/5/13/chartex" xmlns:cx8="http://schemas.microsoft.com/office/drawing/2016/5/14/chartex" xmlns:mc="http://schemas.openxmlformats.org/markup-compatibility/2006" xmlns:aink="http://schemas.microsoft.com/office/drawing/2016/ink" xmlns:am3d="http://schemas.microsoft.com/office/drawing/2017/model3d" xmlns:o="urn:schemas-microsoft-com:office:office" xmlns:oel="http://schemas.microsoft.com/office/2019/extlst" xmlns:r="http://schemas.openxmlformats.org/officeDocument/2006/relationships" xmlns:m="http://schemas.openxmlformats.org/officeDocument/2006/math" xmlns:v="urn:schemas-microsoft-com:vml" xmlns:wp14="http://schemas.microsoft.com/office/word/2010/wordprocessingDrawing" xmlns:wp="http://schemas.openxmlformats.org/drawingml/2006/wordprocessingDrawing" xmlns:w10="urn:schemas-microsoft-com:office:word" xmlns:w="http://schemas.openxmlformats.org/wordprocessingml/2006/main" xmlns:w14="http://schemas.microsoft.com/office/word/2010/wordml" xmlns:w15="http://schemas.microsoft.com/office/word/2012/wordml" xmlns:w16cex="http://schemas.microsoft.com/office/word/2018/wordml/cex" xmlns:w16cid="http://schemas.microsoft.com/office/word/2016/wordml/cid" xmlns:w16="http://schemas.microsoft.com/office/word/2018/wordml" xmlns:w16sdtdh="http://schemas.microsoft.com/office/word/2020/wordml/sdtdatahash" xmlns:w16se="http://schemas.microsoft.com/office/word/2015/wordml/symex" xmlns:wpg="http://schemas.microsoft.com/office/word/2010/wordprocessingGroup" xmlns:wpi="http://schemas.microsoft.com/office/word/2010/wordprocessingInk" xmlns:wne="http://schemas.microsoft.com/office/word/2006/wordml" xmlns:wps="http://schemas.microsoft.com/office/word/2010/wordprocessingShape" mc:Ignorable="w14 w15 w16se w16cid w16 w16cex w16sdtdh wp14">
+<w:document xmlns:wpc="http://schemas.microsoft.com/office/word/2010/wordprocessingCanvas" xmlns:cx="http://schemas.microsoft.com/office/drawing/2014/chartex" xmlns:cx1="http://schemas.microsoft.com/office/drawing/2015/9/8/chartex" xmlns:cx2="http://schemas.microsoft.com/office/drawing/2015/10/21/chartex" xmlns:cx3="http://schemas.microsoft.com/office/drawing/2016/5/9/chartex" xmlns:cx4="http://schemas.microsoft.com/office/drawing/2016/5/10/chartex" xmlns:cx5="http://schemas.microsoft.com/office/drawing/2016/5/11/chartex" xmlns:cx6="http://schemas.microsoft.com/office/drawing/2016/5/12/chartex" xmlns:cx7="http://schemas.microsoft.com/office/drawing/2016/5/13/chartex" xmlns:cx8="http://schemas.microsoft.com/office/drawing/2016/5/14/chartex" xmlns:mc="http://schemas.openxmlformats.org/markup-compatibility/2006" xmlns:aink="http://schemas.microsoft.com/office/drawing/2016/ink" xmlns:am3d="http://schemas.microsoft.com/office/drawing/2017/model3d" xmlns:o="urn:schemas-microsoft-com:office:office" xmlns:r="http://schemas.openxmlformats.org/officeDocument/2006/relationships" xmlns:m="http://schemas.openxmlformats.org/officeDocument/2006/math" xmlns:v="urn:schemas-microsoft-com:vml" xmlns:wp14="http://schemas.microsoft.com/office/word/2010/wordprocessingDrawing" xmlns:wp="http://schemas.openxmlformats.org/drawingml/2006/wordprocessingDrawing" xmlns:w10="urn:schemas-microsoft-com:office:word" xmlns:w="http://schemas.openxmlformats.org/wordprocessingml/2006/main" xmlns:w14="http://schemas.microsoft.com/office/word/2010/wordml" xmlns:w15="http://schemas.microsoft.com/office/word/2012/wordml" xmlns:w16cex="http://schemas.microsoft.com/office/word/2018/wordml/cex" xmlns:w16cid="http://schemas.microsoft.com/office/word/2016/wordml/cid" xmlns:w16="http://schemas.microsoft.com/office/word/2018/wordml" xmlns:w16se="http://schemas.microsoft.com/office/word/2015/wordml/symex" xmlns:wpg="http://schemas.microsoft.com/office/word/2010/wordprocessingGroup" xmlns:wpi="http://schemas.microsoft.com/office/word/2010/wordprocessingInk" xmlns:wne="http://schemas.microsoft.com/office/word/2006/wordml" xmlns:wps="http://schemas.microsoft.com/office/word/2010/wordprocessingShape" mc:Ignorable="w14 w15 w16se w16cid w16 w16cex wp14">
   <w:body>
     <w:p>
       <w:pPr>
@@ -18,7 +18,7 @@
           <w:lang w:eastAsia="ru-RU" w:bidi="ar-SA"/>
         </w:rPr>
         <w:drawing>
-          <wp:anchor distT="0" distB="0" distL="0" distR="0" simplePos="0" relativeHeight="251659264" behindDoc="0" locked="0" layoutInCell="1" allowOverlap="1" wp14:anchorId="4CCF79B2" wp14:editId="4E7C7F06">
+          <wp:anchor distT="0" distB="0" distL="0" distR="0" simplePos="0" relativeHeight="251659264" behindDoc="0" locked="0" layoutInCell="1" allowOverlap="1" wp14:anchorId="46C47D31" wp14:editId="7B0388A7">
             <wp:simplePos x="0" y="0"/>
             <wp:positionH relativeFrom="column">
               <wp:posOffset>2710815</wp:posOffset>
@@ -723,13 +723,21 @@
         <w:ind w:right="-2"/>
         <w:rPr>
           <w:rFonts w:cs="Times New Roman"/>
+          <w:lang w:val="en-US"/>
         </w:rPr>
       </w:pPr>
       <w:r>
         <w:rPr>
           <w:rFonts w:cs="Times New Roman"/>
         </w:rPr>
-        <w:t>Вариант № 2</w:t>
+        <w:t xml:space="preserve">Вариант № </w:t>
+      </w:r>
+      <w:r>
+        <w:rPr>
+          <w:rFonts w:cs="Times New Roman"/>
+          <w:lang w:val="en-US"/>
+        </w:rPr>
+        <w:t>16</w:t>
       </w:r>
     </w:p>
     <w:p>
@@ -847,9 +855,9 @@
         <w:tblLook w:val="04A0" w:firstRow="1" w:lastRow="0" w:firstColumn="1" w:lastColumn="0" w:noHBand="0" w:noVBand="1"/>
       </w:tblPr>
       <w:tblGrid>
-        <w:gridCol w:w="3144"/>
-        <w:gridCol w:w="3088"/>
-        <w:gridCol w:w="3123"/>
+        <w:gridCol w:w="3141"/>
+        <w:gridCol w:w="3081"/>
+        <w:gridCol w:w="3133"/>
       </w:tblGrid>
       <w:tr>
         <w:tc>
@@ -917,19 +925,11 @@
                 <w:rFonts w:cs="Times New Roman"/>
               </w:rPr>
             </w:pPr>
-            <w:proofErr w:type="spellStart"/>
             <w:r>
               <w:rPr>
                 <w:rFonts w:cs="Times New Roman"/>
               </w:rPr>
-              <w:t>Шунин</w:t>
-            </w:r>
-            <w:proofErr w:type="spellEnd"/>
-            <w:r>
-              <w:rPr>
-                <w:rFonts w:cs="Times New Roman"/>
-              </w:rPr>
-              <w:t xml:space="preserve"> М</w:t>
+              <w:t>Юмангулов Р</w:t>
             </w:r>
             <w:r>
               <w:rPr>
@@ -1126,27 +1126,7 @@
           <w:szCs w:val="23"/>
           <w:lang w:eastAsia="ru-RU"/>
         </w:rPr>
-        <w:t>азработка для программы графического пользовательского интерфейса и</w:t>
-      </w:r>
-      <w:r>
-        <w:rPr>
-          <w:rFonts w:ascii="Times New Roman" w:eastAsia="Times New Roman" w:hAnsi="Times New Roman" w:cs="Times New Roman"/>
-          <w:color w:val="34343C"/>
-          <w:sz w:val="23"/>
-          <w:szCs w:val="23"/>
-          <w:lang w:eastAsia="ru-RU"/>
-        </w:rPr>
-        <w:t xml:space="preserve"> </w:t>
-      </w:r>
-      <w:r>
-        <w:rPr>
-          <w:rFonts w:ascii="Times New Roman" w:eastAsia="Times New Roman" w:hAnsi="Times New Roman" w:cs="Times New Roman"/>
-          <w:color w:val="34343C"/>
-          <w:sz w:val="23"/>
-          <w:szCs w:val="23"/>
-          <w:lang w:eastAsia="ru-RU"/>
-        </w:rPr>
-        <w:t>интеграция базы данных для веб-приложений.</w:t>
+        <w:t>азработка для программы графического пользовательского интерфейса и интеграция базы данных для веб-приложений.</w:t>
       </w:r>
     </w:p>
     <w:p>
@@ -1585,7 +1565,7 @@
           <w:rFonts w:ascii="Times New Roman" w:eastAsia="Times New Roman" w:hAnsi="Times New Roman" w:cs="Times New Roman"/>
           <w:sz w:val="24"/>
           <w:szCs w:val="24"/>
-          <w:lang w:val="en-US" w:eastAsia="ru-RU"/>
+          <w:lang w:eastAsia="ru-RU"/>
         </w:rPr>
       </w:pPr>
       <w:r>
@@ -3924,9 +3904,12 @@
         <w:keepNext/>
       </w:pPr>
       <w:r>
+        <w:rPr>
+          <w:noProof/>
+        </w:rPr>
         <w:lastRenderedPageBreak/>
         <w:drawing>
-          <wp:inline distT="0" distB="0" distL="0" distR="0" wp14:anchorId="17A40351" wp14:editId="0E22FB2E">
+          <wp:inline distT="0" distB="0" distL="0" distR="0" wp14:anchorId="519E764A" wp14:editId="472CC608">
             <wp:extent cx="4687726" cy="1469205"/>
             <wp:effectExtent l="0" t="0" r="0" b="4445"/>
             <wp:docPr id="1" name="Рисунок 1"/>
@@ -4139,7 +4122,49 @@
           <w:szCs w:val="24"/>
           <w:shd w:val="clear" w:color="auto" w:fill="FFFFFF"/>
         </w:rPr>
-        <w:t>Реализован алгоритм пирамидальной сортировки из лабораторной работы №2, интегрированный в серверную часть для обработки массивов.</w:t>
+        <w:t xml:space="preserve">Реализован алгоритм </w:t>
+      </w:r>
+      <w:r>
+        <w:rPr>
+          <w:rFonts w:ascii="Times New Roman" w:hAnsi="Times New Roman" w:cs="Times New Roman"/>
+          <w:color w:val="34343C"/>
+          <w:sz w:val="24"/>
+          <w:szCs w:val="24"/>
+          <w:shd w:val="clear" w:color="auto" w:fill="FFFFFF"/>
+        </w:rPr>
+        <w:t xml:space="preserve">сортировки </w:t>
+      </w:r>
+      <w:proofErr w:type="spellStart"/>
+      <w:r>
+        <w:rPr>
+          <w:rFonts w:ascii="Times New Roman" w:hAnsi="Times New Roman" w:cs="Times New Roman"/>
+          <w:color w:val="34343C"/>
+          <w:sz w:val="24"/>
+          <w:szCs w:val="24"/>
+          <w:shd w:val="clear" w:color="auto" w:fill="FFFFFF"/>
+        </w:rPr>
+        <w:t>расчёсткой</w:t>
+      </w:r>
+      <w:proofErr w:type="spellEnd"/>
+      <w:r>
+        <w:rPr>
+          <w:rFonts w:ascii="Times New Roman" w:hAnsi="Times New Roman" w:cs="Times New Roman"/>
+          <w:color w:val="34343C"/>
+          <w:sz w:val="24"/>
+          <w:szCs w:val="24"/>
+          <w:shd w:val="clear" w:color="auto" w:fill="FFFFFF"/>
+        </w:rPr>
+        <w:t xml:space="preserve"> </w:t>
+      </w:r>
+      <w:r>
+        <w:rPr>
+          <w:rFonts w:ascii="Times New Roman" w:hAnsi="Times New Roman" w:cs="Times New Roman"/>
+          <w:color w:val="34343C"/>
+          <w:sz w:val="24"/>
+          <w:szCs w:val="24"/>
+          <w:shd w:val="clear" w:color="auto" w:fill="FFFFFF"/>
+        </w:rPr>
+        <w:t>из лабораторной работы №2, интегрированный в серверную часть для обработки массивов.</w:t>
       </w:r>
     </w:p>
     <w:p>
@@ -4425,7 +4450,7 @@
 </file>
 
 <file path=word/numbering.xml><?xml version="1.0" encoding="utf-8"?>
-<w:numbering xmlns:wpc="http://schemas.microsoft.com/office/word/2010/wordprocessingCanvas" xmlns:cx="http://schemas.microsoft.com/office/drawing/2014/chartex" xmlns:cx1="http://schemas.microsoft.com/office/drawing/2015/9/8/chartex" xmlns:cx2="http://schemas.microsoft.com/office/drawing/2015/10/21/chartex" xmlns:cx3="http://schemas.microsoft.com/office/drawing/2016/5/9/chartex" xmlns:cx4="http://schemas.microsoft.com/office/drawing/2016/5/10/chartex" xmlns:cx5="http://schemas.microsoft.com/office/drawing/2016/5/11/chartex" xmlns:cx6="http://schemas.microsoft.com/office/drawing/2016/5/12/chartex" xmlns:cx7="http://schemas.microsoft.com/office/drawing/2016/5/13/chartex" xmlns:cx8="http://schemas.microsoft.com/office/drawing/2016/5/14/chartex" xmlns:mc="http://schemas.openxmlformats.org/markup-compatibility/2006" xmlns:aink="http://schemas.microsoft.com/office/drawing/2016/ink" xmlns:am3d="http://schemas.microsoft.com/office/drawing/2017/model3d" xmlns:o="urn:schemas-microsoft-com:office:office" xmlns:oel="http://schemas.microsoft.com/office/2019/extlst" xmlns:r="http://schemas.openxmlformats.org/officeDocument/2006/relationships" xmlns:m="http://schemas.openxmlformats.org/officeDocument/2006/math" xmlns:v="urn:schemas-microsoft-com:vml" xmlns:wp14="http://schemas.microsoft.com/office/word/2010/wordprocessingDrawing" xmlns:wp="http://schemas.openxmlformats.org/drawingml/2006/wordprocessingDrawing" xmlns:w10="urn:schemas-microsoft-com:office:word" xmlns:w="http://schemas.openxmlformats.org/wordprocessingml/2006/main" xmlns:w14="http://schemas.microsoft.com/office/word/2010/wordml" xmlns:w15="http://schemas.microsoft.com/office/word/2012/wordml" xmlns:w16cex="http://schemas.microsoft.com/office/word/2018/wordml/cex" xmlns:w16cid="http://schemas.microsoft.com/office/word/2016/wordml/cid" xmlns:w16="http://schemas.microsoft.com/office/word/2018/wordml" xmlns:w16sdtdh="http://schemas.microsoft.com/office/word/2020/wordml/sdtdatahash" xmlns:w16se="http://schemas.microsoft.com/office/word/2015/wordml/symex" xmlns:wpg="http://schemas.microsoft.com/office/word/2010/wordprocessingGroup" xmlns:wpi="http://schemas.microsoft.com/office/word/2010/wordprocessingInk" xmlns:wne="http://schemas.microsoft.com/office/word/2006/wordml" xmlns:wps="http://schemas.microsoft.com/office/word/2010/wordprocessingShape" mc:Ignorable="w14 w15 w16se w16cid w16 w16cex w16sdtdh wp14">
+<w:numbering xmlns:wpc="http://schemas.microsoft.com/office/word/2010/wordprocessingCanvas" xmlns:cx="http://schemas.microsoft.com/office/drawing/2014/chartex" xmlns:cx1="http://schemas.microsoft.com/office/drawing/2015/9/8/chartex" xmlns:cx2="http://schemas.microsoft.com/office/drawing/2015/10/21/chartex" xmlns:cx3="http://schemas.microsoft.com/office/drawing/2016/5/9/chartex" xmlns:cx4="http://schemas.microsoft.com/office/drawing/2016/5/10/chartex" xmlns:cx5="http://schemas.microsoft.com/office/drawing/2016/5/11/chartex" xmlns:cx6="http://schemas.microsoft.com/office/drawing/2016/5/12/chartex" xmlns:cx7="http://schemas.microsoft.com/office/drawing/2016/5/13/chartex" xmlns:cx8="http://schemas.microsoft.com/office/drawing/2016/5/14/chartex" xmlns:mc="http://schemas.openxmlformats.org/markup-compatibility/2006" xmlns:aink="http://schemas.microsoft.com/office/drawing/2016/ink" xmlns:am3d="http://schemas.microsoft.com/office/drawing/2017/model3d" xmlns:o="urn:schemas-microsoft-com:office:office" xmlns:r="http://schemas.openxmlformats.org/officeDocument/2006/relationships" xmlns:m="http://schemas.openxmlformats.org/officeDocument/2006/math" xmlns:v="urn:schemas-microsoft-com:vml" xmlns:wp14="http://schemas.microsoft.com/office/word/2010/wordprocessingDrawing" xmlns:wp="http://schemas.openxmlformats.org/drawingml/2006/wordprocessingDrawing" xmlns:w10="urn:schemas-microsoft-com:office:word" xmlns:w="http://schemas.openxmlformats.org/wordprocessingml/2006/main" xmlns:w14="http://schemas.microsoft.com/office/word/2010/wordml" xmlns:w15="http://schemas.microsoft.com/office/word/2012/wordml" xmlns:w16cex="http://schemas.microsoft.com/office/word/2018/wordml/cex" xmlns:w16cid="http://schemas.microsoft.com/office/word/2016/wordml/cid" xmlns:w16="http://schemas.microsoft.com/office/word/2018/wordml" xmlns:w16se="http://schemas.microsoft.com/office/word/2015/wordml/symex" xmlns:wpg="http://schemas.microsoft.com/office/word/2010/wordprocessingGroup" xmlns:wpi="http://schemas.microsoft.com/office/word/2010/wordprocessingInk" xmlns:wne="http://schemas.microsoft.com/office/word/2006/wordml" xmlns:wps="http://schemas.microsoft.com/office/word/2010/wordprocessingShape" mc:Ignorable="w14 w15 w16se w16cid w16 w16cex wp14">
   <w:abstractNum w:abstractNumId="0" w15:restartNumberingAfterBreak="0">
     <w:nsid w:val="07126152"/>
     <w:multiLevelType w:val="multilevel"/>
@@ -9160,113 +9185,113 @@
       </w:rPr>
     </w:lvl>
   </w:abstractNum>
-  <w:num w:numId="1" w16cid:durableId="31001592">
+  <w:num w:numId="1">
     <w:abstractNumId w:val="14"/>
   </w:num>
-  <w:num w:numId="2" w16cid:durableId="780101815">
+  <w:num w:numId="2">
     <w:abstractNumId w:val="1"/>
   </w:num>
-  <w:num w:numId="3" w16cid:durableId="929000325">
+  <w:num w:numId="3">
     <w:abstractNumId w:val="9"/>
   </w:num>
-  <w:num w:numId="4" w16cid:durableId="2060981537">
+  <w:num w:numId="4">
     <w:abstractNumId w:val="17"/>
   </w:num>
-  <w:num w:numId="5" w16cid:durableId="1207571519">
+  <w:num w:numId="5">
     <w:abstractNumId w:val="27"/>
   </w:num>
-  <w:num w:numId="6" w16cid:durableId="292906871">
+  <w:num w:numId="6">
     <w:abstractNumId w:val="4"/>
   </w:num>
-  <w:num w:numId="7" w16cid:durableId="668095079">
+  <w:num w:numId="7">
     <w:abstractNumId w:val="30"/>
   </w:num>
-  <w:num w:numId="8" w16cid:durableId="883103576">
+  <w:num w:numId="8">
     <w:abstractNumId w:val="0"/>
   </w:num>
-  <w:num w:numId="9" w16cid:durableId="1130438003">
+  <w:num w:numId="9">
     <w:abstractNumId w:val="28"/>
   </w:num>
-  <w:num w:numId="10" w16cid:durableId="1926304410">
+  <w:num w:numId="10">
     <w:abstractNumId w:val="13"/>
   </w:num>
-  <w:num w:numId="11" w16cid:durableId="1353265532">
+  <w:num w:numId="11">
     <w:abstractNumId w:val="29"/>
   </w:num>
-  <w:num w:numId="12" w16cid:durableId="425539401">
+  <w:num w:numId="12">
     <w:abstractNumId w:val="20"/>
   </w:num>
-  <w:num w:numId="13" w16cid:durableId="435710972">
+  <w:num w:numId="13">
     <w:abstractNumId w:val="24"/>
   </w:num>
-  <w:num w:numId="14" w16cid:durableId="2009937107">
+  <w:num w:numId="14">
     <w:abstractNumId w:val="6"/>
   </w:num>
-  <w:num w:numId="15" w16cid:durableId="1341158398">
+  <w:num w:numId="15">
     <w:abstractNumId w:val="7"/>
   </w:num>
-  <w:num w:numId="16" w16cid:durableId="388041301">
+  <w:num w:numId="16">
     <w:abstractNumId w:val="33"/>
   </w:num>
-  <w:num w:numId="17" w16cid:durableId="54164804">
+  <w:num w:numId="17">
     <w:abstractNumId w:val="3"/>
   </w:num>
-  <w:num w:numId="18" w16cid:durableId="1652560453">
+  <w:num w:numId="18">
     <w:abstractNumId w:val="22"/>
   </w:num>
-  <w:num w:numId="19" w16cid:durableId="478612406">
+  <w:num w:numId="19">
     <w:abstractNumId w:val="15"/>
   </w:num>
-  <w:num w:numId="20" w16cid:durableId="1756246743">
+  <w:num w:numId="20">
     <w:abstractNumId w:val="16"/>
   </w:num>
-  <w:num w:numId="21" w16cid:durableId="800808513">
+  <w:num w:numId="21">
     <w:abstractNumId w:val="12"/>
   </w:num>
-  <w:num w:numId="22" w16cid:durableId="1370842382">
+  <w:num w:numId="22">
     <w:abstractNumId w:val="21"/>
   </w:num>
-  <w:num w:numId="23" w16cid:durableId="482967076">
+  <w:num w:numId="23">
     <w:abstractNumId w:val="19"/>
   </w:num>
-  <w:num w:numId="24" w16cid:durableId="1981306052">
+  <w:num w:numId="24">
     <w:abstractNumId w:val="31"/>
   </w:num>
-  <w:num w:numId="25" w16cid:durableId="680159920">
+  <w:num w:numId="25">
     <w:abstractNumId w:val="5"/>
   </w:num>
-  <w:num w:numId="26" w16cid:durableId="957293345">
+  <w:num w:numId="26">
     <w:abstractNumId w:val="2"/>
   </w:num>
-  <w:num w:numId="27" w16cid:durableId="1864660607">
+  <w:num w:numId="27">
     <w:abstractNumId w:val="8"/>
   </w:num>
-  <w:num w:numId="28" w16cid:durableId="1235704119">
+  <w:num w:numId="28">
     <w:abstractNumId w:val="32"/>
   </w:num>
-  <w:num w:numId="29" w16cid:durableId="1674533490">
+  <w:num w:numId="29">
     <w:abstractNumId w:val="23"/>
   </w:num>
-  <w:num w:numId="30" w16cid:durableId="107552526">
+  <w:num w:numId="30">
     <w:abstractNumId w:val="10"/>
   </w:num>
-  <w:num w:numId="31" w16cid:durableId="311755844">
+  <w:num w:numId="31">
     <w:abstractNumId w:val="26"/>
   </w:num>
-  <w:num w:numId="32" w16cid:durableId="1646160707">
+  <w:num w:numId="32">
     <w:abstractNumId w:val="11"/>
   </w:num>
-  <w:num w:numId="33" w16cid:durableId="664742518">
+  <w:num w:numId="33">
     <w:abstractNumId w:val="18"/>
   </w:num>
-  <w:num w:numId="34" w16cid:durableId="1535774706">
+  <w:num w:numId="34">
     <w:abstractNumId w:val="25"/>
   </w:num>
 </w:numbering>
 </file>
 
 <file path=word/styles.xml><?xml version="1.0" encoding="utf-8"?>
-<w:styles xmlns:mc="http://schemas.openxmlformats.org/markup-compatibility/2006" xmlns:r="http://schemas.openxmlformats.org/officeDocument/2006/relationships" xmlns:w="http://schemas.openxmlformats.org/wordprocessingml/2006/main" xmlns:w14="http://schemas.microsoft.com/office/word/2010/wordml" xmlns:w15="http://schemas.microsoft.com/office/word/2012/wordml" xmlns:w16cex="http://schemas.microsoft.com/office/word/2018/wordml/cex" xmlns:w16cid="http://schemas.microsoft.com/office/word/2016/wordml/cid" xmlns:w16="http://schemas.microsoft.com/office/word/2018/wordml" xmlns:w16sdtdh="http://schemas.microsoft.com/office/word/2020/wordml/sdtdatahash" xmlns:w16se="http://schemas.microsoft.com/office/word/2015/wordml/symex" mc:Ignorable="w14 w15 w16se w16cid w16 w16cex w16sdtdh">
+<w:styles xmlns:mc="http://schemas.openxmlformats.org/markup-compatibility/2006" xmlns:r="http://schemas.openxmlformats.org/officeDocument/2006/relationships" xmlns:w="http://schemas.openxmlformats.org/wordprocessingml/2006/main" xmlns:w14="http://schemas.microsoft.com/office/word/2010/wordml" xmlns:w15="http://schemas.microsoft.com/office/word/2012/wordml" xmlns:w16cex="http://schemas.microsoft.com/office/word/2018/wordml/cex" xmlns:w16cid="http://schemas.microsoft.com/office/word/2016/wordml/cid" xmlns:w16="http://schemas.microsoft.com/office/word/2018/wordml" xmlns:w16se="http://schemas.microsoft.com/office/word/2015/wordml/symex" mc:Ignorable="w14 w15 w16se w16cid w16 w16cex">
   <w:docDefaults>
     <w:rPrDefault>
       <w:rPr>
@@ -10220,7 +10245,7 @@
 </file>
 
 <file path=customXml/itemProps1.xml><?xml version="1.0" encoding="utf-8"?>
-<ds:datastoreItem xmlns:ds="http://schemas.openxmlformats.org/officeDocument/2006/customXml" ds:itemID="{37AFEB97-E79F-8143-90EC-7304EDE67B5C}">
+<ds:datastoreItem xmlns:ds="http://schemas.openxmlformats.org/officeDocument/2006/customXml" ds:itemID="{57580FE3-F15F-405E-AAC2-B5EA1D33206B}">
   <ds:schemaRefs>
     <ds:schemaRef ds:uri="http://schemas.openxmlformats.org/officeDocument/2006/bibliography"/>
   </ds:schemaRefs>

--- a/Отчет_3_РПС.docx
+++ b/Отчет_3_РПС.docx
@@ -1092,6 +1092,7 @@
       <w:pPr>
         <w:pStyle w:val="aa"/>
         <w:ind w:left="0" w:firstLine="360"/>
+        <w:jc w:val="both"/>
         <w:rPr>
           <w:rFonts w:ascii="Times New Roman" w:eastAsia="Times New Roman" w:hAnsi="Times New Roman" w:cs="Times New Roman"/>
           <w:color w:val="34343C"/>
@@ -1545,6 +1546,59 @@
           <w:lang w:eastAsia="ru-RU"/>
         </w:rPr>
         <w:t>2.1. Серверная часть</w:t>
+      </w:r>
+    </w:p>
+    <w:p>
+      <w:pPr>
+        <w:spacing w:after="0" w:line="240" w:lineRule="auto"/>
+        <w:ind w:firstLine="426"/>
+        <w:rPr>
+          <w:rFonts w:ascii="Times New Roman" w:eastAsia="Times New Roman" w:hAnsi="Times New Roman" w:cs="Times New Roman"/>
+          <w:color w:val="000000" w:themeColor="text1"/>
+          <w:sz w:val="24"/>
+          <w:szCs w:val="24"/>
+          <w:lang w:eastAsia="ru-RU"/>
+        </w:rPr>
+      </w:pPr>
+      <w:r>
+        <w:rPr>
+          <w:rFonts w:ascii="Times New Roman" w:eastAsia="Times New Roman" w:hAnsi="Times New Roman" w:cs="Times New Roman"/>
+          <w:color w:val="000000" w:themeColor="text1"/>
+          <w:sz w:val="24"/>
+          <w:szCs w:val="24"/>
+          <w:lang w:eastAsia="ru-RU"/>
+        </w:rPr>
+        <w:t xml:space="preserve">Таблица </w:t>
+      </w:r>
+      <w:r>
+        <w:rPr>
+          <w:rFonts w:ascii="Times New Roman" w:eastAsia="Times New Roman" w:hAnsi="Times New Roman" w:cs="Times New Roman"/>
+          <w:color w:val="000000" w:themeColor="text1"/>
+          <w:sz w:val="24"/>
+          <w:szCs w:val="24"/>
+          <w:lang w:eastAsia="ru-RU"/>
+        </w:rPr>
+        <w:t>2</w:t>
+      </w:r>
+      <w:r>
+        <w:rPr>
+          <w:rFonts w:ascii="Times New Roman" w:eastAsia="Times New Roman" w:hAnsi="Times New Roman" w:cs="Times New Roman"/>
+          <w:color w:val="000000" w:themeColor="text1"/>
+          <w:sz w:val="24"/>
+          <w:szCs w:val="24"/>
+          <w:lang w:eastAsia="ru-RU"/>
+        </w:rPr>
+        <w:t xml:space="preserve">.1 – </w:t>
+      </w:r>
+      <w:r>
+        <w:rPr>
+          <w:rFonts w:ascii="Times New Roman" w:eastAsia="Times New Roman" w:hAnsi="Times New Roman" w:cs="Times New Roman"/>
+          <w:color w:val="000000" w:themeColor="text1"/>
+          <w:sz w:val="24"/>
+          <w:szCs w:val="24"/>
+          <w:lang w:eastAsia="ru-RU"/>
+        </w:rPr>
+        <w:t>Серверная часть</w:t>
       </w:r>
     </w:p>
     <w:tbl>
@@ -1578,7 +1632,7 @@
             </w:pPr>
             <w:r>
               <w:rPr>
-                <w:rFonts w:ascii="Segoe UI" w:eastAsia="Times New Roman" w:hAnsi="Segoe UI" w:cs="Segoe UI"/>
+                <w:rFonts w:ascii="Times New Roman" w:eastAsia="Times New Roman" w:hAnsi="Times New Roman" w:cs="Times New Roman"/>
                 <w:color w:val="000000" w:themeColor="text1"/>
                 <w:sz w:val="23"/>
                 <w:szCs w:val="23"/>
@@ -1605,7 +1659,7 @@
             </w:pPr>
             <w:r>
               <w:rPr>
-                <w:rFonts w:ascii="Segoe UI" w:eastAsia="Times New Roman" w:hAnsi="Segoe UI" w:cs="Segoe UI"/>
+                <w:rFonts w:ascii="Times New Roman" w:eastAsia="Times New Roman" w:hAnsi="Times New Roman" w:cs="Times New Roman"/>
                 <w:color w:val="000000" w:themeColor="text1"/>
                 <w:sz w:val="23"/>
                 <w:szCs w:val="23"/>
@@ -1632,7 +1686,7 @@
             </w:pPr>
             <w:r>
               <w:rPr>
-                <w:rFonts w:ascii="Segoe UI" w:eastAsia="Times New Roman" w:hAnsi="Segoe UI" w:cs="Segoe UI"/>
+                <w:rFonts w:ascii="Times New Roman" w:eastAsia="Times New Roman" w:hAnsi="Times New Roman" w:cs="Times New Roman"/>
                 <w:color w:val="000000" w:themeColor="text1"/>
                 <w:sz w:val="23"/>
                 <w:szCs w:val="23"/>
@@ -1659,7 +1713,7 @@
             </w:pPr>
             <w:r>
               <w:rPr>
-                <w:rFonts w:ascii="Segoe UI" w:eastAsia="Times New Roman" w:hAnsi="Segoe UI" w:cs="Segoe UI"/>
+                <w:rFonts w:ascii="Times New Roman" w:eastAsia="Times New Roman" w:hAnsi="Times New Roman" w:cs="Times New Roman"/>
                 <w:color w:val="000000" w:themeColor="text1"/>
                 <w:sz w:val="23"/>
                 <w:szCs w:val="23"/>
@@ -1686,7 +1740,7 @@
             </w:pPr>
             <w:r>
               <w:rPr>
-                <w:rFonts w:ascii="Segoe UI" w:eastAsia="Times New Roman" w:hAnsi="Segoe UI" w:cs="Segoe UI"/>
+                <w:rFonts w:ascii="Times New Roman" w:eastAsia="Times New Roman" w:hAnsi="Times New Roman" w:cs="Times New Roman"/>
                 <w:color w:val="000000" w:themeColor="text1"/>
                 <w:sz w:val="23"/>
                 <w:szCs w:val="23"/>
@@ -1713,7 +1767,7 @@
             </w:pPr>
             <w:r>
               <w:rPr>
-                <w:rFonts w:ascii="Segoe UI" w:eastAsia="Times New Roman" w:hAnsi="Segoe UI" w:cs="Segoe UI"/>
+                <w:rFonts w:ascii="Times New Roman" w:eastAsia="Times New Roman" w:hAnsi="Times New Roman" w:cs="Times New Roman"/>
                 <w:color w:val="000000" w:themeColor="text1"/>
                 <w:sz w:val="23"/>
                 <w:szCs w:val="23"/>
@@ -1741,7 +1795,7 @@
             </w:pPr>
             <w:r>
               <w:rPr>
-                <w:rFonts w:ascii="Segoe UI" w:eastAsia="Times New Roman" w:hAnsi="Segoe UI" w:cs="Segoe UI"/>
+                <w:rFonts w:ascii="Times New Roman" w:eastAsia="Times New Roman" w:hAnsi="Times New Roman" w:cs="Times New Roman"/>
                 <w:color w:val="000000" w:themeColor="text1"/>
                 <w:sz w:val="23"/>
                 <w:szCs w:val="23"/>
@@ -1750,7 +1804,7 @@
             </w:r>
             <w:r>
               <w:rPr>
-                <w:rFonts w:ascii="Segoe UI" w:eastAsia="Times New Roman" w:hAnsi="Segoe UI" w:cs="Segoe UI"/>
+                <w:rFonts w:ascii="Times New Roman" w:eastAsia="Times New Roman" w:hAnsi="Times New Roman" w:cs="Times New Roman"/>
                 <w:color w:val="000000" w:themeColor="text1"/>
                 <w:sz w:val="23"/>
                 <w:szCs w:val="23"/>
@@ -1760,7 +1814,7 @@
             </w:r>
             <w:r>
               <w:rPr>
-                <w:rFonts w:ascii="Segoe UI" w:eastAsia="Times New Roman" w:hAnsi="Segoe UI" w:cs="Segoe UI"/>
+                <w:rFonts w:ascii="Times New Roman" w:eastAsia="Times New Roman" w:hAnsi="Times New Roman" w:cs="Times New Roman"/>
                 <w:color w:val="000000" w:themeColor="text1"/>
                 <w:sz w:val="23"/>
                 <w:szCs w:val="23"/>
@@ -1788,7 +1842,7 @@
             </w:pPr>
             <w:r>
               <w:rPr>
-                <w:rFonts w:ascii="Segoe UI" w:eastAsia="Times New Roman" w:hAnsi="Segoe UI" w:cs="Segoe UI"/>
+                <w:rFonts w:ascii="Times New Roman" w:eastAsia="Times New Roman" w:hAnsi="Times New Roman" w:cs="Times New Roman"/>
                 <w:color w:val="000000" w:themeColor="text1"/>
                 <w:sz w:val="23"/>
                 <w:szCs w:val="23"/>
@@ -1797,7 +1851,7 @@
             </w:r>
             <w:r>
               <w:rPr>
-                <w:rFonts w:ascii="Segoe UI" w:eastAsia="Times New Roman" w:hAnsi="Segoe UI" w:cs="Segoe UI"/>
+                <w:rFonts w:ascii="Times New Roman" w:eastAsia="Times New Roman" w:hAnsi="Times New Roman" w:cs="Times New Roman"/>
                 <w:color w:val="000000" w:themeColor="text1"/>
                 <w:sz w:val="23"/>
                 <w:szCs w:val="23"/>
@@ -1808,7 +1862,7 @@
             <w:proofErr w:type="spellStart"/>
             <w:r>
               <w:rPr>
-                <w:rFonts w:ascii="Segoe UI" w:eastAsia="Times New Roman" w:hAnsi="Segoe UI" w:cs="Segoe UI"/>
+                <w:rFonts w:ascii="Times New Roman" w:eastAsia="Times New Roman" w:hAnsi="Times New Roman" w:cs="Times New Roman"/>
                 <w:color w:val="000000" w:themeColor="text1"/>
                 <w:sz w:val="23"/>
                 <w:szCs w:val="23"/>
@@ -1818,7 +1872,7 @@
             <w:proofErr w:type="spellEnd"/>
             <w:r>
               <w:rPr>
-                <w:rFonts w:ascii="Segoe UI" w:eastAsia="Times New Roman" w:hAnsi="Segoe UI" w:cs="Segoe UI"/>
+                <w:rFonts w:ascii="Times New Roman" w:eastAsia="Times New Roman" w:hAnsi="Times New Roman" w:cs="Times New Roman"/>
                 <w:color w:val="000000" w:themeColor="text1"/>
                 <w:sz w:val="23"/>
                 <w:szCs w:val="23"/>
@@ -1846,7 +1900,7 @@
             </w:pPr>
             <w:r>
               <w:rPr>
-                <w:rFonts w:ascii="Segoe UI" w:eastAsia="Times New Roman" w:hAnsi="Segoe UI" w:cs="Segoe UI"/>
+                <w:rFonts w:ascii="Times New Roman" w:eastAsia="Times New Roman" w:hAnsi="Times New Roman" w:cs="Times New Roman"/>
                 <w:color w:val="000000" w:themeColor="text1"/>
                 <w:sz w:val="23"/>
                 <w:szCs w:val="23"/>
@@ -1873,7 +1927,7 @@
             </w:pPr>
             <w:r>
               <w:rPr>
-                <w:rFonts w:ascii="Segoe UI" w:eastAsia="Times New Roman" w:hAnsi="Segoe UI" w:cs="Segoe UI"/>
+                <w:rFonts w:ascii="Times New Roman" w:eastAsia="Times New Roman" w:hAnsi="Times New Roman" w:cs="Times New Roman"/>
                 <w:color w:val="000000" w:themeColor="text1"/>
                 <w:sz w:val="23"/>
                 <w:szCs w:val="23"/>
@@ -1900,7 +1954,7 @@
             </w:pPr>
             <w:r>
               <w:rPr>
-                <w:rFonts w:ascii="Segoe UI" w:eastAsia="Times New Roman" w:hAnsi="Segoe UI" w:cs="Segoe UI"/>
+                <w:rFonts w:ascii="Times New Roman" w:eastAsia="Times New Roman" w:hAnsi="Times New Roman" w:cs="Times New Roman"/>
                 <w:color w:val="000000" w:themeColor="text1"/>
                 <w:sz w:val="23"/>
                 <w:szCs w:val="23"/>
@@ -1909,7 +1963,7 @@
             </w:r>
             <w:r>
               <w:rPr>
-                <w:rFonts w:ascii="Segoe UI" w:eastAsia="Times New Roman" w:hAnsi="Segoe UI" w:cs="Segoe UI"/>
+                <w:rFonts w:ascii="Times New Roman" w:eastAsia="Times New Roman" w:hAnsi="Times New Roman" w:cs="Times New Roman"/>
                 <w:color w:val="000000" w:themeColor="text1"/>
                 <w:sz w:val="23"/>
                 <w:szCs w:val="23"/>
@@ -1919,7 +1973,7 @@
             </w:r>
             <w:r>
               <w:rPr>
-                <w:rFonts w:ascii="Segoe UI" w:eastAsia="Times New Roman" w:hAnsi="Segoe UI" w:cs="Segoe UI"/>
+                <w:rFonts w:ascii="Times New Roman" w:eastAsia="Times New Roman" w:hAnsi="Times New Roman" w:cs="Times New Roman"/>
                 <w:color w:val="000000" w:themeColor="text1"/>
                 <w:sz w:val="23"/>
                 <w:szCs w:val="23"/>
@@ -1948,7 +2002,7 @@
             </w:pPr>
             <w:r>
               <w:rPr>
-                <w:rFonts w:ascii="Segoe UI" w:eastAsia="Times New Roman" w:hAnsi="Segoe UI" w:cs="Segoe UI"/>
+                <w:rFonts w:ascii="Times New Roman" w:eastAsia="Times New Roman" w:hAnsi="Times New Roman" w:cs="Times New Roman"/>
                 <w:color w:val="000000" w:themeColor="text1"/>
                 <w:sz w:val="23"/>
                 <w:szCs w:val="23"/>
@@ -1957,13 +2011,275 @@
             </w:r>
             <w:r>
               <w:rPr>
-                <w:rFonts w:ascii="Segoe UI" w:eastAsia="Times New Roman" w:hAnsi="Segoe UI" w:cs="Segoe UI"/>
+                <w:rFonts w:ascii="Times New Roman" w:eastAsia="Times New Roman" w:hAnsi="Times New Roman" w:cs="Times New Roman"/>
                 <w:color w:val="000000" w:themeColor="text1"/>
                 <w:sz w:val="23"/>
                 <w:szCs w:val="23"/>
               </w:rPr>
               <w:br/>
               <w:t>• Файловая структура усложняет бэкапы</w:t>
+            </w:r>
+          </w:p>
+        </w:tc>
+      </w:tr>
+    </w:tbl>
+    <w:p>
+      <w:pPr>
+        <w:spacing w:before="270" w:after="120" w:line="240" w:lineRule="auto"/>
+        <w:outlineLvl w:val="2"/>
+        <w:rPr>
+          <w:rFonts w:ascii="Times New Roman" w:eastAsia="Times New Roman" w:hAnsi="Times New Roman" w:cs="Times New Roman"/>
+          <w:b/>
+          <w:bCs/>
+          <w:sz w:val="24"/>
+          <w:szCs w:val="24"/>
+          <w:lang w:eastAsia="ru-RU"/>
+        </w:rPr>
+      </w:pPr>
+    </w:p>
+    <w:p>
+      <w:pPr>
+        <w:spacing w:before="270" w:after="120" w:line="240" w:lineRule="auto"/>
+        <w:outlineLvl w:val="2"/>
+        <w:rPr>
+          <w:rFonts w:ascii="Times New Roman" w:eastAsia="Times New Roman" w:hAnsi="Times New Roman" w:cs="Times New Roman"/>
+          <w:b/>
+          <w:bCs/>
+          <w:sz w:val="24"/>
+          <w:szCs w:val="24"/>
+          <w:lang w:eastAsia="ru-RU"/>
+        </w:rPr>
+      </w:pPr>
+    </w:p>
+    <w:p>
+      <w:pPr>
+        <w:spacing w:before="270" w:after="120" w:line="240" w:lineRule="auto"/>
+        <w:outlineLvl w:val="2"/>
+        <w:rPr>
+          <w:rFonts w:ascii="Times New Roman" w:eastAsia="Times New Roman" w:hAnsi="Times New Roman" w:cs="Times New Roman"/>
+          <w:b/>
+          <w:bCs/>
+          <w:sz w:val="24"/>
+          <w:szCs w:val="24"/>
+          <w:lang w:eastAsia="ru-RU"/>
+        </w:rPr>
+      </w:pPr>
+    </w:p>
+    <w:p>
+      <w:pPr>
+        <w:spacing w:before="270" w:after="120" w:line="240" w:lineRule="auto"/>
+        <w:outlineLvl w:val="2"/>
+        <w:rPr>
+          <w:rFonts w:ascii="Times New Roman" w:eastAsia="Times New Roman" w:hAnsi="Times New Roman" w:cs="Times New Roman"/>
+          <w:b/>
+          <w:bCs/>
+          <w:sz w:val="24"/>
+          <w:szCs w:val="24"/>
+          <w:lang w:eastAsia="ru-RU"/>
+        </w:rPr>
+      </w:pPr>
+    </w:p>
+    <w:p>
+      <w:pPr>
+        <w:spacing w:after="0" w:line="240" w:lineRule="auto"/>
+        <w:ind w:firstLine="426"/>
+        <w:rPr>
+          <w:rFonts w:ascii="Times New Roman" w:eastAsia="Times New Roman" w:hAnsi="Times New Roman" w:cs="Times New Roman"/>
+          <w:color w:val="000000" w:themeColor="text1"/>
+          <w:sz w:val="24"/>
+          <w:szCs w:val="24"/>
+          <w:lang w:eastAsia="ru-RU"/>
+        </w:rPr>
+      </w:pPr>
+      <w:r>
+        <w:rPr>
+          <w:rFonts w:ascii="Times New Roman" w:eastAsia="Times New Roman" w:hAnsi="Times New Roman" w:cs="Times New Roman"/>
+          <w:color w:val="000000" w:themeColor="text1"/>
+          <w:sz w:val="24"/>
+          <w:szCs w:val="24"/>
+          <w:lang w:eastAsia="ru-RU"/>
+        </w:rPr>
+        <w:t>Продолжение т</w:t>
+      </w:r>
+      <w:r>
+        <w:rPr>
+          <w:rFonts w:ascii="Times New Roman" w:eastAsia="Times New Roman" w:hAnsi="Times New Roman" w:cs="Times New Roman"/>
+          <w:color w:val="000000" w:themeColor="text1"/>
+          <w:sz w:val="24"/>
+          <w:szCs w:val="24"/>
+          <w:lang w:eastAsia="ru-RU"/>
+        </w:rPr>
+        <w:t>аблиц</w:t>
+      </w:r>
+      <w:r>
+        <w:rPr>
+          <w:rFonts w:ascii="Times New Roman" w:eastAsia="Times New Roman" w:hAnsi="Times New Roman" w:cs="Times New Roman"/>
+          <w:color w:val="000000" w:themeColor="text1"/>
+          <w:sz w:val="24"/>
+          <w:szCs w:val="24"/>
+          <w:lang w:eastAsia="ru-RU"/>
+        </w:rPr>
+        <w:t>ы</w:t>
+      </w:r>
+      <w:r>
+        <w:rPr>
+          <w:rFonts w:ascii="Times New Roman" w:eastAsia="Times New Roman" w:hAnsi="Times New Roman" w:cs="Times New Roman"/>
+          <w:color w:val="000000" w:themeColor="text1"/>
+          <w:sz w:val="24"/>
+          <w:szCs w:val="24"/>
+          <w:lang w:eastAsia="ru-RU"/>
+        </w:rPr>
+        <w:t xml:space="preserve"> 2.1 </w:t>
+      </w:r>
+    </w:p>
+    <w:tbl>
+      <w:tblPr>
+        <w:tblStyle w:val="a5"/>
+        <w:tblW w:w="0" w:type="auto"/>
+        <w:tblLook w:val="04A0" w:firstRow="1" w:lastRow="0" w:firstColumn="1" w:lastColumn="0" w:noHBand="0" w:noVBand="1"/>
+      </w:tblPr>
+      <w:tblGrid>
+        <w:gridCol w:w="2202"/>
+        <w:gridCol w:w="2189"/>
+        <w:gridCol w:w="2224"/>
+        <w:gridCol w:w="2730"/>
+      </w:tblGrid>
+      <w:tr>
+        <w:tc>
+          <w:tcPr>
+            <w:tcW w:w="2336" w:type="dxa"/>
+          </w:tcPr>
+          <w:p>
+            <w:pPr>
+              <w:spacing w:before="270" w:after="120" w:line="240" w:lineRule="auto"/>
+              <w:outlineLvl w:val="2"/>
+              <w:rPr>
+                <w:rFonts w:ascii="Times New Roman" w:eastAsia="Times New Roman" w:hAnsi="Times New Roman" w:cs="Times New Roman"/>
+                <w:b/>
+                <w:bCs/>
+                <w:sz w:val="24"/>
+                <w:szCs w:val="24"/>
+              </w:rPr>
+            </w:pPr>
+            <w:r>
+              <w:rPr>
+                <w:rFonts w:ascii="Times New Roman" w:eastAsia="Times New Roman" w:hAnsi="Times New Roman" w:cs="Times New Roman"/>
+                <w:color w:val="000000" w:themeColor="text1"/>
+                <w:sz w:val="23"/>
+                <w:szCs w:val="23"/>
+              </w:rPr>
+              <w:t>Хеширование паролей</w:t>
+            </w:r>
+          </w:p>
+        </w:tc>
+        <w:tc>
+          <w:tcPr>
+            <w:tcW w:w="2336" w:type="dxa"/>
+          </w:tcPr>
+          <w:p>
+            <w:pPr>
+              <w:spacing w:before="270" w:after="120" w:line="240" w:lineRule="auto"/>
+              <w:outlineLvl w:val="2"/>
+              <w:rPr>
+                <w:rFonts w:ascii="Times New Roman" w:eastAsia="Times New Roman" w:hAnsi="Times New Roman" w:cs="Times New Roman"/>
+                <w:b/>
+                <w:bCs/>
+                <w:sz w:val="24"/>
+                <w:szCs w:val="24"/>
+              </w:rPr>
+            </w:pPr>
+            <w:r>
+              <w:rPr>
+                <w:rFonts w:ascii="Times New Roman" w:eastAsia="Times New Roman" w:hAnsi="Times New Roman" w:cs="Times New Roman"/>
+                <w:color w:val="000000" w:themeColor="text1"/>
+                <w:sz w:val="23"/>
+                <w:szCs w:val="23"/>
+              </w:rPr>
+              <w:t>bcryptjs 3.0.3</w:t>
+            </w:r>
+          </w:p>
+        </w:tc>
+        <w:tc>
+          <w:tcPr>
+            <w:tcW w:w="2336" w:type="dxa"/>
+          </w:tcPr>
+          <w:p>
+            <w:pPr>
+              <w:spacing w:before="270" w:after="120" w:line="240" w:lineRule="auto"/>
+              <w:outlineLvl w:val="2"/>
+              <w:rPr>
+                <w:rFonts w:ascii="Times New Roman" w:eastAsia="Times New Roman" w:hAnsi="Times New Roman" w:cs="Times New Roman"/>
+                <w:b/>
+                <w:bCs/>
+                <w:sz w:val="24"/>
+                <w:szCs w:val="24"/>
+              </w:rPr>
+            </w:pPr>
+            <w:r>
+              <w:rPr>
+                <w:rFonts w:ascii="Times New Roman" w:eastAsia="Times New Roman" w:hAnsi="Times New Roman" w:cs="Times New Roman"/>
+                <w:color w:val="000000" w:themeColor="text1"/>
+                <w:sz w:val="23"/>
+                <w:szCs w:val="23"/>
+              </w:rPr>
+              <w:t>• Проверенная безопасность для учебного проекта</w:t>
+            </w:r>
+            <w:r>
+              <w:rPr>
+                <w:rFonts w:ascii="Times New Roman" w:eastAsia="Times New Roman" w:hAnsi="Times New Roman" w:cs="Times New Roman"/>
+                <w:color w:val="000000" w:themeColor="text1"/>
+                <w:sz w:val="23"/>
+                <w:szCs w:val="23"/>
+              </w:rPr>
+              <w:br/>
+              <w:t>• Настраиваемая сложность (10 rounds оптимально)</w:t>
+            </w:r>
+            <w:r>
+              <w:rPr>
+                <w:rFonts w:ascii="Times New Roman" w:eastAsia="Times New Roman" w:hAnsi="Times New Roman" w:cs="Times New Roman"/>
+                <w:color w:val="000000" w:themeColor="text1"/>
+                <w:sz w:val="23"/>
+                <w:szCs w:val="23"/>
+              </w:rPr>
+              <w:br/>
+              <w:t>• Широкая поддержка в экосистеме Node.js</w:t>
+            </w:r>
+          </w:p>
+        </w:tc>
+        <w:tc>
+          <w:tcPr>
+            <w:tcW w:w="2337" w:type="dxa"/>
+          </w:tcPr>
+          <w:p>
+            <w:pPr>
+              <w:spacing w:before="270" w:after="120" w:line="240" w:lineRule="auto"/>
+              <w:outlineLvl w:val="2"/>
+              <w:rPr>
+                <w:rFonts w:ascii="Times New Roman" w:eastAsia="Times New Roman" w:hAnsi="Times New Roman" w:cs="Times New Roman"/>
+                <w:b/>
+                <w:bCs/>
+                <w:sz w:val="24"/>
+                <w:szCs w:val="24"/>
+              </w:rPr>
+            </w:pPr>
+            <w:r>
+              <w:rPr>
+                <w:rFonts w:ascii="Times New Roman" w:eastAsia="Times New Roman" w:hAnsi="Times New Roman" w:cs="Times New Roman"/>
+                <w:color w:val="000000" w:themeColor="text1"/>
+                <w:sz w:val="23"/>
+                <w:szCs w:val="23"/>
+              </w:rPr>
+              <w:t>• Высокая нагрузка на CPU при регистрации/авторизации</w:t>
+            </w:r>
+            <w:r>
+              <w:rPr>
+                <w:rFonts w:ascii="Times New Roman" w:eastAsia="Times New Roman" w:hAnsi="Times New Roman" w:cs="Times New Roman"/>
+                <w:color w:val="000000" w:themeColor="text1"/>
+                <w:sz w:val="23"/>
+                <w:szCs w:val="23"/>
+              </w:rPr>
+              <w:br/>
+              <w:t>• Медленнее альтернатив (argon2)</w:t>
             </w:r>
           </w:p>
         </w:tc>
@@ -1971,7 +2287,7 @@
       <w:tr>
         <w:tc>
           <w:tcPr>
-            <w:tcW w:w="1962" w:type="dxa"/>
+            <w:tcW w:w="2336" w:type="dxa"/>
           </w:tcPr>
           <w:p>
             <w:pPr>
@@ -1979,24 +2295,26 @@
               <w:outlineLvl w:val="2"/>
               <w:rPr>
                 <w:rFonts w:ascii="Times New Roman" w:eastAsia="Times New Roman" w:hAnsi="Times New Roman" w:cs="Times New Roman"/>
+                <w:b/>
+                <w:bCs/>
                 <w:sz w:val="24"/>
                 <w:szCs w:val="24"/>
               </w:rPr>
             </w:pPr>
             <w:r>
               <w:rPr>
-                <w:rFonts w:ascii="Segoe UI" w:eastAsia="Times New Roman" w:hAnsi="Segoe UI" w:cs="Segoe UI"/>
+                <w:rFonts w:ascii="Times New Roman" w:eastAsia="Times New Roman" w:hAnsi="Times New Roman" w:cs="Times New Roman"/>
                 <w:color w:val="000000" w:themeColor="text1"/>
                 <w:sz w:val="23"/>
                 <w:szCs w:val="23"/>
               </w:rPr>
-              <w:t>Хеширование паролей</w:t>
+              <w:t>jsonwebtoken 9.0.2</w:t>
             </w:r>
           </w:p>
         </w:tc>
         <w:tc>
           <w:tcPr>
-            <w:tcW w:w="1719" w:type="dxa"/>
+            <w:tcW w:w="2336" w:type="dxa"/>
           </w:tcPr>
           <w:p>
             <w:pPr>
@@ -2012,19 +2330,18 @@
             </w:pPr>
             <w:r>
               <w:rPr>
-                <w:rFonts w:ascii="Segoe UI" w:eastAsia="Times New Roman" w:hAnsi="Segoe UI" w:cs="Segoe UI"/>
+                <w:rFonts w:ascii="Times New Roman" w:eastAsia="Times New Roman" w:hAnsi="Times New Roman" w:cs="Times New Roman"/>
                 <w:color w:val="000000" w:themeColor="text1"/>
                 <w:sz w:val="23"/>
                 <w:szCs w:val="23"/>
               </w:rPr>
-              <w:t>bcryptjs 3.0.3</w:t>
+              <w:t>jsonwebtoken 9.0.2</w:t>
             </w:r>
           </w:p>
         </w:tc>
         <w:tc>
           <w:tcPr>
-            <w:tcW w:w="2661" w:type="dxa"/>
-            <w:vAlign w:val="center"/>
+            <w:tcW w:w="2336" w:type="dxa"/>
           </w:tcPr>
           <w:p>
             <w:pPr>
@@ -2040,47 +2357,38 @@
             </w:pPr>
             <w:r>
               <w:rPr>
-                <w:rFonts w:ascii="Segoe UI" w:eastAsia="Times New Roman" w:hAnsi="Segoe UI" w:cs="Segoe UI"/>
+                <w:rFonts w:ascii="Times New Roman" w:eastAsia="Times New Roman" w:hAnsi="Times New Roman" w:cs="Times New Roman"/>
                 <w:color w:val="000000" w:themeColor="text1"/>
                 <w:sz w:val="23"/>
                 <w:szCs w:val="23"/>
               </w:rPr>
-              <w:t>• Проверенная безопасность для учебного проекта</w:t>
-            </w:r>
-            <w:r>
-              <w:rPr>
-                <w:rFonts w:ascii="Segoe UI" w:eastAsia="Times New Roman" w:hAnsi="Segoe UI" w:cs="Segoe UI"/>
+              <w:t>• Stateless-подход не требует хранения сессий</w:t>
+            </w:r>
+            <w:r>
+              <w:rPr>
+                <w:rFonts w:ascii="Times New Roman" w:eastAsia="Times New Roman" w:hAnsi="Times New Roman" w:cs="Times New Roman"/>
                 <w:color w:val="000000" w:themeColor="text1"/>
                 <w:sz w:val="23"/>
                 <w:szCs w:val="23"/>
               </w:rPr>
               <w:br/>
-            </w:r>
-            <w:r>
-              <w:rPr>
-                <w:rFonts w:ascii="Segoe UI" w:eastAsia="Times New Roman" w:hAnsi="Segoe UI" w:cs="Segoe UI"/>
+              <w:t>• Легкая реализация для REST API</w:t>
+            </w:r>
+            <w:r>
+              <w:rPr>
+                <w:rFonts w:ascii="Times New Roman" w:eastAsia="Times New Roman" w:hAnsi="Times New Roman" w:cs="Times New Roman"/>
                 <w:color w:val="000000" w:themeColor="text1"/>
                 <w:sz w:val="23"/>
                 <w:szCs w:val="23"/>
               </w:rPr>
-              <w:lastRenderedPageBreak/>
-              <w:t>• Настраиваемая сложность (10 rounds оптимально)</w:t>
-            </w:r>
-            <w:r>
-              <w:rPr>
-                <w:rFonts w:ascii="Segoe UI" w:eastAsia="Times New Roman" w:hAnsi="Segoe UI" w:cs="Segoe UI"/>
-                <w:color w:val="000000" w:themeColor="text1"/>
-                <w:sz w:val="23"/>
-                <w:szCs w:val="23"/>
-              </w:rPr>
               <w:br/>
-              <w:t>• Широкая поддержка в экосистеме Node.js</w:t>
+              <w:t>• Поддержка времени жизни токена (24 часа)</w:t>
             </w:r>
           </w:p>
         </w:tc>
         <w:tc>
           <w:tcPr>
-            <w:tcW w:w="3003" w:type="dxa"/>
+            <w:tcW w:w="2337" w:type="dxa"/>
           </w:tcPr>
           <w:p>
             <w:pPr>
@@ -2096,175 +2404,26 @@
             </w:pPr>
             <w:r>
               <w:rPr>
-                <w:rFonts w:ascii="Segoe UI" w:eastAsia="Times New Roman" w:hAnsi="Segoe UI" w:cs="Segoe UI"/>
+                <w:rFonts w:ascii="Times New Roman" w:eastAsia="Times New Roman" w:hAnsi="Times New Roman" w:cs="Times New Roman"/>
                 <w:color w:val="000000" w:themeColor="text1"/>
                 <w:sz w:val="23"/>
                 <w:szCs w:val="23"/>
               </w:rPr>
-              <w:lastRenderedPageBreak/>
-              <w:t>• Высокая нагрузка на CPU при регистрации/авторизации</w:t>
-            </w:r>
-            <w:r>
-              <w:rPr>
-                <w:rFonts w:ascii="Segoe UI" w:eastAsia="Times New Roman" w:hAnsi="Segoe UI" w:cs="Segoe UI"/>
+              <w:t>• Сложность отзыва токена до истечения срока</w:t>
+            </w:r>
+            <w:r>
+              <w:rPr>
+                <w:rFonts w:ascii="Times New Roman" w:eastAsia="Times New Roman" w:hAnsi="Times New Roman" w:cs="Times New Roman"/>
                 <w:color w:val="000000" w:themeColor="text1"/>
                 <w:sz w:val="23"/>
                 <w:szCs w:val="23"/>
               </w:rPr>
               <w:br/>
-            </w:r>
-            <w:r>
-              <w:rPr>
-                <w:rFonts w:ascii="Segoe UI" w:eastAsia="Times New Roman" w:hAnsi="Segoe UI" w:cs="Segoe UI"/>
-                <w:color w:val="000000" w:themeColor="text1"/>
-                <w:sz w:val="23"/>
-                <w:szCs w:val="23"/>
-              </w:rPr>
-              <w:lastRenderedPageBreak/>
-              <w:t>• Медленнее альтернатив (argon2)</w:t>
-            </w:r>
-          </w:p>
-        </w:tc>
-      </w:tr>
-      <w:tr>
-        <w:tc>
-          <w:tcPr>
-            <w:tcW w:w="1962" w:type="dxa"/>
-          </w:tcPr>
-          <w:p>
-            <w:pPr>
-              <w:spacing w:before="270" w:after="120" w:line="240" w:lineRule="auto"/>
-              <w:outlineLvl w:val="2"/>
-              <w:rPr>
-                <w:rFonts w:ascii="Times New Roman" w:eastAsia="Times New Roman" w:hAnsi="Times New Roman" w:cs="Times New Roman"/>
-                <w:sz w:val="24"/>
-                <w:szCs w:val="24"/>
-              </w:rPr>
-            </w:pPr>
-            <w:r>
-              <w:rPr>
-                <w:rFonts w:ascii="Segoe UI" w:eastAsia="Times New Roman" w:hAnsi="Segoe UI" w:cs="Segoe UI"/>
-                <w:color w:val="000000" w:themeColor="text1"/>
-                <w:sz w:val="23"/>
-                <w:szCs w:val="23"/>
-              </w:rPr>
-              <w:lastRenderedPageBreak/>
-              <w:t>Аутентификация</w:t>
-            </w:r>
-          </w:p>
-        </w:tc>
-        <w:tc>
-          <w:tcPr>
-            <w:tcW w:w="1719" w:type="dxa"/>
-          </w:tcPr>
-          <w:p>
-            <w:pPr>
-              <w:spacing w:before="270" w:after="120" w:line="240" w:lineRule="auto"/>
-              <w:outlineLvl w:val="2"/>
-              <w:rPr>
-                <w:rFonts w:ascii="Times New Roman" w:eastAsia="Times New Roman" w:hAnsi="Times New Roman" w:cs="Times New Roman"/>
-                <w:b/>
-                <w:bCs/>
-                <w:sz w:val="24"/>
-                <w:szCs w:val="24"/>
-              </w:rPr>
-            </w:pPr>
-            <w:r>
-              <w:rPr>
-                <w:rFonts w:ascii="Segoe UI" w:eastAsia="Times New Roman" w:hAnsi="Segoe UI" w:cs="Segoe UI"/>
-                <w:color w:val="000000" w:themeColor="text1"/>
-                <w:sz w:val="23"/>
-                <w:szCs w:val="23"/>
-              </w:rPr>
-              <w:t>jsonwebtoken 9.0.2</w:t>
-            </w:r>
-          </w:p>
-        </w:tc>
-        <w:tc>
-          <w:tcPr>
-            <w:tcW w:w="2661" w:type="dxa"/>
-          </w:tcPr>
-          <w:p>
-            <w:pPr>
-              <w:spacing w:before="270" w:after="120" w:line="240" w:lineRule="auto"/>
-              <w:outlineLvl w:val="2"/>
-              <w:rPr>
-                <w:rFonts w:ascii="Times New Roman" w:eastAsia="Times New Roman" w:hAnsi="Times New Roman" w:cs="Times New Roman"/>
-                <w:b/>
-                <w:bCs/>
-                <w:sz w:val="24"/>
-                <w:szCs w:val="24"/>
-              </w:rPr>
-            </w:pPr>
-            <w:r>
-              <w:rPr>
-                <w:rFonts w:ascii="Segoe UI" w:eastAsia="Times New Roman" w:hAnsi="Segoe UI" w:cs="Segoe UI"/>
-                <w:color w:val="000000" w:themeColor="text1"/>
-                <w:sz w:val="23"/>
-                <w:szCs w:val="23"/>
-              </w:rPr>
-              <w:t>• Stateless-подход не требует хранения сессий</w:t>
-            </w:r>
-            <w:r>
-              <w:rPr>
-                <w:rFonts w:ascii="Segoe UI" w:eastAsia="Times New Roman" w:hAnsi="Segoe UI" w:cs="Segoe UI"/>
-                <w:color w:val="000000" w:themeColor="text1"/>
-                <w:sz w:val="23"/>
-                <w:szCs w:val="23"/>
-              </w:rPr>
-              <w:br/>
-              <w:t>• Легкая реализация для REST API</w:t>
-            </w:r>
-            <w:r>
-              <w:rPr>
-                <w:rFonts w:ascii="Segoe UI" w:eastAsia="Times New Roman" w:hAnsi="Segoe UI" w:cs="Segoe UI"/>
-                <w:color w:val="000000" w:themeColor="text1"/>
-                <w:sz w:val="23"/>
-                <w:szCs w:val="23"/>
-              </w:rPr>
-              <w:br/>
-              <w:t>• Поддержка времени жизни токена (24 часа)</w:t>
-            </w:r>
-          </w:p>
-        </w:tc>
-        <w:tc>
-          <w:tcPr>
-            <w:tcW w:w="3003" w:type="dxa"/>
-          </w:tcPr>
-          <w:p>
-            <w:pPr>
-              <w:spacing w:before="270" w:after="120" w:line="240" w:lineRule="auto"/>
-              <w:outlineLvl w:val="2"/>
-              <w:rPr>
-                <w:rFonts w:ascii="Times New Roman" w:eastAsia="Times New Roman" w:hAnsi="Times New Roman" w:cs="Times New Roman"/>
-                <w:b/>
-                <w:bCs/>
-                <w:sz w:val="24"/>
-                <w:szCs w:val="24"/>
-              </w:rPr>
-            </w:pPr>
-            <w:r>
-              <w:rPr>
-                <w:rFonts w:ascii="Segoe UI" w:eastAsia="Times New Roman" w:hAnsi="Segoe UI" w:cs="Segoe UI"/>
-                <w:color w:val="000000" w:themeColor="text1"/>
-                <w:sz w:val="23"/>
-                <w:szCs w:val="23"/>
-              </w:rPr>
-              <w:t>• Сложность отзыва токена до истечения срока</w:t>
-            </w:r>
-            <w:r>
-              <w:rPr>
-                <w:rFonts w:ascii="Segoe UI" w:eastAsia="Times New Roman" w:hAnsi="Segoe UI" w:cs="Segoe UI"/>
-                <w:color w:val="000000" w:themeColor="text1"/>
-                <w:sz w:val="23"/>
-                <w:szCs w:val="23"/>
-              </w:rPr>
-              <w:br/>
               <w:t>• Увеличенный размер заголовков HTTP</w:t>
             </w:r>
             <w:r>
               <w:rPr>
-                <w:rFonts w:ascii="Segoe UI" w:eastAsia="Times New Roman" w:hAnsi="Segoe UI" w:cs="Segoe UI"/>
+                <w:rFonts w:ascii="Times New Roman" w:eastAsia="Times New Roman" w:hAnsi="Times New Roman" w:cs="Times New Roman"/>
                 <w:color w:val="000000" w:themeColor="text1"/>
                 <w:sz w:val="23"/>
                 <w:szCs w:val="23"/>
@@ -2292,8 +2451,12 @@
     </w:p>
     <w:p>
       <w:pPr>
+        <w:pStyle w:val="aa"/>
+        <w:numPr>
+          <w:ilvl w:val="1"/>
+          <w:numId w:val="1"/>
+        </w:numPr>
         <w:spacing w:before="270" w:after="120" w:line="240" w:lineRule="auto"/>
-        <w:ind w:firstLine="426"/>
         <w:outlineLvl w:val="2"/>
         <w:rPr>
           <w:rFonts w:ascii="Times New Roman" w:eastAsia="Times New Roman" w:hAnsi="Times New Roman" w:cs="Times New Roman"/>
@@ -2313,7 +2476,80 @@
           <w:szCs w:val="24"/>
           <w:lang w:eastAsia="ru-RU"/>
         </w:rPr>
-        <w:t>2.2. Клиентская часть</w:t>
+        <w:t>Клиентская часть</w:t>
+      </w:r>
+    </w:p>
+    <w:p>
+      <w:pPr>
+        <w:spacing w:after="0" w:line="240" w:lineRule="auto"/>
+        <w:ind w:left="360"/>
+        <w:rPr>
+          <w:rFonts w:ascii="Times New Roman" w:eastAsia="Times New Roman" w:hAnsi="Times New Roman" w:cs="Times New Roman"/>
+          <w:color w:val="000000" w:themeColor="text1"/>
+          <w:sz w:val="24"/>
+          <w:szCs w:val="24"/>
+          <w:lang w:eastAsia="ru-RU"/>
+        </w:rPr>
+      </w:pPr>
+      <w:r>
+        <w:rPr>
+          <w:rFonts w:ascii="Times New Roman" w:eastAsia="Times New Roman" w:hAnsi="Times New Roman" w:cs="Times New Roman"/>
+          <w:color w:val="000000" w:themeColor="text1"/>
+          <w:sz w:val="24"/>
+          <w:szCs w:val="24"/>
+          <w:lang w:eastAsia="ru-RU"/>
+        </w:rPr>
+        <w:t xml:space="preserve">Таблица </w:t>
+      </w:r>
+      <w:r>
+        <w:rPr>
+          <w:rFonts w:ascii="Times New Roman" w:eastAsia="Times New Roman" w:hAnsi="Times New Roman" w:cs="Times New Roman"/>
+          <w:color w:val="000000" w:themeColor="text1"/>
+          <w:sz w:val="24"/>
+          <w:szCs w:val="24"/>
+          <w:lang w:val="en-US" w:eastAsia="ru-RU"/>
+        </w:rPr>
+        <w:t>2</w:t>
+      </w:r>
+      <w:r>
+        <w:rPr>
+          <w:rFonts w:ascii="Times New Roman" w:eastAsia="Times New Roman" w:hAnsi="Times New Roman" w:cs="Times New Roman"/>
+          <w:color w:val="000000" w:themeColor="text1"/>
+          <w:sz w:val="24"/>
+          <w:szCs w:val="24"/>
+          <w:lang w:eastAsia="ru-RU"/>
+        </w:rPr>
+        <w:t>.</w:t>
+      </w:r>
+      <w:r>
+        <w:rPr>
+          <w:rFonts w:ascii="Times New Roman" w:eastAsia="Times New Roman" w:hAnsi="Times New Roman" w:cs="Times New Roman"/>
+          <w:color w:val="000000" w:themeColor="text1"/>
+          <w:sz w:val="24"/>
+          <w:szCs w:val="24"/>
+          <w:lang w:val="en-US" w:eastAsia="ru-RU"/>
+        </w:rPr>
+        <w:t>2</w:t>
+      </w:r>
+      <w:r>
+        <w:rPr>
+          <w:rFonts w:ascii="Times New Roman" w:eastAsia="Times New Roman" w:hAnsi="Times New Roman" w:cs="Times New Roman"/>
+          <w:color w:val="000000" w:themeColor="text1"/>
+          <w:sz w:val="24"/>
+          <w:szCs w:val="24"/>
+          <w:lang w:eastAsia="ru-RU"/>
+        </w:rPr>
+        <w:t xml:space="preserve"> – </w:t>
+      </w:r>
+      <w:r>
+        <w:rPr>
+          <w:rFonts w:ascii="Times New Roman" w:eastAsia="Times New Roman" w:hAnsi="Times New Roman" w:cs="Times New Roman"/>
+          <w:color w:val="000000" w:themeColor="text1"/>
+          <w:sz w:val="24"/>
+          <w:szCs w:val="24"/>
+          <w:lang w:eastAsia="ru-RU"/>
+        </w:rPr>
+        <w:t>Клиентская часть</w:t>
       </w:r>
     </w:p>
     <w:tbl>
@@ -2345,7 +2581,7 @@
             </w:pPr>
             <w:r>
               <w:rPr>
-                <w:rFonts w:ascii="Segoe UI" w:eastAsia="Times New Roman" w:hAnsi="Segoe UI" w:cs="Segoe UI"/>
+                <w:rFonts w:ascii="Times New Roman" w:eastAsia="Times New Roman" w:hAnsi="Times New Roman" w:cs="Times New Roman"/>
                 <w:color w:val="000000" w:themeColor="text1"/>
                 <w:sz w:val="23"/>
                 <w:szCs w:val="23"/>
@@ -2369,7 +2605,7 @@
             </w:pPr>
             <w:r>
               <w:rPr>
-                <w:rFonts w:ascii="Segoe UI" w:eastAsia="Times New Roman" w:hAnsi="Segoe UI" w:cs="Segoe UI"/>
+                <w:rFonts w:ascii="Times New Roman" w:eastAsia="Times New Roman" w:hAnsi="Times New Roman" w:cs="Times New Roman"/>
                 <w:color w:val="000000" w:themeColor="text1"/>
                 <w:sz w:val="23"/>
                 <w:szCs w:val="23"/>
@@ -2393,7 +2629,7 @@
             </w:pPr>
             <w:r>
               <w:rPr>
-                <w:rFonts w:ascii="Segoe UI" w:eastAsia="Times New Roman" w:hAnsi="Segoe UI" w:cs="Segoe UI"/>
+                <w:rFonts w:ascii="Times New Roman" w:eastAsia="Times New Roman" w:hAnsi="Times New Roman" w:cs="Times New Roman"/>
                 <w:color w:val="000000" w:themeColor="text1"/>
                 <w:sz w:val="23"/>
                 <w:szCs w:val="23"/>
@@ -2417,7 +2653,7 @@
             </w:pPr>
             <w:r>
               <w:rPr>
-                <w:rFonts w:ascii="Segoe UI" w:eastAsia="Times New Roman" w:hAnsi="Segoe UI" w:cs="Segoe UI"/>
+                <w:rFonts w:ascii="Times New Roman" w:eastAsia="Times New Roman" w:hAnsi="Times New Roman" w:cs="Times New Roman"/>
                 <w:color w:val="000000" w:themeColor="text1"/>
                 <w:sz w:val="23"/>
                 <w:szCs w:val="23"/>
@@ -2443,7 +2679,7 @@
             </w:pPr>
             <w:r>
               <w:rPr>
-                <w:rFonts w:ascii="Segoe UI" w:eastAsia="Times New Roman" w:hAnsi="Segoe UI" w:cs="Segoe UI"/>
+                <w:rFonts w:ascii="Times New Roman" w:eastAsia="Times New Roman" w:hAnsi="Times New Roman" w:cs="Times New Roman"/>
                 <w:color w:val="000000" w:themeColor="text1"/>
                 <w:sz w:val="23"/>
                 <w:szCs w:val="23"/>
@@ -2467,7 +2703,7 @@
             </w:pPr>
             <w:r>
               <w:rPr>
-                <w:rFonts w:ascii="Segoe UI" w:eastAsia="Times New Roman" w:hAnsi="Segoe UI" w:cs="Segoe UI"/>
+                <w:rFonts w:ascii="Times New Roman" w:eastAsia="Times New Roman" w:hAnsi="Times New Roman" w:cs="Times New Roman"/>
                 <w:color w:val="000000" w:themeColor="text1"/>
                 <w:sz w:val="23"/>
                 <w:szCs w:val="23"/>
@@ -2491,7 +2727,7 @@
             </w:pPr>
             <w:r>
               <w:rPr>
-                <w:rFonts w:ascii="Segoe UI" w:eastAsia="Times New Roman" w:hAnsi="Segoe UI" w:cs="Segoe UI"/>
+                <w:rFonts w:ascii="Times New Roman" w:eastAsia="Times New Roman" w:hAnsi="Times New Roman" w:cs="Times New Roman"/>
                 <w:color w:val="000000" w:themeColor="text1"/>
                 <w:sz w:val="23"/>
                 <w:szCs w:val="23"/>
@@ -2500,7 +2736,7 @@
             </w:r>
             <w:r>
               <w:rPr>
-                <w:rFonts w:ascii="Segoe UI" w:eastAsia="Times New Roman" w:hAnsi="Segoe UI" w:cs="Segoe UI"/>
+                <w:rFonts w:ascii="Times New Roman" w:eastAsia="Times New Roman" w:hAnsi="Times New Roman" w:cs="Times New Roman"/>
                 <w:color w:val="000000" w:themeColor="text1"/>
                 <w:sz w:val="23"/>
                 <w:szCs w:val="23"/>
@@ -2525,44 +2761,26 @@
             </w:pPr>
             <w:r>
               <w:rPr>
-                <w:rFonts w:ascii="Segoe UI" w:eastAsia="Times New Roman" w:hAnsi="Segoe UI" w:cs="Segoe UI"/>
+                <w:rFonts w:ascii="Times New Roman" w:eastAsia="Times New Roman" w:hAnsi="Times New Roman" w:cs="Times New Roman"/>
                 <w:color w:val="000000" w:themeColor="text1"/>
                 <w:sz w:val="23"/>
                 <w:szCs w:val="23"/>
               </w:rPr>
-              <w:t>•</w:t>
-            </w:r>
-            <w:r>
-              <w:rPr>
-                <w:rFonts w:ascii="Segoe UI" w:eastAsia="Times New Roman" w:hAnsi="Segoe UI" w:cs="Segoe UI"/>
+              <w:t>• Требует сборки для production</w:t>
+            </w:r>
+            <w:r>
+              <w:rPr>
+                <w:rFonts w:ascii="Times New Roman" w:eastAsia="Times New Roman" w:hAnsi="Times New Roman" w:cs="Times New Roman"/>
                 <w:color w:val="000000" w:themeColor="text1"/>
                 <w:sz w:val="23"/>
                 <w:szCs w:val="23"/>
               </w:rPr>
-              <w:t xml:space="preserve"> </w:t>
-            </w:r>
-            <w:r>
-              <w:rPr>
-                <w:rFonts w:ascii="Segoe UI" w:eastAsia="Times New Roman" w:hAnsi="Segoe UI" w:cs="Segoe UI"/>
-                <w:color w:val="000000" w:themeColor="text1"/>
-                <w:sz w:val="23"/>
-                <w:szCs w:val="23"/>
-              </w:rPr>
-              <w:t>Требует сборки для production</w:t>
-            </w:r>
-            <w:r>
-              <w:rPr>
-                <w:rFonts w:ascii="Segoe UI" w:eastAsia="Times New Roman" w:hAnsi="Segoe UI" w:cs="Segoe UI"/>
-                <w:color w:val="000000" w:themeColor="text1"/>
-                <w:sz w:val="23"/>
-                <w:szCs w:val="23"/>
-              </w:rPr>
               <w:br/>
               <w:t>• Избыточность для простых форм авторизации</w:t>
             </w:r>
             <w:r>
               <w:rPr>
-                <w:rFonts w:ascii="Segoe UI" w:eastAsia="Times New Roman" w:hAnsi="Segoe UI" w:cs="Segoe UI"/>
+                <w:rFonts w:ascii="Times New Roman" w:eastAsia="Times New Roman" w:hAnsi="Times New Roman" w:cs="Times New Roman"/>
                 <w:color w:val="000000" w:themeColor="text1"/>
                 <w:sz w:val="23"/>
                 <w:szCs w:val="23"/>
@@ -2589,7 +2807,7 @@
             </w:pPr>
             <w:r>
               <w:rPr>
-                <w:rFonts w:ascii="Segoe UI" w:eastAsia="Times New Roman" w:hAnsi="Segoe UI" w:cs="Segoe UI"/>
+                <w:rFonts w:ascii="Times New Roman" w:eastAsia="Times New Roman" w:hAnsi="Times New Roman" w:cs="Times New Roman"/>
                 <w:color w:val="000000" w:themeColor="text1"/>
                 <w:sz w:val="23"/>
                 <w:szCs w:val="23"/>
@@ -2613,7 +2831,7 @@
             </w:pPr>
             <w:r>
               <w:rPr>
-                <w:rFonts w:ascii="Segoe UI" w:eastAsia="Times New Roman" w:hAnsi="Segoe UI" w:cs="Segoe UI"/>
+                <w:rFonts w:ascii="Times New Roman" w:eastAsia="Times New Roman" w:hAnsi="Times New Roman" w:cs="Times New Roman"/>
                 <w:color w:val="000000" w:themeColor="text1"/>
                 <w:sz w:val="23"/>
                 <w:szCs w:val="23"/>
@@ -2637,7 +2855,7 @@
             </w:pPr>
             <w:r>
               <w:rPr>
-                <w:rFonts w:ascii="Segoe UI" w:eastAsia="Times New Roman" w:hAnsi="Segoe UI" w:cs="Segoe UI"/>
+                <w:rFonts w:ascii="Times New Roman" w:eastAsia="Times New Roman" w:hAnsi="Times New Roman" w:cs="Times New Roman"/>
                 <w:color w:val="000000" w:themeColor="text1"/>
                 <w:sz w:val="23"/>
                 <w:szCs w:val="23"/>
@@ -2646,7 +2864,7 @@
             </w:r>
             <w:r>
               <w:rPr>
-                <w:rFonts w:ascii="Segoe UI" w:eastAsia="Times New Roman" w:hAnsi="Segoe UI" w:cs="Segoe UI"/>
+                <w:rFonts w:ascii="Times New Roman" w:eastAsia="Times New Roman" w:hAnsi="Times New Roman" w:cs="Times New Roman"/>
                 <w:color w:val="000000" w:themeColor="text1"/>
                 <w:sz w:val="23"/>
                 <w:szCs w:val="23"/>
@@ -2656,7 +2874,7 @@
             </w:r>
             <w:r>
               <w:rPr>
-                <w:rFonts w:ascii="Segoe UI" w:eastAsia="Times New Roman" w:hAnsi="Segoe UI" w:cs="Segoe UI"/>
+                <w:rFonts w:ascii="Times New Roman" w:eastAsia="Times New Roman" w:hAnsi="Times New Roman" w:cs="Times New Roman"/>
                 <w:color w:val="000000" w:themeColor="text1"/>
                 <w:sz w:val="23"/>
                 <w:szCs w:val="23"/>
@@ -2681,7 +2899,7 @@
             </w:pPr>
             <w:r>
               <w:rPr>
-                <w:rFonts w:ascii="Segoe UI" w:eastAsia="Times New Roman" w:hAnsi="Segoe UI" w:cs="Segoe UI"/>
+                <w:rFonts w:ascii="Times New Roman" w:eastAsia="Times New Roman" w:hAnsi="Times New Roman" w:cs="Times New Roman"/>
                 <w:color w:val="000000" w:themeColor="text1"/>
                 <w:sz w:val="23"/>
                 <w:szCs w:val="23"/>
@@ -2690,7 +2908,7 @@
             </w:r>
             <w:r>
               <w:rPr>
-                <w:rFonts w:ascii="Segoe UI" w:eastAsia="Times New Roman" w:hAnsi="Segoe UI" w:cs="Segoe UI"/>
+                <w:rFonts w:ascii="Times New Roman" w:eastAsia="Times New Roman" w:hAnsi="Times New Roman" w:cs="Times New Roman"/>
                 <w:color w:val="000000" w:themeColor="text1"/>
                 <w:sz w:val="23"/>
                 <w:szCs w:val="23"/>
@@ -2700,7 +2918,7 @@
             </w:r>
             <w:r>
               <w:rPr>
-                <w:rFonts w:ascii="Segoe UI" w:eastAsia="Times New Roman" w:hAnsi="Segoe UI" w:cs="Segoe UI"/>
+                <w:rFonts w:ascii="Times New Roman" w:eastAsia="Times New Roman" w:hAnsi="Times New Roman" w:cs="Times New Roman"/>
                 <w:color w:val="000000" w:themeColor="text1"/>
                 <w:sz w:val="23"/>
                 <w:szCs w:val="23"/>
@@ -2720,7 +2938,7 @@
             <w:pPr>
               <w:spacing w:before="30" w:after="30" w:line="240" w:lineRule="auto"/>
               <w:rPr>
-                <w:rFonts w:ascii="Segoe UI" w:eastAsia="Times New Roman" w:hAnsi="Segoe UI" w:cs="Segoe UI"/>
+                <w:rFonts w:ascii="Times New Roman" w:eastAsia="Times New Roman" w:hAnsi="Times New Roman" w:cs="Times New Roman"/>
                 <w:color w:val="000000" w:themeColor="text1"/>
                 <w:sz w:val="23"/>
                 <w:szCs w:val="23"/>
@@ -2728,7 +2946,7 @@
             </w:pPr>
             <w:r>
               <w:rPr>
-                <w:rFonts w:ascii="Segoe UI" w:eastAsia="Times New Roman" w:hAnsi="Segoe UI" w:cs="Segoe UI"/>
+                <w:rFonts w:ascii="Times New Roman" w:eastAsia="Times New Roman" w:hAnsi="Times New Roman" w:cs="Times New Roman"/>
                 <w:color w:val="000000" w:themeColor="text1"/>
                 <w:sz w:val="23"/>
                 <w:szCs w:val="23"/>
@@ -2745,7 +2963,7 @@
             <w:pPr>
               <w:spacing w:before="30" w:after="30" w:line="240" w:lineRule="auto"/>
               <w:rPr>
-                <w:rFonts w:ascii="Segoe UI" w:eastAsia="Times New Roman" w:hAnsi="Segoe UI" w:cs="Segoe UI"/>
+                <w:rFonts w:ascii="Times New Roman" w:eastAsia="Times New Roman" w:hAnsi="Times New Roman" w:cs="Times New Roman"/>
                 <w:color w:val="000000" w:themeColor="text1"/>
                 <w:sz w:val="23"/>
                 <w:szCs w:val="23"/>
@@ -2753,7 +2971,7 @@
             </w:pPr>
             <w:r>
               <w:rPr>
-                <w:rFonts w:ascii="Segoe UI" w:eastAsia="Times New Roman" w:hAnsi="Segoe UI" w:cs="Segoe UI"/>
+                <w:rFonts w:ascii="Times New Roman" w:eastAsia="Times New Roman" w:hAnsi="Times New Roman" w:cs="Times New Roman"/>
                 <w:color w:val="000000" w:themeColor="text1"/>
                 <w:sz w:val="23"/>
                 <w:szCs w:val="23"/>
@@ -2770,7 +2988,7 @@
             <w:pPr>
               <w:spacing w:before="30" w:after="30" w:line="240" w:lineRule="auto"/>
               <w:rPr>
-                <w:rFonts w:ascii="Segoe UI" w:eastAsia="Times New Roman" w:hAnsi="Segoe UI" w:cs="Segoe UI"/>
+                <w:rFonts w:ascii="Times New Roman" w:eastAsia="Times New Roman" w:hAnsi="Times New Roman" w:cs="Times New Roman"/>
                 <w:color w:val="000000" w:themeColor="text1"/>
                 <w:sz w:val="23"/>
                 <w:szCs w:val="23"/>
@@ -2778,7 +2996,7 @@
             </w:pPr>
             <w:r>
               <w:rPr>
-                <w:rFonts w:ascii="Segoe UI" w:eastAsia="Times New Roman" w:hAnsi="Segoe UI" w:cs="Segoe UI"/>
+                <w:rFonts w:ascii="Times New Roman" w:eastAsia="Times New Roman" w:hAnsi="Times New Roman" w:cs="Times New Roman"/>
                 <w:color w:val="000000" w:themeColor="text1"/>
                 <w:sz w:val="23"/>
                 <w:szCs w:val="23"/>
@@ -2787,7 +3005,7 @@
             </w:r>
             <w:r>
               <w:rPr>
-                <w:rFonts w:ascii="Segoe UI" w:eastAsia="Times New Roman" w:hAnsi="Segoe UI" w:cs="Segoe UI"/>
+                <w:rFonts w:ascii="Times New Roman" w:eastAsia="Times New Roman" w:hAnsi="Times New Roman" w:cs="Times New Roman"/>
                 <w:color w:val="000000" w:themeColor="text1"/>
                 <w:sz w:val="23"/>
                 <w:szCs w:val="23"/>
@@ -2805,7 +3023,7 @@
             <w:pPr>
               <w:spacing w:before="30" w:after="30" w:line="240" w:lineRule="auto"/>
               <w:rPr>
-                <w:rFonts w:ascii="Segoe UI" w:eastAsia="Times New Roman" w:hAnsi="Segoe UI" w:cs="Segoe UI"/>
+                <w:rFonts w:ascii="Times New Roman" w:eastAsia="Times New Roman" w:hAnsi="Times New Roman" w:cs="Times New Roman"/>
                 <w:color w:val="000000" w:themeColor="text1"/>
                 <w:sz w:val="23"/>
                 <w:szCs w:val="23"/>
@@ -2813,7 +3031,7 @@
             </w:pPr>
             <w:r>
               <w:rPr>
-                <w:rFonts w:ascii="Segoe UI" w:eastAsia="Times New Roman" w:hAnsi="Segoe UI" w:cs="Segoe UI"/>
+                <w:rFonts w:ascii="Times New Roman" w:eastAsia="Times New Roman" w:hAnsi="Times New Roman" w:cs="Times New Roman"/>
                 <w:color w:val="000000" w:themeColor="text1"/>
                 <w:sz w:val="23"/>
                 <w:szCs w:val="23"/>
@@ -2822,7 +3040,7 @@
             </w:r>
             <w:r>
               <w:rPr>
-                <w:rFonts w:ascii="Segoe UI" w:eastAsia="Times New Roman" w:hAnsi="Segoe UI" w:cs="Segoe UI"/>
+                <w:rFonts w:ascii="Times New Roman" w:eastAsia="Times New Roman" w:hAnsi="Times New Roman" w:cs="Times New Roman"/>
                 <w:color w:val="000000" w:themeColor="text1"/>
                 <w:sz w:val="23"/>
                 <w:szCs w:val="23"/>
@@ -2832,7 +3050,7 @@
             </w:r>
             <w:r>
               <w:rPr>
-                <w:rFonts w:ascii="Segoe UI" w:eastAsia="Times New Roman" w:hAnsi="Segoe UI" w:cs="Segoe UI"/>
+                <w:rFonts w:ascii="Times New Roman" w:eastAsia="Times New Roman" w:hAnsi="Times New Roman" w:cs="Times New Roman"/>
                 <w:color w:val="000000" w:themeColor="text1"/>
                 <w:sz w:val="23"/>
                 <w:szCs w:val="23"/>
@@ -2903,6 +3121,7 @@
           <w:szCs w:val="24"/>
           <w:lang w:eastAsia="ru-RU"/>
         </w:rPr>
+        <w:lastRenderedPageBreak/>
         <w:t>Используется реляционная СУБД SQLite через better-sqlite3. База данных состоит из двух таблиц:</w:t>
       </w:r>
     </w:p>
@@ -2926,7 +3145,6 @@
           <w:szCs w:val="24"/>
           <w:lang w:eastAsia="ru-RU"/>
         </w:rPr>
-        <w:lastRenderedPageBreak/>
         <w:t xml:space="preserve">Таблица 3.1 – </w:t>
       </w:r>
       <w:r>
@@ -4711,6 +4929,14 @@
           <w:szCs w:val="24"/>
         </w:rPr>
         <w:t>1</w:t>
+      </w:r>
+      <w:r>
+        <w:rPr>
+          <w:rFonts w:ascii="Times New Roman" w:hAnsi="Times New Roman" w:cs="Times New Roman"/>
+          <w:sz w:val="24"/>
+          <w:szCs w:val="24"/>
+        </w:rPr>
+        <w:t>.</w:t>
       </w:r>
     </w:p>
     <w:p>
@@ -4768,6 +4994,8 @@
           <w:i w:val="0"/>
           <w:iCs w:val="0"/>
           <w:color w:val="000000" w:themeColor="text1"/>
+          <w:sz w:val="24"/>
+          <w:szCs w:val="24"/>
         </w:rPr>
       </w:pPr>
       <w:r>
@@ -4776,6 +5004,8 @@
           <w:i w:val="0"/>
           <w:iCs w:val="0"/>
           <w:color w:val="000000" w:themeColor="text1"/>
+          <w:sz w:val="24"/>
+          <w:szCs w:val="24"/>
         </w:rPr>
         <w:t xml:space="preserve">Рисунок </w:t>
       </w:r>
@@ -4785,6 +5015,8 @@
           <w:i w:val="0"/>
           <w:iCs w:val="0"/>
           <w:color w:val="000000" w:themeColor="text1"/>
+          <w:sz w:val="24"/>
+          <w:szCs w:val="24"/>
         </w:rPr>
         <w:t>1</w:t>
       </w:r>
@@ -4794,6 +5026,8 @@
           <w:i w:val="0"/>
           <w:iCs w:val="0"/>
           <w:color w:val="000000" w:themeColor="text1"/>
+          <w:sz w:val="24"/>
+          <w:szCs w:val="24"/>
         </w:rPr>
         <w:t xml:space="preserve"> </w:t>
       </w:r>
@@ -4803,6 +5037,8 @@
           <w:i w:val="0"/>
           <w:iCs w:val="0"/>
           <w:color w:val="000000" w:themeColor="text1"/>
+          <w:sz w:val="24"/>
+          <w:szCs w:val="24"/>
         </w:rPr>
         <w:t>–</w:t>
       </w:r>
@@ -4812,6 +5048,8 @@
           <w:i w:val="0"/>
           <w:iCs w:val="0"/>
           <w:color w:val="000000" w:themeColor="text1"/>
+          <w:sz w:val="24"/>
+          <w:szCs w:val="24"/>
         </w:rPr>
         <w:t xml:space="preserve"> </w:t>
       </w:r>
@@ -4821,8 +5059,21 @@
           <w:i w:val="0"/>
           <w:iCs w:val="0"/>
           <w:color w:val="000000" w:themeColor="text1"/>
+          <w:sz w:val="24"/>
+          <w:szCs w:val="24"/>
         </w:rPr>
         <w:t>результаты выполнения юнит-тестов</w:t>
+      </w:r>
+      <w:r>
+        <w:rPr>
+          <w:rFonts w:ascii="Times New Roman" w:hAnsi="Times New Roman" w:cs="Times New Roman"/>
+          <w:i w:val="0"/>
+          <w:iCs w:val="0"/>
+          <w:color w:val="000000" w:themeColor="text1"/>
+          <w:sz w:val="24"/>
+          <w:szCs w:val="24"/>
+        </w:rPr>
+        <w:t>.</w:t>
       </w:r>
     </w:p>
     <w:p>
@@ -4875,6 +5126,7 @@
           <w:sz w:val="24"/>
           <w:szCs w:val="24"/>
         </w:rPr>
+        <w:lastRenderedPageBreak/>
         <w:t xml:space="preserve"> </w:t>
       </w:r>
       <w:r>
@@ -4890,16 +5142,8 @@
     </w:p>
     <w:p>
       <w:pPr>
-        <w:rPr>
-          <w:rFonts w:ascii="Times New Roman" w:hAnsi="Times New Roman" w:cs="Times New Roman"/>
-          <w:sz w:val="24"/>
-          <w:szCs w:val="24"/>
-        </w:rPr>
-      </w:pPr>
-    </w:p>
-    <w:p>
-      <w:pPr>
         <w:ind w:firstLine="708"/>
+        <w:jc w:val="both"/>
         <w:rPr>
           <w:rFonts w:ascii="Times New Roman" w:hAnsi="Times New Roman" w:cs="Times New Roman"/>
           <w:sz w:val="24"/>
@@ -6662,6 +6906,7 @@
           <w:rFonts w:ascii="Times New Roman" w:hAnsi="Times New Roman" w:cs="Times New Roman"/>
           <w:sz w:val="24"/>
           <w:szCs w:val="24"/>
+          <w:lang w:val="en-US"/>
         </w:rPr>
       </w:pPr>
     </w:p>
@@ -9209,6 +9454,7 @@
     </w:p>
     <w:p>
       <w:pPr>
+        <w:jc w:val="both"/>
         <w:rPr>
           <w:rFonts w:ascii="Times New Roman" w:hAnsi="Times New Roman" w:cs="Times New Roman"/>
           <w:sz w:val="24"/>
@@ -10707,9 +10953,9 @@
   </w:abstractNum>
   <w:abstractNum w:abstractNumId="10" w15:restartNumberingAfterBreak="0">
     <w:nsid w:val="394A7DFA"/>
-    <w:multiLevelType w:val="hybridMultilevel"/>
-    <w:tmpl w:val="4634A03C"/>
-    <w:lvl w:ilvl="0" w:tplc="9342C35C">
+    <w:multiLevelType w:val="multilevel"/>
+    <w:tmpl w:val="4DB8F72A"/>
+    <w:lvl w:ilvl="0">
       <w:start w:val="1"/>
       <w:numFmt w:val="decimal"/>
       <w:lvlText w:val="%1."/>
@@ -10725,77 +10971,109 @@
         <w:szCs w:val="24"/>
       </w:rPr>
     </w:lvl>
-    <w:lvl w:ilvl="1" w:tplc="04190019" w:tentative="1">
-      <w:start w:val="1"/>
-      <w:numFmt w:val="lowerLetter"/>
-      <w:lvlText w:val="%2."/>
-      <w:lvlJc w:val="left"/>
-      <w:pPr>
-        <w:ind w:left="1440" w:hanging="360"/>
-      </w:pPr>
-    </w:lvl>
-    <w:lvl w:ilvl="2" w:tplc="0419001B" w:tentative="1">
-      <w:start w:val="1"/>
-      <w:numFmt w:val="lowerRoman"/>
-      <w:lvlText w:val="%3."/>
-      <w:lvlJc w:val="right"/>
-      <w:pPr>
-        <w:ind w:left="2160" w:hanging="180"/>
-      </w:pPr>
-    </w:lvl>
-    <w:lvl w:ilvl="3" w:tplc="0419000F" w:tentative="1">
-      <w:start w:val="1"/>
+    <w:lvl w:ilvl="1">
+      <w:start w:val="2"/>
       <w:numFmt w:val="decimal"/>
-      <w:lvlText w:val="%4."/>
-      <w:lvlJc w:val="left"/>
-      <w:pPr>
-        <w:ind w:left="2880" w:hanging="360"/>
-      </w:pPr>
-    </w:lvl>
-    <w:lvl w:ilvl="4" w:tplc="04190019" w:tentative="1">
-      <w:start w:val="1"/>
-      <w:numFmt w:val="lowerLetter"/>
-      <w:lvlText w:val="%5."/>
-      <w:lvlJc w:val="left"/>
-      <w:pPr>
-        <w:ind w:left="3600" w:hanging="360"/>
-      </w:pPr>
-    </w:lvl>
-    <w:lvl w:ilvl="5" w:tplc="0419001B" w:tentative="1">
-      <w:start w:val="1"/>
-      <w:numFmt w:val="lowerRoman"/>
-      <w:lvlText w:val="%6."/>
-      <w:lvlJc w:val="right"/>
-      <w:pPr>
-        <w:ind w:left="4320" w:hanging="180"/>
-      </w:pPr>
-    </w:lvl>
-    <w:lvl w:ilvl="6" w:tplc="0419000F" w:tentative="1">
+      <w:isLgl/>
+      <w:lvlText w:val="%1.%2."/>
+      <w:lvlJc w:val="left"/>
+      <w:pPr>
+        <w:ind w:left="846" w:hanging="420"/>
+      </w:pPr>
+      <w:rPr>
+        <w:rFonts w:hint="default"/>
+      </w:rPr>
+    </w:lvl>
+    <w:lvl w:ilvl="2">
       <w:start w:val="1"/>
       <w:numFmt w:val="decimal"/>
-      <w:lvlText w:val="%7."/>
-      <w:lvlJc w:val="left"/>
-      <w:pPr>
-        <w:ind w:left="5040" w:hanging="360"/>
-      </w:pPr>
-    </w:lvl>
-    <w:lvl w:ilvl="7" w:tplc="04190019" w:tentative="1">
-      <w:start w:val="1"/>
-      <w:numFmt w:val="lowerLetter"/>
-      <w:lvlText w:val="%8."/>
-      <w:lvlJc w:val="left"/>
-      <w:pPr>
-        <w:ind w:left="5760" w:hanging="360"/>
-      </w:pPr>
-    </w:lvl>
-    <w:lvl w:ilvl="8" w:tplc="0419001B" w:tentative="1">
-      <w:start w:val="1"/>
-      <w:numFmt w:val="lowerRoman"/>
-      <w:lvlText w:val="%9."/>
-      <w:lvlJc w:val="right"/>
-      <w:pPr>
-        <w:ind w:left="6480" w:hanging="180"/>
-      </w:pPr>
+      <w:isLgl/>
+      <w:lvlText w:val="%1.%2.%3."/>
+      <w:lvlJc w:val="left"/>
+      <w:pPr>
+        <w:ind w:left="1212" w:hanging="720"/>
+      </w:pPr>
+      <w:rPr>
+        <w:rFonts w:hint="default"/>
+      </w:rPr>
+    </w:lvl>
+    <w:lvl w:ilvl="3">
+      <w:start w:val="1"/>
+      <w:numFmt w:val="decimal"/>
+      <w:isLgl/>
+      <w:lvlText w:val="%1.%2.%3.%4."/>
+      <w:lvlJc w:val="left"/>
+      <w:pPr>
+        <w:ind w:left="1278" w:hanging="720"/>
+      </w:pPr>
+      <w:rPr>
+        <w:rFonts w:hint="default"/>
+      </w:rPr>
+    </w:lvl>
+    <w:lvl w:ilvl="4">
+      <w:start w:val="1"/>
+      <w:numFmt w:val="decimal"/>
+      <w:isLgl/>
+      <w:lvlText w:val="%1.%2.%3.%4.%5."/>
+      <w:lvlJc w:val="left"/>
+      <w:pPr>
+        <w:ind w:left="1704" w:hanging="1080"/>
+      </w:pPr>
+      <w:rPr>
+        <w:rFonts w:hint="default"/>
+      </w:rPr>
+    </w:lvl>
+    <w:lvl w:ilvl="5">
+      <w:start w:val="1"/>
+      <w:numFmt w:val="decimal"/>
+      <w:isLgl/>
+      <w:lvlText w:val="%1.%2.%3.%4.%5.%6."/>
+      <w:lvlJc w:val="left"/>
+      <w:pPr>
+        <w:ind w:left="1770" w:hanging="1080"/>
+      </w:pPr>
+      <w:rPr>
+        <w:rFonts w:hint="default"/>
+      </w:rPr>
+    </w:lvl>
+    <w:lvl w:ilvl="6">
+      <w:start w:val="1"/>
+      <w:numFmt w:val="decimal"/>
+      <w:isLgl/>
+      <w:lvlText w:val="%1.%2.%3.%4.%5.%6.%7."/>
+      <w:lvlJc w:val="left"/>
+      <w:pPr>
+        <w:ind w:left="2196" w:hanging="1440"/>
+      </w:pPr>
+      <w:rPr>
+        <w:rFonts w:hint="default"/>
+      </w:rPr>
+    </w:lvl>
+    <w:lvl w:ilvl="7">
+      <w:start w:val="1"/>
+      <w:numFmt w:val="decimal"/>
+      <w:isLgl/>
+      <w:lvlText w:val="%1.%2.%3.%4.%5.%6.%7.%8."/>
+      <w:lvlJc w:val="left"/>
+      <w:pPr>
+        <w:ind w:left="2262" w:hanging="1440"/>
+      </w:pPr>
+      <w:rPr>
+        <w:rFonts w:hint="default"/>
+      </w:rPr>
+    </w:lvl>
+    <w:lvl w:ilvl="8">
+      <w:start w:val="1"/>
+      <w:numFmt w:val="decimal"/>
+      <w:isLgl/>
+      <w:lvlText w:val="%1.%2.%3.%4.%5.%6.%7.%8.%9."/>
+      <w:lvlJc w:val="left"/>
+      <w:pPr>
+        <w:ind w:left="2688" w:hanging="1800"/>
+      </w:pPr>
+      <w:rPr>
+        <w:rFonts w:hint="default"/>
+      </w:rPr>
     </w:lvl>
   </w:abstractNum>
   <w:abstractNum w:abstractNumId="11" w15:restartNumberingAfterBreak="0">
@@ -13201,7 +13479,7 @@
   <w:style w:type="paragraph" w:default="1" w:styleId="a">
     <w:name w:val="Normal"/>
     <w:qFormat/>
-    <w:rsid w:val="007B1A00"/>
+    <w:rsid w:val="002A469F"/>
     <w:pPr>
       <w:spacing w:after="200" w:line="276" w:lineRule="auto"/>
     </w:pPr>
@@ -13773,7 +14051,7 @@
 </file>
 
 <file path=customXml/itemProps1.xml><?xml version="1.0" encoding="utf-8"?>
-<ds:datastoreItem xmlns:ds="http://schemas.openxmlformats.org/officeDocument/2006/customXml" ds:itemID="{1E5172C9-B2EE-4768-8C3A-F70A73BB0BDE}">
+<ds:datastoreItem xmlns:ds="http://schemas.openxmlformats.org/officeDocument/2006/customXml" ds:itemID="{0870FC3F-FD74-435C-87A0-686A741EB52C}">
   <ds:schemaRefs>
     <ds:schemaRef ds:uri="http://schemas.openxmlformats.org/officeDocument/2006/bibliography"/>
   </ds:schemaRefs>

--- a/Отчет_3_РПС.docx
+++ b/Отчет_3_РПС.docx
@@ -1568,37 +1568,7 @@
           <w:szCs w:val="24"/>
           <w:lang w:eastAsia="ru-RU"/>
         </w:rPr>
-        <w:t xml:space="preserve">Таблица </w:t>
-      </w:r>
-      <w:r>
-        <w:rPr>
-          <w:rFonts w:ascii="Times New Roman" w:eastAsia="Times New Roman" w:hAnsi="Times New Roman" w:cs="Times New Roman"/>
-          <w:color w:val="000000" w:themeColor="text1"/>
-          <w:sz w:val="24"/>
-          <w:szCs w:val="24"/>
-          <w:lang w:eastAsia="ru-RU"/>
-        </w:rPr>
-        <w:t>2</w:t>
-      </w:r>
-      <w:r>
-        <w:rPr>
-          <w:rFonts w:ascii="Times New Roman" w:eastAsia="Times New Roman" w:hAnsi="Times New Roman" w:cs="Times New Roman"/>
-          <w:color w:val="000000" w:themeColor="text1"/>
-          <w:sz w:val="24"/>
-          <w:szCs w:val="24"/>
-          <w:lang w:eastAsia="ru-RU"/>
-        </w:rPr>
-        <w:t xml:space="preserve">.1 – </w:t>
-      </w:r>
-      <w:r>
-        <w:rPr>
-          <w:rFonts w:ascii="Times New Roman" w:eastAsia="Times New Roman" w:hAnsi="Times New Roman" w:cs="Times New Roman"/>
-          <w:color w:val="000000" w:themeColor="text1"/>
-          <w:sz w:val="24"/>
-          <w:szCs w:val="24"/>
-          <w:lang w:eastAsia="ru-RU"/>
-        </w:rPr>
-        <w:t>Серверная часть</w:t>
+        <w:t>Таблица 2.1 – Серверная часть</w:t>
       </w:r>
     </w:p>
     <w:tbl>
@@ -1857,19 +1827,8 @@
                 <w:szCs w:val="23"/>
               </w:rPr>
               <w:br/>
-              <w:t xml:space="preserve">• Требуется ручная настройка </w:t>
-            </w:r>
-            <w:proofErr w:type="spellStart"/>
-            <w:r>
-              <w:rPr>
-                <w:rFonts w:ascii="Times New Roman" w:eastAsia="Times New Roman" w:hAnsi="Times New Roman" w:cs="Times New Roman"/>
-                <w:color w:val="000000" w:themeColor="text1"/>
-                <w:sz w:val="23"/>
-                <w:szCs w:val="23"/>
-              </w:rPr>
-              <w:t>middleware</w:t>
-            </w:r>
-            <w:proofErr w:type="spellEnd"/>
+              <w:t>• Требуется ручная настройка middleware</w:t>
+            </w:r>
             <w:r>
               <w:rPr>
                 <w:rFonts w:ascii="Times New Roman" w:eastAsia="Times New Roman" w:hAnsi="Times New Roman" w:cs="Times New Roman"/>
@@ -2099,37 +2058,7 @@
           <w:szCs w:val="24"/>
           <w:lang w:eastAsia="ru-RU"/>
         </w:rPr>
-        <w:t>Продолжение т</w:t>
-      </w:r>
-      <w:r>
-        <w:rPr>
-          <w:rFonts w:ascii="Times New Roman" w:eastAsia="Times New Roman" w:hAnsi="Times New Roman" w:cs="Times New Roman"/>
-          <w:color w:val="000000" w:themeColor="text1"/>
-          <w:sz w:val="24"/>
-          <w:szCs w:val="24"/>
-          <w:lang w:eastAsia="ru-RU"/>
-        </w:rPr>
-        <w:t>аблиц</w:t>
-      </w:r>
-      <w:r>
-        <w:rPr>
-          <w:rFonts w:ascii="Times New Roman" w:eastAsia="Times New Roman" w:hAnsi="Times New Roman" w:cs="Times New Roman"/>
-          <w:color w:val="000000" w:themeColor="text1"/>
-          <w:sz w:val="24"/>
-          <w:szCs w:val="24"/>
-          <w:lang w:eastAsia="ru-RU"/>
-        </w:rPr>
-        <w:t>ы</w:t>
-      </w:r>
-      <w:r>
-        <w:rPr>
-          <w:rFonts w:ascii="Times New Roman" w:eastAsia="Times New Roman" w:hAnsi="Times New Roman" w:cs="Times New Roman"/>
-          <w:color w:val="000000" w:themeColor="text1"/>
-          <w:sz w:val="24"/>
-          <w:szCs w:val="24"/>
-          <w:lang w:eastAsia="ru-RU"/>
-        </w:rPr>
-        <w:t xml:space="preserve"> 2.1 </w:t>
+        <w:t xml:space="preserve">Продолжение таблицы 2.1 </w:t>
       </w:r>
     </w:p>
     <w:tbl>
@@ -2147,7 +2076,7 @@
       <w:tr>
         <w:tc>
           <w:tcPr>
-            <w:tcW w:w="2336" w:type="dxa"/>
+            <w:tcW w:w="2202" w:type="dxa"/>
           </w:tcPr>
           <w:p>
             <w:pPr>
@@ -2155,26 +2084,25 @@
               <w:outlineLvl w:val="2"/>
               <w:rPr>
                 <w:rFonts w:ascii="Times New Roman" w:eastAsia="Times New Roman" w:hAnsi="Times New Roman" w:cs="Times New Roman"/>
-                <w:b/>
-                <w:bCs/>
-                <w:sz w:val="24"/>
-                <w:szCs w:val="24"/>
-              </w:rPr>
-            </w:pPr>
-            <w:r>
-              <w:rPr>
-                <w:rFonts w:ascii="Times New Roman" w:eastAsia="Times New Roman" w:hAnsi="Times New Roman" w:cs="Times New Roman"/>
                 <w:color w:val="000000" w:themeColor="text1"/>
                 <w:sz w:val="23"/>
                 <w:szCs w:val="23"/>
               </w:rPr>
-              <w:t>Хеширование паролей</w:t>
+            </w:pPr>
+            <w:r>
+              <w:rPr>
+                <w:rFonts w:ascii="Times New Roman" w:eastAsia="Times New Roman" w:hAnsi="Times New Roman" w:cs="Times New Roman"/>
+                <w:color w:val="000000" w:themeColor="text1"/>
+                <w:sz w:val="23"/>
+                <w:szCs w:val="23"/>
+              </w:rPr>
+              <w:t>Компонент</w:t>
             </w:r>
           </w:p>
         </w:tc>
         <w:tc>
           <w:tcPr>
-            <w:tcW w:w="2336" w:type="dxa"/>
+            <w:tcW w:w="2189" w:type="dxa"/>
           </w:tcPr>
           <w:p>
             <w:pPr>
@@ -2182,26 +2110,25 @@
               <w:outlineLvl w:val="2"/>
               <w:rPr>
                 <w:rFonts w:ascii="Times New Roman" w:eastAsia="Times New Roman" w:hAnsi="Times New Roman" w:cs="Times New Roman"/>
-                <w:b/>
-                <w:bCs/>
-                <w:sz w:val="24"/>
-                <w:szCs w:val="24"/>
-              </w:rPr>
-            </w:pPr>
-            <w:r>
-              <w:rPr>
-                <w:rFonts w:ascii="Times New Roman" w:eastAsia="Times New Roman" w:hAnsi="Times New Roman" w:cs="Times New Roman"/>
                 <w:color w:val="000000" w:themeColor="text1"/>
                 <w:sz w:val="23"/>
                 <w:szCs w:val="23"/>
               </w:rPr>
-              <w:t>bcryptjs 3.0.3</w:t>
+            </w:pPr>
+            <w:r>
+              <w:rPr>
+                <w:rFonts w:ascii="Times New Roman" w:eastAsia="Times New Roman" w:hAnsi="Times New Roman" w:cs="Times New Roman"/>
+                <w:color w:val="000000" w:themeColor="text1"/>
+                <w:sz w:val="23"/>
+                <w:szCs w:val="23"/>
+              </w:rPr>
+              <w:t>Выбранная технология</w:t>
             </w:r>
           </w:p>
         </w:tc>
         <w:tc>
           <w:tcPr>
-            <w:tcW w:w="2336" w:type="dxa"/>
+            <w:tcW w:w="2224" w:type="dxa"/>
           </w:tcPr>
           <w:p>
             <w:pPr>
@@ -2209,21 +2136,11 @@
               <w:outlineLvl w:val="2"/>
               <w:rPr>
                 <w:rFonts w:ascii="Times New Roman" w:eastAsia="Times New Roman" w:hAnsi="Times New Roman" w:cs="Times New Roman"/>
-                <w:b/>
-                <w:bCs/>
-                <w:sz w:val="24"/>
-                <w:szCs w:val="24"/>
-              </w:rPr>
-            </w:pPr>
-            <w:r>
-              <w:rPr>
-                <w:rFonts w:ascii="Times New Roman" w:eastAsia="Times New Roman" w:hAnsi="Times New Roman" w:cs="Times New Roman"/>
                 <w:color w:val="000000" w:themeColor="text1"/>
                 <w:sz w:val="23"/>
                 <w:szCs w:val="23"/>
               </w:rPr>
-              <w:t>• Проверенная безопасность для учебного проекта</w:t>
-            </w:r>
+            </w:pPr>
             <w:r>
               <w:rPr>
                 <w:rFonts w:ascii="Times New Roman" w:eastAsia="Times New Roman" w:hAnsi="Times New Roman" w:cs="Times New Roman"/>
@@ -2231,24 +2148,13 @@
                 <w:sz w:val="23"/>
                 <w:szCs w:val="23"/>
               </w:rPr>
-              <w:br/>
-              <w:t>• Настраиваемая сложность (10 rounds оптимально)</w:t>
-            </w:r>
-            <w:r>
-              <w:rPr>
-                <w:rFonts w:ascii="Times New Roman" w:eastAsia="Times New Roman" w:hAnsi="Times New Roman" w:cs="Times New Roman"/>
-                <w:color w:val="000000" w:themeColor="text1"/>
-                <w:sz w:val="23"/>
-                <w:szCs w:val="23"/>
-              </w:rPr>
-              <w:br/>
-              <w:t>• Широкая поддержка в экосистеме Node.js</w:t>
+              <w:t>Плюсы для данного проекта</w:t>
             </w:r>
           </w:p>
         </w:tc>
         <w:tc>
           <w:tcPr>
-            <w:tcW w:w="2337" w:type="dxa"/>
+            <w:tcW w:w="2730" w:type="dxa"/>
           </w:tcPr>
           <w:p>
             <w:pPr>
@@ -2256,21 +2162,11 @@
               <w:outlineLvl w:val="2"/>
               <w:rPr>
                 <w:rFonts w:ascii="Times New Roman" w:eastAsia="Times New Roman" w:hAnsi="Times New Roman" w:cs="Times New Roman"/>
-                <w:b/>
-                <w:bCs/>
-                <w:sz w:val="24"/>
-                <w:szCs w:val="24"/>
-              </w:rPr>
-            </w:pPr>
-            <w:r>
-              <w:rPr>
-                <w:rFonts w:ascii="Times New Roman" w:eastAsia="Times New Roman" w:hAnsi="Times New Roman" w:cs="Times New Roman"/>
                 <w:color w:val="000000" w:themeColor="text1"/>
                 <w:sz w:val="23"/>
                 <w:szCs w:val="23"/>
               </w:rPr>
-              <w:t>• Высокая нагрузка на CPU при регистрации/авторизации</w:t>
-            </w:r>
+            </w:pPr>
             <w:r>
               <w:rPr>
                 <w:rFonts w:ascii="Times New Roman" w:eastAsia="Times New Roman" w:hAnsi="Times New Roman" w:cs="Times New Roman"/>
@@ -2278,8 +2174,7 @@
                 <w:sz w:val="23"/>
                 <w:szCs w:val="23"/>
               </w:rPr>
-              <w:br/>
-              <w:t>• Медленнее альтернатив (argon2)</w:t>
+              <w:t>Минусы для данного проекта</w:t>
             </w:r>
           </w:p>
         </w:tc>
@@ -2287,7 +2182,7 @@
       <w:tr>
         <w:tc>
           <w:tcPr>
-            <w:tcW w:w="2336" w:type="dxa"/>
+            <w:tcW w:w="2202" w:type="dxa"/>
           </w:tcPr>
           <w:p>
             <w:pPr>
@@ -2308,13 +2203,13 @@
                 <w:sz w:val="23"/>
                 <w:szCs w:val="23"/>
               </w:rPr>
-              <w:t>jsonwebtoken 9.0.2</w:t>
+              <w:t>Хеширование паролей</w:t>
             </w:r>
           </w:p>
         </w:tc>
         <w:tc>
           <w:tcPr>
-            <w:tcW w:w="2336" w:type="dxa"/>
+            <w:tcW w:w="2189" w:type="dxa"/>
           </w:tcPr>
           <w:p>
             <w:pPr>
@@ -2335,13 +2230,13 @@
                 <w:sz w:val="23"/>
                 <w:szCs w:val="23"/>
               </w:rPr>
-              <w:t>jsonwebtoken 9.0.2</w:t>
+              <w:t>bcryptjs 3.0.3</w:t>
             </w:r>
           </w:p>
         </w:tc>
         <w:tc>
           <w:tcPr>
-            <w:tcW w:w="2336" w:type="dxa"/>
+            <w:tcW w:w="2224" w:type="dxa"/>
           </w:tcPr>
           <w:p>
             <w:pPr>
@@ -2362,7 +2257,7 @@
                 <w:sz w:val="23"/>
                 <w:szCs w:val="23"/>
               </w:rPr>
-              <w:t>• Stateless-подход не требует хранения сессий</w:t>
+              <w:t>• Проверенная безопасность для учебного проекта</w:t>
             </w:r>
             <w:r>
               <w:rPr>
@@ -2372,7 +2267,7 @@
                 <w:szCs w:val="23"/>
               </w:rPr>
               <w:br/>
-              <w:t>• Легкая реализация для REST API</w:t>
+              <w:t>• Настраиваемая сложность (10 rounds оптимально)</w:t>
             </w:r>
             <w:r>
               <w:rPr>
@@ -2382,13 +2277,153 @@
                 <w:szCs w:val="23"/>
               </w:rPr>
               <w:br/>
-              <w:t>• Поддержка времени жизни токена (24 часа)</w:t>
+              <w:t>• Широкая поддержка в экосистеме Node.js</w:t>
             </w:r>
           </w:p>
         </w:tc>
         <w:tc>
           <w:tcPr>
-            <w:tcW w:w="2337" w:type="dxa"/>
+            <w:tcW w:w="2730" w:type="dxa"/>
+          </w:tcPr>
+          <w:p>
+            <w:pPr>
+              <w:spacing w:before="270" w:after="120" w:line="240" w:lineRule="auto"/>
+              <w:outlineLvl w:val="2"/>
+              <w:rPr>
+                <w:rFonts w:ascii="Times New Roman" w:eastAsia="Times New Roman" w:hAnsi="Times New Roman" w:cs="Times New Roman"/>
+                <w:b/>
+                <w:bCs/>
+                <w:sz w:val="24"/>
+                <w:szCs w:val="24"/>
+              </w:rPr>
+            </w:pPr>
+            <w:r>
+              <w:rPr>
+                <w:rFonts w:ascii="Times New Roman" w:eastAsia="Times New Roman" w:hAnsi="Times New Roman" w:cs="Times New Roman"/>
+                <w:color w:val="000000" w:themeColor="text1"/>
+                <w:sz w:val="23"/>
+                <w:szCs w:val="23"/>
+              </w:rPr>
+              <w:t>• Высокая нагрузка на CPU при регистрации/авторизации</w:t>
+            </w:r>
+            <w:r>
+              <w:rPr>
+                <w:rFonts w:ascii="Times New Roman" w:eastAsia="Times New Roman" w:hAnsi="Times New Roman" w:cs="Times New Roman"/>
+                <w:color w:val="000000" w:themeColor="text1"/>
+                <w:sz w:val="23"/>
+                <w:szCs w:val="23"/>
+              </w:rPr>
+              <w:br/>
+              <w:t>• Медленнее альтернатив (argon2)</w:t>
+            </w:r>
+          </w:p>
+        </w:tc>
+      </w:tr>
+      <w:tr>
+        <w:tc>
+          <w:tcPr>
+            <w:tcW w:w="2202" w:type="dxa"/>
+          </w:tcPr>
+          <w:p>
+            <w:pPr>
+              <w:spacing w:before="270" w:after="120" w:line="240" w:lineRule="auto"/>
+              <w:outlineLvl w:val="2"/>
+              <w:rPr>
+                <w:rFonts w:ascii="Times New Roman" w:eastAsia="Times New Roman" w:hAnsi="Times New Roman" w:cs="Times New Roman"/>
+                <w:b/>
+                <w:bCs/>
+                <w:sz w:val="24"/>
+                <w:szCs w:val="24"/>
+              </w:rPr>
+            </w:pPr>
+            <w:r>
+              <w:rPr>
+                <w:rFonts w:ascii="Times New Roman" w:eastAsia="Times New Roman" w:hAnsi="Times New Roman" w:cs="Times New Roman"/>
+                <w:color w:val="000000" w:themeColor="text1"/>
+                <w:sz w:val="23"/>
+                <w:szCs w:val="23"/>
+              </w:rPr>
+              <w:t>jsonwebtoken 9.0.2</w:t>
+            </w:r>
+          </w:p>
+        </w:tc>
+        <w:tc>
+          <w:tcPr>
+            <w:tcW w:w="2189" w:type="dxa"/>
+          </w:tcPr>
+          <w:p>
+            <w:pPr>
+              <w:spacing w:before="270" w:after="120" w:line="240" w:lineRule="auto"/>
+              <w:outlineLvl w:val="2"/>
+              <w:rPr>
+                <w:rFonts w:ascii="Times New Roman" w:eastAsia="Times New Roman" w:hAnsi="Times New Roman" w:cs="Times New Roman"/>
+                <w:b/>
+                <w:bCs/>
+                <w:sz w:val="24"/>
+                <w:szCs w:val="24"/>
+              </w:rPr>
+            </w:pPr>
+            <w:r>
+              <w:rPr>
+                <w:rFonts w:ascii="Times New Roman" w:eastAsia="Times New Roman" w:hAnsi="Times New Roman" w:cs="Times New Roman"/>
+                <w:color w:val="000000" w:themeColor="text1"/>
+                <w:sz w:val="23"/>
+                <w:szCs w:val="23"/>
+              </w:rPr>
+              <w:t>jsonwebtoken 9.0.2</w:t>
+            </w:r>
+          </w:p>
+        </w:tc>
+        <w:tc>
+          <w:tcPr>
+            <w:tcW w:w="2224" w:type="dxa"/>
+          </w:tcPr>
+          <w:p>
+            <w:pPr>
+              <w:spacing w:before="270" w:after="120" w:line="240" w:lineRule="auto"/>
+              <w:outlineLvl w:val="2"/>
+              <w:rPr>
+                <w:rFonts w:ascii="Times New Roman" w:eastAsia="Times New Roman" w:hAnsi="Times New Roman" w:cs="Times New Roman"/>
+                <w:b/>
+                <w:bCs/>
+                <w:sz w:val="24"/>
+                <w:szCs w:val="24"/>
+              </w:rPr>
+            </w:pPr>
+            <w:r>
+              <w:rPr>
+                <w:rFonts w:ascii="Times New Roman" w:eastAsia="Times New Roman" w:hAnsi="Times New Roman" w:cs="Times New Roman"/>
+                <w:color w:val="000000" w:themeColor="text1"/>
+                <w:sz w:val="23"/>
+                <w:szCs w:val="23"/>
+              </w:rPr>
+              <w:t>• Stateless-подход не требует хранения сессий</w:t>
+            </w:r>
+            <w:r>
+              <w:rPr>
+                <w:rFonts w:ascii="Times New Roman" w:eastAsia="Times New Roman" w:hAnsi="Times New Roman" w:cs="Times New Roman"/>
+                <w:color w:val="000000" w:themeColor="text1"/>
+                <w:sz w:val="23"/>
+                <w:szCs w:val="23"/>
+              </w:rPr>
+              <w:br/>
+              <w:t>• Легкая реализация для REST API</w:t>
+            </w:r>
+            <w:r>
+              <w:rPr>
+                <w:rFonts w:ascii="Times New Roman" w:eastAsia="Times New Roman" w:hAnsi="Times New Roman" w:cs="Times New Roman"/>
+                <w:color w:val="000000" w:themeColor="text1"/>
+                <w:sz w:val="23"/>
+                <w:szCs w:val="23"/>
+              </w:rPr>
+              <w:br/>
+              <w:t>• Поддержка времени жизни токена (24 часа)</w:t>
+            </w:r>
+          </w:p>
+        </w:tc>
+        <w:tc>
+          <w:tcPr>
+            <w:tcW w:w="2730" w:type="dxa"/>
           </w:tcPr>
           <w:p>
             <w:pPr>
@@ -3056,6 +3091,15 @@
                 <w:szCs w:val="23"/>
               </w:rPr>
               <w:br/>
+            </w:r>
+            <w:r>
+              <w:rPr>
+                <w:rFonts w:ascii="Times New Roman" w:eastAsia="Times New Roman" w:hAnsi="Times New Roman" w:cs="Times New Roman"/>
+                <w:color w:val="000000" w:themeColor="text1"/>
+                <w:sz w:val="23"/>
+                <w:szCs w:val="23"/>
+              </w:rPr>
+              <w:lastRenderedPageBreak/>
               <w:t>• Дополнительный этап в CI/CD</w:t>
             </w:r>
           </w:p>
@@ -3121,7 +3165,6 @@
           <w:szCs w:val="24"/>
           <w:lang w:eastAsia="ru-RU"/>
         </w:rPr>
-        <w:lastRenderedPageBreak/>
         <w:t>Используется реляционная СУБД SQLite через better-sqlite3. База данных состоит из двух таблиц:</w:t>
       </w:r>
     </w:p>
@@ -5099,6 +5142,7 @@
           <w:sz w:val="24"/>
           <w:szCs w:val="24"/>
         </w:rPr>
+        <w:lastRenderedPageBreak/>
         <w:t>Описание графического интерфейса и соответствие эвристикам UI/UX</w:t>
       </w:r>
     </w:p>
@@ -5126,7 +5170,6 @@
           <w:sz w:val="24"/>
           <w:szCs w:val="24"/>
         </w:rPr>
-        <w:lastRenderedPageBreak/>
         <w:t xml:space="preserve"> </w:t>
       </w:r>
       <w:r>
@@ -5174,25 +5217,7 @@
           <w:sz w:val="24"/>
           <w:szCs w:val="24"/>
         </w:rPr>
-        <w:t>1. Шапка приложения (</w:t>
-      </w:r>
-      <w:proofErr w:type="spellStart"/>
-      <w:r>
-        <w:rPr>
-          <w:rFonts w:ascii="Times New Roman" w:hAnsi="Times New Roman" w:cs="Times New Roman"/>
-          <w:sz w:val="24"/>
-          <w:szCs w:val="24"/>
-        </w:rPr>
-        <w:t>Header</w:t>
-      </w:r>
-      <w:proofErr w:type="spellEnd"/>
-      <w:r>
-        <w:rPr>
-          <w:rFonts w:ascii="Times New Roman" w:hAnsi="Times New Roman" w:cs="Times New Roman"/>
-          <w:sz w:val="24"/>
-          <w:szCs w:val="24"/>
-        </w:rPr>
-        <w:t>)</w:t>
+        <w:t>1. Шапка приложения (Header)</w:t>
       </w:r>
     </w:p>
     <w:p>
@@ -5232,25 +5257,7 @@
           <w:sz w:val="24"/>
           <w:szCs w:val="24"/>
         </w:rPr>
-        <w:t>Заголовок "</w:t>
-      </w:r>
-      <w:proofErr w:type="spellStart"/>
-      <w:r>
-        <w:rPr>
-          <w:rFonts w:ascii="Times New Roman" w:hAnsi="Times New Roman" w:cs="Times New Roman"/>
-          <w:sz w:val="24"/>
-          <w:szCs w:val="24"/>
-        </w:rPr>
-        <w:t>Lab</w:t>
-      </w:r>
-      <w:proofErr w:type="spellEnd"/>
-      <w:r>
-        <w:rPr>
-          <w:rFonts w:ascii="Times New Roman" w:hAnsi="Times New Roman" w:cs="Times New Roman"/>
-          <w:sz w:val="24"/>
-          <w:szCs w:val="24"/>
-        </w:rPr>
-        <w:t xml:space="preserve"> 3: массивы и сортировка"</w:t>
+        <w:t>Заголовок "Lab 3: массивы и сортировка"</w:t>
       </w:r>
     </w:p>
     <w:p>
@@ -5374,43 +5381,7 @@
           <w:sz w:val="24"/>
           <w:szCs w:val="24"/>
         </w:rPr>
-        <w:t>2. Система уведомлений (</w:t>
-      </w:r>
-      <w:proofErr w:type="spellStart"/>
-      <w:r>
-        <w:rPr>
-          <w:rFonts w:ascii="Times New Roman" w:hAnsi="Times New Roman" w:cs="Times New Roman"/>
-          <w:sz w:val="24"/>
-          <w:szCs w:val="24"/>
-        </w:rPr>
-        <w:t>Notification</w:t>
-      </w:r>
-      <w:proofErr w:type="spellEnd"/>
-      <w:r>
-        <w:rPr>
-          <w:rFonts w:ascii="Times New Roman" w:hAnsi="Times New Roman" w:cs="Times New Roman"/>
-          <w:sz w:val="24"/>
-          <w:szCs w:val="24"/>
-        </w:rPr>
-        <w:t xml:space="preserve"> </w:t>
-      </w:r>
-      <w:proofErr w:type="spellStart"/>
-      <w:r>
-        <w:rPr>
-          <w:rFonts w:ascii="Times New Roman" w:hAnsi="Times New Roman" w:cs="Times New Roman"/>
-          <w:sz w:val="24"/>
-          <w:szCs w:val="24"/>
-        </w:rPr>
-        <w:t>System</w:t>
-      </w:r>
-      <w:proofErr w:type="spellEnd"/>
-      <w:r>
-        <w:rPr>
-          <w:rFonts w:ascii="Times New Roman" w:hAnsi="Times New Roman" w:cs="Times New Roman"/>
-          <w:sz w:val="24"/>
-          <w:szCs w:val="24"/>
-        </w:rPr>
-        <w:t>)</w:t>
+        <w:t>2. Система уведомлений (Notification System)</w:t>
       </w:r>
     </w:p>
     <w:p>
@@ -5646,25 +5617,7 @@
           <w:sz w:val="24"/>
           <w:szCs w:val="24"/>
         </w:rPr>
-        <w:t>Логин (</w:t>
-      </w:r>
-      <w:proofErr w:type="spellStart"/>
-      <w:r>
-        <w:rPr>
-          <w:rFonts w:ascii="Times New Roman" w:hAnsi="Times New Roman" w:cs="Times New Roman"/>
-          <w:sz w:val="24"/>
-          <w:szCs w:val="24"/>
-        </w:rPr>
-        <w:t>username</w:t>
-      </w:r>
-      <w:proofErr w:type="spellEnd"/>
-      <w:r>
-        <w:rPr>
-          <w:rFonts w:ascii="Times New Roman" w:hAnsi="Times New Roman" w:cs="Times New Roman"/>
-          <w:sz w:val="24"/>
-          <w:szCs w:val="24"/>
-        </w:rPr>
-        <w:t>)</w:t>
+        <w:t>Логин (username)</w:t>
       </w:r>
     </w:p>
     <w:p>
@@ -5686,25 +5639,7 @@
           <w:sz w:val="24"/>
           <w:szCs w:val="24"/>
         </w:rPr>
-        <w:t>Пароль (</w:t>
-      </w:r>
-      <w:proofErr w:type="spellStart"/>
-      <w:r>
-        <w:rPr>
-          <w:rFonts w:ascii="Times New Roman" w:hAnsi="Times New Roman" w:cs="Times New Roman"/>
-          <w:sz w:val="24"/>
-          <w:szCs w:val="24"/>
-        </w:rPr>
-        <w:t>password</w:t>
-      </w:r>
-      <w:proofErr w:type="spellEnd"/>
-      <w:r>
-        <w:rPr>
-          <w:rFonts w:ascii="Times New Roman" w:hAnsi="Times New Roman" w:cs="Times New Roman"/>
-          <w:sz w:val="24"/>
-          <w:szCs w:val="24"/>
-        </w:rPr>
-        <w:t>)</w:t>
+        <w:t>Пароль (password)</w:t>
       </w:r>
     </w:p>
     <w:p>
@@ -5799,6 +5734,7 @@
           <w:sz w:val="24"/>
           <w:szCs w:val="24"/>
         </w:rPr>
+        <w:lastRenderedPageBreak/>
         <w:t>Визуальная обратная связь: Подсветка активного режима</w:t>
       </w:r>
     </w:p>
@@ -5826,7 +5762,6 @@
           <w:sz w:val="24"/>
           <w:szCs w:val="24"/>
         </w:rPr>
-        <w:lastRenderedPageBreak/>
         <w:t>4. Рабочая область работы с массивами</w:t>
       </w:r>
     </w:p>
@@ -5953,18 +5888,8 @@
           <w:sz w:val="24"/>
           <w:szCs w:val="24"/>
         </w:rPr>
-        <w:t xml:space="preserve">Текстовое поле: Многострочный </w:t>
-      </w:r>
-      <w:proofErr w:type="spellStart"/>
-      <w:r>
-        <w:rPr>
-          <w:rFonts w:ascii="Times New Roman" w:hAnsi="Times New Roman" w:cs="Times New Roman"/>
-          <w:sz w:val="24"/>
-          <w:szCs w:val="24"/>
-        </w:rPr>
-        <w:t>textarea</w:t>
-      </w:r>
-      <w:proofErr w:type="spellEnd"/>
+        <w:t>Текстовое поле: Многострочный textarea</w:t>
+      </w:r>
     </w:p>
     <w:p>
       <w:pPr>
@@ -6245,23 +6170,13 @@
           <w:szCs w:val="24"/>
         </w:rPr>
       </w:pPr>
-      <w:proofErr w:type="spellStart"/>
-      <w:r>
-        <w:rPr>
-          <w:rFonts w:ascii="Times New Roman" w:hAnsi="Times New Roman" w:cs="Times New Roman"/>
-          <w:sz w:val="24"/>
-          <w:szCs w:val="24"/>
-        </w:rPr>
-        <w:t>Чекбоксы</w:t>
-      </w:r>
-      <w:proofErr w:type="spellEnd"/>
-      <w:r>
-        <w:rPr>
-          <w:rFonts w:ascii="Times New Roman" w:hAnsi="Times New Roman" w:cs="Times New Roman"/>
-          <w:sz w:val="24"/>
-          <w:szCs w:val="24"/>
-        </w:rPr>
-        <w:t>:</w:t>
+      <w:r>
+        <w:rPr>
+          <w:rFonts w:ascii="Times New Roman" w:hAnsi="Times New Roman" w:cs="Times New Roman"/>
+          <w:sz w:val="24"/>
+          <w:szCs w:val="24"/>
+        </w:rPr>
+        <w:t>Чекбоксы:</w:t>
       </w:r>
     </w:p>
     <w:p>
@@ -6351,6 +6266,7 @@
           <w:sz w:val="24"/>
           <w:szCs w:val="24"/>
         </w:rPr>
+        <w:lastRenderedPageBreak/>
         <w:t>Отображает:</w:t>
       </w:r>
     </w:p>
@@ -6395,7 +6311,6 @@
           <w:sz w:val="24"/>
           <w:szCs w:val="24"/>
         </w:rPr>
-        <w:lastRenderedPageBreak/>
         <w:t>Общее количество элементов</w:t>
       </w:r>
     </w:p>
@@ -6418,43 +6333,7 @@
           <w:sz w:val="24"/>
           <w:szCs w:val="24"/>
         </w:rPr>
-        <w:t>Диапазон значений (</w:t>
-      </w:r>
-      <w:proofErr w:type="spellStart"/>
-      <w:r>
-        <w:rPr>
-          <w:rFonts w:ascii="Times New Roman" w:hAnsi="Times New Roman" w:cs="Times New Roman"/>
-          <w:sz w:val="24"/>
-          <w:szCs w:val="24"/>
-        </w:rPr>
-        <w:t>min</w:t>
-      </w:r>
-      <w:proofErr w:type="spellEnd"/>
-      <w:r>
-        <w:rPr>
-          <w:rFonts w:ascii="Times New Roman" w:hAnsi="Times New Roman" w:cs="Times New Roman"/>
-          <w:sz w:val="24"/>
-          <w:szCs w:val="24"/>
-        </w:rPr>
-        <w:t>/</w:t>
-      </w:r>
-      <w:proofErr w:type="spellStart"/>
-      <w:r>
-        <w:rPr>
-          <w:rFonts w:ascii="Times New Roman" w:hAnsi="Times New Roman" w:cs="Times New Roman"/>
-          <w:sz w:val="24"/>
-          <w:szCs w:val="24"/>
-        </w:rPr>
-        <w:t>max</w:t>
-      </w:r>
-      <w:proofErr w:type="spellEnd"/>
-      <w:r>
-        <w:rPr>
-          <w:rFonts w:ascii="Times New Roman" w:hAnsi="Times New Roman" w:cs="Times New Roman"/>
-          <w:sz w:val="24"/>
-          <w:szCs w:val="24"/>
-        </w:rPr>
-        <w:t>)</w:t>
+        <w:t>Диапазон значений (min/max)</w:t>
       </w:r>
     </w:p>
     <w:p>
@@ -6944,79 +6823,7 @@
           <w:sz w:val="24"/>
           <w:szCs w:val="24"/>
         </w:rPr>
-        <w:t xml:space="preserve"> 1. Видимость состояния системы (</w:t>
-      </w:r>
-      <w:proofErr w:type="spellStart"/>
-      <w:r>
-        <w:rPr>
-          <w:rFonts w:ascii="Times New Roman" w:hAnsi="Times New Roman" w:cs="Times New Roman"/>
-          <w:sz w:val="24"/>
-          <w:szCs w:val="24"/>
-        </w:rPr>
-        <w:t>Visibility</w:t>
-      </w:r>
-      <w:proofErr w:type="spellEnd"/>
-      <w:r>
-        <w:rPr>
-          <w:rFonts w:ascii="Times New Roman" w:hAnsi="Times New Roman" w:cs="Times New Roman"/>
-          <w:sz w:val="24"/>
-          <w:szCs w:val="24"/>
-        </w:rPr>
-        <w:t xml:space="preserve"> </w:t>
-      </w:r>
-      <w:proofErr w:type="spellStart"/>
-      <w:r>
-        <w:rPr>
-          <w:rFonts w:ascii="Times New Roman" w:hAnsi="Times New Roman" w:cs="Times New Roman"/>
-          <w:sz w:val="24"/>
-          <w:szCs w:val="24"/>
-        </w:rPr>
-        <w:t>of</w:t>
-      </w:r>
-      <w:proofErr w:type="spellEnd"/>
-      <w:r>
-        <w:rPr>
-          <w:rFonts w:ascii="Times New Roman" w:hAnsi="Times New Roman" w:cs="Times New Roman"/>
-          <w:sz w:val="24"/>
-          <w:szCs w:val="24"/>
-        </w:rPr>
-        <w:t xml:space="preserve"> </w:t>
-      </w:r>
-      <w:proofErr w:type="spellStart"/>
-      <w:r>
-        <w:rPr>
-          <w:rFonts w:ascii="Times New Roman" w:hAnsi="Times New Roman" w:cs="Times New Roman"/>
-          <w:sz w:val="24"/>
-          <w:szCs w:val="24"/>
-        </w:rPr>
-        <w:t>System</w:t>
-      </w:r>
-      <w:proofErr w:type="spellEnd"/>
-      <w:r>
-        <w:rPr>
-          <w:rFonts w:ascii="Times New Roman" w:hAnsi="Times New Roman" w:cs="Times New Roman"/>
-          <w:sz w:val="24"/>
-          <w:szCs w:val="24"/>
-        </w:rPr>
-        <w:t xml:space="preserve"> </w:t>
-      </w:r>
-      <w:proofErr w:type="spellStart"/>
-      <w:r>
-        <w:rPr>
-          <w:rFonts w:ascii="Times New Roman" w:hAnsi="Times New Roman" w:cs="Times New Roman"/>
-          <w:sz w:val="24"/>
-          <w:szCs w:val="24"/>
-        </w:rPr>
-        <w:t>Status</w:t>
-      </w:r>
-      <w:proofErr w:type="spellEnd"/>
-      <w:r>
-        <w:rPr>
-          <w:rFonts w:ascii="Times New Roman" w:hAnsi="Times New Roman" w:cs="Times New Roman"/>
-          <w:sz w:val="24"/>
-          <w:szCs w:val="24"/>
-        </w:rPr>
-        <w:t>)</w:t>
+        <w:t xml:space="preserve"> 1. Видимость состояния системы (Visibility of System Status)</w:t>
       </w:r>
     </w:p>
     <w:p>
@@ -7104,6 +6911,7 @@
           <w:sz w:val="24"/>
           <w:szCs w:val="24"/>
         </w:rPr>
+        <w:lastRenderedPageBreak/>
         <w:t>Предпросмотр массива в реальном времени</w:t>
       </w:r>
     </w:p>
@@ -7152,115 +6960,7 @@
           <w:sz w:val="24"/>
           <w:szCs w:val="24"/>
         </w:rPr>
-        <w:t>2. Соответствие системы реальному миру (</w:t>
-      </w:r>
-      <w:proofErr w:type="spellStart"/>
-      <w:r>
-        <w:rPr>
-          <w:rFonts w:ascii="Times New Roman" w:hAnsi="Times New Roman" w:cs="Times New Roman"/>
-          <w:sz w:val="24"/>
-          <w:szCs w:val="24"/>
-        </w:rPr>
-        <w:t>Match</w:t>
-      </w:r>
-      <w:proofErr w:type="spellEnd"/>
-      <w:r>
-        <w:rPr>
-          <w:rFonts w:ascii="Times New Roman" w:hAnsi="Times New Roman" w:cs="Times New Roman"/>
-          <w:sz w:val="24"/>
-          <w:szCs w:val="24"/>
-        </w:rPr>
-        <w:t xml:space="preserve"> </w:t>
-      </w:r>
-      <w:proofErr w:type="spellStart"/>
-      <w:r>
-        <w:rPr>
-          <w:rFonts w:ascii="Times New Roman" w:hAnsi="Times New Roman" w:cs="Times New Roman"/>
-          <w:sz w:val="24"/>
-          <w:szCs w:val="24"/>
-        </w:rPr>
-        <w:t>Between</w:t>
-      </w:r>
-      <w:proofErr w:type="spellEnd"/>
-      <w:r>
-        <w:rPr>
-          <w:rFonts w:ascii="Times New Roman" w:hAnsi="Times New Roman" w:cs="Times New Roman"/>
-          <w:sz w:val="24"/>
-          <w:szCs w:val="24"/>
-        </w:rPr>
-        <w:t xml:space="preserve"> </w:t>
-      </w:r>
-      <w:proofErr w:type="spellStart"/>
-      <w:r>
-        <w:rPr>
-          <w:rFonts w:ascii="Times New Roman" w:hAnsi="Times New Roman" w:cs="Times New Roman"/>
-          <w:sz w:val="24"/>
-          <w:szCs w:val="24"/>
-        </w:rPr>
-        <w:t>System</w:t>
-      </w:r>
-      <w:proofErr w:type="spellEnd"/>
-      <w:r>
-        <w:rPr>
-          <w:rFonts w:ascii="Times New Roman" w:hAnsi="Times New Roman" w:cs="Times New Roman"/>
-          <w:sz w:val="24"/>
-          <w:szCs w:val="24"/>
-        </w:rPr>
-        <w:t xml:space="preserve"> </w:t>
-      </w:r>
-      <w:proofErr w:type="spellStart"/>
-      <w:r>
-        <w:rPr>
-          <w:rFonts w:ascii="Times New Roman" w:hAnsi="Times New Roman" w:cs="Times New Roman"/>
-          <w:sz w:val="24"/>
-          <w:szCs w:val="24"/>
-        </w:rPr>
-        <w:t>and</w:t>
-      </w:r>
-      <w:proofErr w:type="spellEnd"/>
-      <w:r>
-        <w:rPr>
-          <w:rFonts w:ascii="Times New Roman" w:hAnsi="Times New Roman" w:cs="Times New Roman"/>
-          <w:sz w:val="24"/>
-          <w:szCs w:val="24"/>
-        </w:rPr>
-        <w:t xml:space="preserve"> </w:t>
-      </w:r>
-      <w:proofErr w:type="spellStart"/>
-      <w:r>
-        <w:rPr>
-          <w:rFonts w:ascii="Times New Roman" w:hAnsi="Times New Roman" w:cs="Times New Roman"/>
-          <w:sz w:val="24"/>
-          <w:szCs w:val="24"/>
-        </w:rPr>
-        <w:t>Real</w:t>
-      </w:r>
-      <w:proofErr w:type="spellEnd"/>
-      <w:r>
-        <w:rPr>
-          <w:rFonts w:ascii="Times New Roman" w:hAnsi="Times New Roman" w:cs="Times New Roman"/>
-          <w:sz w:val="24"/>
-          <w:szCs w:val="24"/>
-        </w:rPr>
-        <w:t xml:space="preserve"> </w:t>
-      </w:r>
-      <w:proofErr w:type="spellStart"/>
-      <w:r>
-        <w:rPr>
-          <w:rFonts w:ascii="Times New Roman" w:hAnsi="Times New Roman" w:cs="Times New Roman"/>
-          <w:sz w:val="24"/>
-          <w:szCs w:val="24"/>
-        </w:rPr>
-        <w:t>World</w:t>
-      </w:r>
-      <w:proofErr w:type="spellEnd"/>
-      <w:r>
-        <w:rPr>
-          <w:rFonts w:ascii="Times New Roman" w:hAnsi="Times New Roman" w:cs="Times New Roman"/>
-          <w:sz w:val="24"/>
-          <w:szCs w:val="24"/>
-        </w:rPr>
-        <w:t>)</w:t>
+        <w:t>2. Соответствие системы реальному миру (Match Between System and Real World)</w:t>
       </w:r>
     </w:p>
     <w:p>
@@ -7320,23 +7020,13 @@
           <w:szCs w:val="24"/>
         </w:rPr>
       </w:pPr>
-      <w:proofErr w:type="spellStart"/>
-      <w:r>
-        <w:rPr>
-          <w:rFonts w:ascii="Times New Roman" w:hAnsi="Times New Roman" w:cs="Times New Roman"/>
-          <w:sz w:val="24"/>
-          <w:szCs w:val="24"/>
-        </w:rPr>
-        <w:t>Человекочитаемые</w:t>
-      </w:r>
-      <w:proofErr w:type="spellEnd"/>
-      <w:r>
-        <w:rPr>
-          <w:rFonts w:ascii="Times New Roman" w:hAnsi="Times New Roman" w:cs="Times New Roman"/>
-          <w:sz w:val="24"/>
-          <w:szCs w:val="24"/>
-        </w:rPr>
-        <w:t xml:space="preserve"> даты в таблице</w:t>
+      <w:r>
+        <w:rPr>
+          <w:rFonts w:ascii="Times New Roman" w:hAnsi="Times New Roman" w:cs="Times New Roman"/>
+          <w:sz w:val="24"/>
+          <w:szCs w:val="24"/>
+        </w:rPr>
+        <w:t>Человекочитаемые даты в таблице</w:t>
       </w:r>
     </w:p>
     <w:p>
@@ -7416,79 +7106,7 @@
           <w:sz w:val="24"/>
           <w:szCs w:val="24"/>
         </w:rPr>
-        <w:t>3. Контроль и свобода пользователя (</w:t>
-      </w:r>
-      <w:proofErr w:type="spellStart"/>
-      <w:r>
-        <w:rPr>
-          <w:rFonts w:ascii="Times New Roman" w:hAnsi="Times New Roman" w:cs="Times New Roman"/>
-          <w:sz w:val="24"/>
-          <w:szCs w:val="24"/>
-        </w:rPr>
-        <w:t>User</w:t>
-      </w:r>
-      <w:proofErr w:type="spellEnd"/>
-      <w:r>
-        <w:rPr>
-          <w:rFonts w:ascii="Times New Roman" w:hAnsi="Times New Roman" w:cs="Times New Roman"/>
-          <w:sz w:val="24"/>
-          <w:szCs w:val="24"/>
-        </w:rPr>
-        <w:t xml:space="preserve"> </w:t>
-      </w:r>
-      <w:proofErr w:type="spellStart"/>
-      <w:r>
-        <w:rPr>
-          <w:rFonts w:ascii="Times New Roman" w:hAnsi="Times New Roman" w:cs="Times New Roman"/>
-          <w:sz w:val="24"/>
-          <w:szCs w:val="24"/>
-        </w:rPr>
-        <w:t>Control</w:t>
-      </w:r>
-      <w:proofErr w:type="spellEnd"/>
-      <w:r>
-        <w:rPr>
-          <w:rFonts w:ascii="Times New Roman" w:hAnsi="Times New Roman" w:cs="Times New Roman"/>
-          <w:sz w:val="24"/>
-          <w:szCs w:val="24"/>
-        </w:rPr>
-        <w:t xml:space="preserve"> </w:t>
-      </w:r>
-      <w:proofErr w:type="spellStart"/>
-      <w:r>
-        <w:rPr>
-          <w:rFonts w:ascii="Times New Roman" w:hAnsi="Times New Roman" w:cs="Times New Roman"/>
-          <w:sz w:val="24"/>
-          <w:szCs w:val="24"/>
-        </w:rPr>
-        <w:t>and</w:t>
-      </w:r>
-      <w:proofErr w:type="spellEnd"/>
-      <w:r>
-        <w:rPr>
-          <w:rFonts w:ascii="Times New Roman" w:hAnsi="Times New Roman" w:cs="Times New Roman"/>
-          <w:sz w:val="24"/>
-          <w:szCs w:val="24"/>
-        </w:rPr>
-        <w:t xml:space="preserve"> </w:t>
-      </w:r>
-      <w:proofErr w:type="spellStart"/>
-      <w:r>
-        <w:rPr>
-          <w:rFonts w:ascii="Times New Roman" w:hAnsi="Times New Roman" w:cs="Times New Roman"/>
-          <w:sz w:val="24"/>
-          <w:szCs w:val="24"/>
-        </w:rPr>
-        <w:t>Freedom</w:t>
-      </w:r>
-      <w:proofErr w:type="spellEnd"/>
-      <w:r>
-        <w:rPr>
-          <w:rFonts w:ascii="Times New Roman" w:hAnsi="Times New Roman" w:cs="Times New Roman"/>
-          <w:sz w:val="24"/>
-          <w:szCs w:val="24"/>
-        </w:rPr>
-        <w:t>)</w:t>
+        <w:t>3. Контроль и свобода пользователя (User Control and Freedom)</w:t>
       </w:r>
     </w:p>
     <w:p>
@@ -7624,61 +7242,7 @@
           <w:sz w:val="24"/>
           <w:szCs w:val="24"/>
         </w:rPr>
-        <w:t>4. Согласованность и стандарты (</w:t>
-      </w:r>
-      <w:proofErr w:type="spellStart"/>
-      <w:r>
-        <w:rPr>
-          <w:rFonts w:ascii="Times New Roman" w:hAnsi="Times New Roman" w:cs="Times New Roman"/>
-          <w:sz w:val="24"/>
-          <w:szCs w:val="24"/>
-        </w:rPr>
-        <w:t>Consistency</w:t>
-      </w:r>
-      <w:proofErr w:type="spellEnd"/>
-      <w:r>
-        <w:rPr>
-          <w:rFonts w:ascii="Times New Roman" w:hAnsi="Times New Roman" w:cs="Times New Roman"/>
-          <w:sz w:val="24"/>
-          <w:szCs w:val="24"/>
-        </w:rPr>
-        <w:t xml:space="preserve"> </w:t>
-      </w:r>
-      <w:proofErr w:type="spellStart"/>
-      <w:r>
-        <w:rPr>
-          <w:rFonts w:ascii="Times New Roman" w:hAnsi="Times New Roman" w:cs="Times New Roman"/>
-          <w:sz w:val="24"/>
-          <w:szCs w:val="24"/>
-        </w:rPr>
-        <w:t>and</w:t>
-      </w:r>
-      <w:proofErr w:type="spellEnd"/>
-      <w:r>
-        <w:rPr>
-          <w:rFonts w:ascii="Times New Roman" w:hAnsi="Times New Roman" w:cs="Times New Roman"/>
-          <w:sz w:val="24"/>
-          <w:szCs w:val="24"/>
-        </w:rPr>
-        <w:t xml:space="preserve"> </w:t>
-      </w:r>
-      <w:proofErr w:type="spellStart"/>
-      <w:r>
-        <w:rPr>
-          <w:rFonts w:ascii="Times New Roman" w:hAnsi="Times New Roman" w:cs="Times New Roman"/>
-          <w:sz w:val="24"/>
-          <w:szCs w:val="24"/>
-        </w:rPr>
-        <w:t>Standards</w:t>
-      </w:r>
-      <w:proofErr w:type="spellEnd"/>
-      <w:r>
-        <w:rPr>
-          <w:rFonts w:ascii="Times New Roman" w:hAnsi="Times New Roman" w:cs="Times New Roman"/>
-          <w:sz w:val="24"/>
-          <w:szCs w:val="24"/>
-        </w:rPr>
-        <w:t>)</w:t>
+        <w:t>4. Согласованность и стандарты (Consistency and Standards)</w:t>
       </w:r>
     </w:p>
     <w:p>
@@ -7814,43 +7378,7 @@
           <w:sz w:val="24"/>
           <w:szCs w:val="24"/>
         </w:rPr>
-        <w:t>5. Предотвращение ошибок (</w:t>
-      </w:r>
-      <w:proofErr w:type="spellStart"/>
-      <w:r>
-        <w:rPr>
-          <w:rFonts w:ascii="Times New Roman" w:hAnsi="Times New Roman" w:cs="Times New Roman"/>
-          <w:sz w:val="24"/>
-          <w:szCs w:val="24"/>
-        </w:rPr>
-        <w:t>Error</w:t>
-      </w:r>
-      <w:proofErr w:type="spellEnd"/>
-      <w:r>
-        <w:rPr>
-          <w:rFonts w:ascii="Times New Roman" w:hAnsi="Times New Roman" w:cs="Times New Roman"/>
-          <w:sz w:val="24"/>
-          <w:szCs w:val="24"/>
-        </w:rPr>
-        <w:t xml:space="preserve"> </w:t>
-      </w:r>
-      <w:proofErr w:type="spellStart"/>
-      <w:r>
-        <w:rPr>
-          <w:rFonts w:ascii="Times New Roman" w:hAnsi="Times New Roman" w:cs="Times New Roman"/>
-          <w:sz w:val="24"/>
-          <w:szCs w:val="24"/>
-        </w:rPr>
-        <w:t>Prevention</w:t>
-      </w:r>
-      <w:proofErr w:type="spellEnd"/>
-      <w:r>
-        <w:rPr>
-          <w:rFonts w:ascii="Times New Roman" w:hAnsi="Times New Roman" w:cs="Times New Roman"/>
-          <w:sz w:val="24"/>
-          <w:szCs w:val="24"/>
-        </w:rPr>
-        <w:t>)</w:t>
+        <w:t>5. Предотвращение ошибок (Error Prevention)</w:t>
       </w:r>
     </w:p>
     <w:p>
@@ -7894,43 +7422,7 @@
           <w:sz w:val="24"/>
           <w:szCs w:val="24"/>
         </w:rPr>
-        <w:t>Ограничения в полях ввода (</w:t>
-      </w:r>
-      <w:proofErr w:type="spellStart"/>
-      <w:r>
-        <w:rPr>
-          <w:rFonts w:ascii="Times New Roman" w:hAnsi="Times New Roman" w:cs="Times New Roman"/>
-          <w:sz w:val="24"/>
-          <w:szCs w:val="24"/>
-        </w:rPr>
-        <w:t>min</w:t>
-      </w:r>
-      <w:proofErr w:type="spellEnd"/>
-      <w:r>
-        <w:rPr>
-          <w:rFonts w:ascii="Times New Roman" w:hAnsi="Times New Roman" w:cs="Times New Roman"/>
-          <w:sz w:val="24"/>
-          <w:szCs w:val="24"/>
-        </w:rPr>
-        <w:t>/</w:t>
-      </w:r>
-      <w:proofErr w:type="spellStart"/>
-      <w:r>
-        <w:rPr>
-          <w:rFonts w:ascii="Times New Roman" w:hAnsi="Times New Roman" w:cs="Times New Roman"/>
-          <w:sz w:val="24"/>
-          <w:szCs w:val="24"/>
-        </w:rPr>
-        <w:t>max</w:t>
-      </w:r>
-      <w:proofErr w:type="spellEnd"/>
-      <w:r>
-        <w:rPr>
-          <w:rFonts w:ascii="Times New Roman" w:hAnsi="Times New Roman" w:cs="Times New Roman"/>
-          <w:sz w:val="24"/>
-          <w:szCs w:val="24"/>
-        </w:rPr>
-        <w:t xml:space="preserve"> значения)</w:t>
+        <w:t>Ограничения в полях ввода (min/max значения)</w:t>
       </w:r>
     </w:p>
     <w:p>
@@ -7974,25 +7466,7 @@
           <w:sz w:val="24"/>
           <w:szCs w:val="24"/>
         </w:rPr>
-        <w:t xml:space="preserve">Блокировка кнопки отправки при </w:t>
-      </w:r>
-      <w:proofErr w:type="spellStart"/>
-      <w:r>
-        <w:rPr>
-          <w:rFonts w:ascii="Times New Roman" w:hAnsi="Times New Roman" w:cs="Times New Roman"/>
-          <w:sz w:val="24"/>
-          <w:szCs w:val="24"/>
-        </w:rPr>
-        <w:t>невалидных</w:t>
-      </w:r>
-      <w:proofErr w:type="spellEnd"/>
-      <w:r>
-        <w:rPr>
-          <w:rFonts w:ascii="Times New Roman" w:hAnsi="Times New Roman" w:cs="Times New Roman"/>
-          <w:sz w:val="24"/>
-          <w:szCs w:val="24"/>
-        </w:rPr>
-        <w:t xml:space="preserve"> данных</w:t>
+        <w:t>Блокировка кнопки отправки при невалидных данных</w:t>
       </w:r>
     </w:p>
     <w:p>
@@ -8040,79 +7514,7 @@
           <w:sz w:val="24"/>
           <w:szCs w:val="24"/>
         </w:rPr>
-        <w:t>6. Узнаваемость, а не запоминание (</w:t>
-      </w:r>
-      <w:proofErr w:type="spellStart"/>
-      <w:r>
-        <w:rPr>
-          <w:rFonts w:ascii="Times New Roman" w:hAnsi="Times New Roman" w:cs="Times New Roman"/>
-          <w:sz w:val="24"/>
-          <w:szCs w:val="24"/>
-        </w:rPr>
-        <w:t>Recognition</w:t>
-      </w:r>
-      <w:proofErr w:type="spellEnd"/>
-      <w:r>
-        <w:rPr>
-          <w:rFonts w:ascii="Times New Roman" w:hAnsi="Times New Roman" w:cs="Times New Roman"/>
-          <w:sz w:val="24"/>
-          <w:szCs w:val="24"/>
-        </w:rPr>
-        <w:t xml:space="preserve"> </w:t>
-      </w:r>
-      <w:proofErr w:type="spellStart"/>
-      <w:r>
-        <w:rPr>
-          <w:rFonts w:ascii="Times New Roman" w:hAnsi="Times New Roman" w:cs="Times New Roman"/>
-          <w:sz w:val="24"/>
-          <w:szCs w:val="24"/>
-        </w:rPr>
-        <w:t>Rather</w:t>
-      </w:r>
-      <w:proofErr w:type="spellEnd"/>
-      <w:r>
-        <w:rPr>
-          <w:rFonts w:ascii="Times New Roman" w:hAnsi="Times New Roman" w:cs="Times New Roman"/>
-          <w:sz w:val="24"/>
-          <w:szCs w:val="24"/>
-        </w:rPr>
-        <w:t xml:space="preserve"> </w:t>
-      </w:r>
-      <w:proofErr w:type="spellStart"/>
-      <w:r>
-        <w:rPr>
-          <w:rFonts w:ascii="Times New Roman" w:hAnsi="Times New Roman" w:cs="Times New Roman"/>
-          <w:sz w:val="24"/>
-          <w:szCs w:val="24"/>
-        </w:rPr>
-        <w:t>Than</w:t>
-      </w:r>
-      <w:proofErr w:type="spellEnd"/>
-      <w:r>
-        <w:rPr>
-          <w:rFonts w:ascii="Times New Roman" w:hAnsi="Times New Roman" w:cs="Times New Roman"/>
-          <w:sz w:val="24"/>
-          <w:szCs w:val="24"/>
-        </w:rPr>
-        <w:t xml:space="preserve"> </w:t>
-      </w:r>
-      <w:proofErr w:type="spellStart"/>
-      <w:r>
-        <w:rPr>
-          <w:rFonts w:ascii="Times New Roman" w:hAnsi="Times New Roman" w:cs="Times New Roman"/>
-          <w:sz w:val="24"/>
-          <w:szCs w:val="24"/>
-        </w:rPr>
-        <w:t>Recall</w:t>
-      </w:r>
-      <w:proofErr w:type="spellEnd"/>
-      <w:r>
-        <w:rPr>
-          <w:rFonts w:ascii="Times New Roman" w:hAnsi="Times New Roman" w:cs="Times New Roman"/>
-          <w:sz w:val="24"/>
-          <w:szCs w:val="24"/>
-        </w:rPr>
-        <w:t>)</w:t>
+        <w:t>6. Узнаваемость, а не запоминание (Recognition Rather Than Recall)</w:t>
       </w:r>
     </w:p>
     <w:p>
@@ -8156,18 +7558,8 @@
           <w:sz w:val="24"/>
           <w:szCs w:val="24"/>
         </w:rPr>
-        <w:t xml:space="preserve">Примеры ввода в </w:t>
-      </w:r>
-      <w:proofErr w:type="spellStart"/>
-      <w:r>
-        <w:rPr>
-          <w:rFonts w:ascii="Times New Roman" w:hAnsi="Times New Roman" w:cs="Times New Roman"/>
-          <w:sz w:val="24"/>
-          <w:szCs w:val="24"/>
-        </w:rPr>
-        <w:t>placeholder'ах</w:t>
-      </w:r>
-      <w:proofErr w:type="spellEnd"/>
+        <w:t>Примеры ввода в placeholder'ах</w:t>
+      </w:r>
     </w:p>
     <w:p>
       <w:pPr>
@@ -8232,6 +7624,7 @@
           <w:sz w:val="24"/>
           <w:szCs w:val="24"/>
         </w:rPr>
+        <w:lastRenderedPageBreak/>
         <w:t>История предыдущих операций в таблице</w:t>
       </w:r>
     </w:p>
@@ -8258,98 +7651,7 @@
           <w:sz w:val="24"/>
           <w:szCs w:val="24"/>
         </w:rPr>
-        <w:lastRenderedPageBreak/>
-        <w:t>7. Гибкость и эффективность использования (</w:t>
-      </w:r>
-      <w:proofErr w:type="spellStart"/>
-      <w:r>
-        <w:rPr>
-          <w:rFonts w:ascii="Times New Roman" w:hAnsi="Times New Roman" w:cs="Times New Roman"/>
-          <w:sz w:val="24"/>
-          <w:szCs w:val="24"/>
-        </w:rPr>
-        <w:t>Flexibility</w:t>
-      </w:r>
-      <w:proofErr w:type="spellEnd"/>
-      <w:r>
-        <w:rPr>
-          <w:rFonts w:ascii="Times New Roman" w:hAnsi="Times New Roman" w:cs="Times New Roman"/>
-          <w:sz w:val="24"/>
-          <w:szCs w:val="24"/>
-        </w:rPr>
-        <w:t xml:space="preserve"> </w:t>
-      </w:r>
-      <w:proofErr w:type="spellStart"/>
-      <w:r>
-        <w:rPr>
-          <w:rFonts w:ascii="Times New Roman" w:hAnsi="Times New Roman" w:cs="Times New Roman"/>
-          <w:sz w:val="24"/>
-          <w:szCs w:val="24"/>
-        </w:rPr>
-        <w:t>and</w:t>
-      </w:r>
-      <w:proofErr w:type="spellEnd"/>
-      <w:r>
-        <w:rPr>
-          <w:rFonts w:ascii="Times New Roman" w:hAnsi="Times New Roman" w:cs="Times New Roman"/>
-          <w:sz w:val="24"/>
-          <w:szCs w:val="24"/>
-        </w:rPr>
-        <w:t xml:space="preserve"> </w:t>
-      </w:r>
-      <w:proofErr w:type="spellStart"/>
-      <w:r>
-        <w:rPr>
-          <w:rFonts w:ascii="Times New Roman" w:hAnsi="Times New Roman" w:cs="Times New Roman"/>
-          <w:sz w:val="24"/>
-          <w:szCs w:val="24"/>
-        </w:rPr>
-        <w:t>Efficiency</w:t>
-      </w:r>
-      <w:proofErr w:type="spellEnd"/>
-      <w:r>
-        <w:rPr>
-          <w:rFonts w:ascii="Times New Roman" w:hAnsi="Times New Roman" w:cs="Times New Roman"/>
-          <w:sz w:val="24"/>
-          <w:szCs w:val="24"/>
-        </w:rPr>
-        <w:t xml:space="preserve"> </w:t>
-      </w:r>
-      <w:proofErr w:type="spellStart"/>
-      <w:r>
-        <w:rPr>
-          <w:rFonts w:ascii="Times New Roman" w:hAnsi="Times New Roman" w:cs="Times New Roman"/>
-          <w:sz w:val="24"/>
-          <w:szCs w:val="24"/>
-        </w:rPr>
-        <w:t>of</w:t>
-      </w:r>
-      <w:proofErr w:type="spellEnd"/>
-      <w:r>
-        <w:rPr>
-          <w:rFonts w:ascii="Times New Roman" w:hAnsi="Times New Roman" w:cs="Times New Roman"/>
-          <w:sz w:val="24"/>
-          <w:szCs w:val="24"/>
-        </w:rPr>
-        <w:t xml:space="preserve"> </w:t>
-      </w:r>
-      <w:proofErr w:type="spellStart"/>
-      <w:r>
-        <w:rPr>
-          <w:rFonts w:ascii="Times New Roman" w:hAnsi="Times New Roman" w:cs="Times New Roman"/>
-          <w:sz w:val="24"/>
-          <w:szCs w:val="24"/>
-        </w:rPr>
-        <w:t>Use</w:t>
-      </w:r>
-      <w:proofErr w:type="spellEnd"/>
-      <w:r>
-        <w:rPr>
-          <w:rFonts w:ascii="Times New Roman" w:hAnsi="Times New Roman" w:cs="Times New Roman"/>
-          <w:sz w:val="24"/>
-          <w:szCs w:val="24"/>
-        </w:rPr>
-        <w:t>)</w:t>
+        <w:t>7. Гибкость и эффективность использования (Flexibility and Efficiency of Use)</w:t>
       </w:r>
     </w:p>
     <w:p>
@@ -8485,79 +7787,7 @@
           <w:sz w:val="24"/>
           <w:szCs w:val="24"/>
         </w:rPr>
-        <w:t>8. Эстетичный и минималистичный дизайн (</w:t>
-      </w:r>
-      <w:proofErr w:type="spellStart"/>
-      <w:r>
-        <w:rPr>
-          <w:rFonts w:ascii="Times New Roman" w:hAnsi="Times New Roman" w:cs="Times New Roman"/>
-          <w:sz w:val="24"/>
-          <w:szCs w:val="24"/>
-        </w:rPr>
-        <w:t>Aesthetic</w:t>
-      </w:r>
-      <w:proofErr w:type="spellEnd"/>
-      <w:r>
-        <w:rPr>
-          <w:rFonts w:ascii="Times New Roman" w:hAnsi="Times New Roman" w:cs="Times New Roman"/>
-          <w:sz w:val="24"/>
-          <w:szCs w:val="24"/>
-        </w:rPr>
-        <w:t xml:space="preserve"> </w:t>
-      </w:r>
-      <w:proofErr w:type="spellStart"/>
-      <w:r>
-        <w:rPr>
-          <w:rFonts w:ascii="Times New Roman" w:hAnsi="Times New Roman" w:cs="Times New Roman"/>
-          <w:sz w:val="24"/>
-          <w:szCs w:val="24"/>
-        </w:rPr>
-        <w:t>and</w:t>
-      </w:r>
-      <w:proofErr w:type="spellEnd"/>
-      <w:r>
-        <w:rPr>
-          <w:rFonts w:ascii="Times New Roman" w:hAnsi="Times New Roman" w:cs="Times New Roman"/>
-          <w:sz w:val="24"/>
-          <w:szCs w:val="24"/>
-        </w:rPr>
-        <w:t xml:space="preserve"> </w:t>
-      </w:r>
-      <w:proofErr w:type="spellStart"/>
-      <w:r>
-        <w:rPr>
-          <w:rFonts w:ascii="Times New Roman" w:hAnsi="Times New Roman" w:cs="Times New Roman"/>
-          <w:sz w:val="24"/>
-          <w:szCs w:val="24"/>
-        </w:rPr>
-        <w:t>Minimalist</w:t>
-      </w:r>
-      <w:proofErr w:type="spellEnd"/>
-      <w:r>
-        <w:rPr>
-          <w:rFonts w:ascii="Times New Roman" w:hAnsi="Times New Roman" w:cs="Times New Roman"/>
-          <w:sz w:val="24"/>
-          <w:szCs w:val="24"/>
-        </w:rPr>
-        <w:t xml:space="preserve"> </w:t>
-      </w:r>
-      <w:proofErr w:type="spellStart"/>
-      <w:r>
-        <w:rPr>
-          <w:rFonts w:ascii="Times New Roman" w:hAnsi="Times New Roman" w:cs="Times New Roman"/>
-          <w:sz w:val="24"/>
-          <w:szCs w:val="24"/>
-        </w:rPr>
-        <w:t>Design</w:t>
-      </w:r>
-      <w:proofErr w:type="spellEnd"/>
-      <w:r>
-        <w:rPr>
-          <w:rFonts w:ascii="Times New Roman" w:hAnsi="Times New Roman" w:cs="Times New Roman"/>
-          <w:sz w:val="24"/>
-          <w:szCs w:val="24"/>
-        </w:rPr>
-        <w:t>)</w:t>
+        <w:t>8. Эстетичный и минималистичный дизайн (Aesthetic and Minimalist Design)</w:t>
       </w:r>
     </w:p>
     <w:p>
@@ -8693,133 +7923,7 @@
           <w:sz w:val="24"/>
           <w:szCs w:val="24"/>
         </w:rPr>
-        <w:t>9. Помощь пользователям в распознавании, диагностике и исправлении ошибок (</w:t>
-      </w:r>
-      <w:proofErr w:type="spellStart"/>
-      <w:r>
-        <w:rPr>
-          <w:rFonts w:ascii="Times New Roman" w:hAnsi="Times New Roman" w:cs="Times New Roman"/>
-          <w:sz w:val="24"/>
-          <w:szCs w:val="24"/>
-        </w:rPr>
-        <w:t>Help</w:t>
-      </w:r>
-      <w:proofErr w:type="spellEnd"/>
-      <w:r>
-        <w:rPr>
-          <w:rFonts w:ascii="Times New Roman" w:hAnsi="Times New Roman" w:cs="Times New Roman"/>
-          <w:sz w:val="24"/>
-          <w:szCs w:val="24"/>
-        </w:rPr>
-        <w:t xml:space="preserve"> </w:t>
-      </w:r>
-      <w:proofErr w:type="spellStart"/>
-      <w:r>
-        <w:rPr>
-          <w:rFonts w:ascii="Times New Roman" w:hAnsi="Times New Roman" w:cs="Times New Roman"/>
-          <w:sz w:val="24"/>
-          <w:szCs w:val="24"/>
-        </w:rPr>
-        <w:t>Users</w:t>
-      </w:r>
-      <w:proofErr w:type="spellEnd"/>
-      <w:r>
-        <w:rPr>
-          <w:rFonts w:ascii="Times New Roman" w:hAnsi="Times New Roman" w:cs="Times New Roman"/>
-          <w:sz w:val="24"/>
-          <w:szCs w:val="24"/>
-        </w:rPr>
-        <w:t xml:space="preserve"> </w:t>
-      </w:r>
-      <w:proofErr w:type="spellStart"/>
-      <w:r>
-        <w:rPr>
-          <w:rFonts w:ascii="Times New Roman" w:hAnsi="Times New Roman" w:cs="Times New Roman"/>
-          <w:sz w:val="24"/>
-          <w:szCs w:val="24"/>
-        </w:rPr>
-        <w:t>Recognize</w:t>
-      </w:r>
-      <w:proofErr w:type="spellEnd"/>
-      <w:r>
-        <w:rPr>
-          <w:rFonts w:ascii="Times New Roman" w:hAnsi="Times New Roman" w:cs="Times New Roman"/>
-          <w:sz w:val="24"/>
-          <w:szCs w:val="24"/>
-        </w:rPr>
-        <w:t xml:space="preserve">, </w:t>
-      </w:r>
-      <w:proofErr w:type="spellStart"/>
-      <w:r>
-        <w:rPr>
-          <w:rFonts w:ascii="Times New Roman" w:hAnsi="Times New Roman" w:cs="Times New Roman"/>
-          <w:sz w:val="24"/>
-          <w:szCs w:val="24"/>
-        </w:rPr>
-        <w:t>Diagnose</w:t>
-      </w:r>
-      <w:proofErr w:type="spellEnd"/>
-      <w:r>
-        <w:rPr>
-          <w:rFonts w:ascii="Times New Roman" w:hAnsi="Times New Roman" w:cs="Times New Roman"/>
-          <w:sz w:val="24"/>
-          <w:szCs w:val="24"/>
-        </w:rPr>
-        <w:t xml:space="preserve">, </w:t>
-      </w:r>
-      <w:proofErr w:type="spellStart"/>
-      <w:r>
-        <w:rPr>
-          <w:rFonts w:ascii="Times New Roman" w:hAnsi="Times New Roman" w:cs="Times New Roman"/>
-          <w:sz w:val="24"/>
-          <w:szCs w:val="24"/>
-        </w:rPr>
-        <w:t>Recover</w:t>
-      </w:r>
-      <w:proofErr w:type="spellEnd"/>
-      <w:r>
-        <w:rPr>
-          <w:rFonts w:ascii="Times New Roman" w:hAnsi="Times New Roman" w:cs="Times New Roman"/>
-          <w:sz w:val="24"/>
-          <w:szCs w:val="24"/>
-        </w:rPr>
-        <w:t xml:space="preserve"> </w:t>
-      </w:r>
-      <w:proofErr w:type="spellStart"/>
-      <w:r>
-        <w:rPr>
-          <w:rFonts w:ascii="Times New Roman" w:hAnsi="Times New Roman" w:cs="Times New Roman"/>
-          <w:sz w:val="24"/>
-          <w:szCs w:val="24"/>
-        </w:rPr>
-        <w:t>from</w:t>
-      </w:r>
-      <w:proofErr w:type="spellEnd"/>
-      <w:r>
-        <w:rPr>
-          <w:rFonts w:ascii="Times New Roman" w:hAnsi="Times New Roman" w:cs="Times New Roman"/>
-          <w:sz w:val="24"/>
-          <w:szCs w:val="24"/>
-        </w:rPr>
-        <w:t xml:space="preserve"> </w:t>
-      </w:r>
-      <w:proofErr w:type="spellStart"/>
-      <w:r>
-        <w:rPr>
-          <w:rFonts w:ascii="Times New Roman" w:hAnsi="Times New Roman" w:cs="Times New Roman"/>
-          <w:sz w:val="24"/>
-          <w:szCs w:val="24"/>
-        </w:rPr>
-        <w:t>Errors</w:t>
-      </w:r>
-      <w:proofErr w:type="spellEnd"/>
-      <w:r>
-        <w:rPr>
-          <w:rFonts w:ascii="Times New Roman" w:hAnsi="Times New Roman" w:cs="Times New Roman"/>
-          <w:sz w:val="24"/>
-          <w:szCs w:val="24"/>
-        </w:rPr>
-        <w:t>)</w:t>
+        <w:t>9. Помощь пользователям в распознавании, диагностике и исправлении ошибок (Help Users Recognize, Diagnose, Recover from Errors)</w:t>
       </w:r>
     </w:p>
     <w:p>
@@ -8955,61 +8059,7 @@
           <w:sz w:val="24"/>
           <w:szCs w:val="24"/>
         </w:rPr>
-        <w:t>10. Помощь и документация (</w:t>
-      </w:r>
-      <w:proofErr w:type="spellStart"/>
-      <w:r>
-        <w:rPr>
-          <w:rFonts w:ascii="Times New Roman" w:hAnsi="Times New Roman" w:cs="Times New Roman"/>
-          <w:sz w:val="24"/>
-          <w:szCs w:val="24"/>
-        </w:rPr>
-        <w:t>Help</w:t>
-      </w:r>
-      <w:proofErr w:type="spellEnd"/>
-      <w:r>
-        <w:rPr>
-          <w:rFonts w:ascii="Times New Roman" w:hAnsi="Times New Roman" w:cs="Times New Roman"/>
-          <w:sz w:val="24"/>
-          <w:szCs w:val="24"/>
-        </w:rPr>
-        <w:t xml:space="preserve"> </w:t>
-      </w:r>
-      <w:proofErr w:type="spellStart"/>
-      <w:r>
-        <w:rPr>
-          <w:rFonts w:ascii="Times New Roman" w:hAnsi="Times New Roman" w:cs="Times New Roman"/>
-          <w:sz w:val="24"/>
-          <w:szCs w:val="24"/>
-        </w:rPr>
-        <w:t>and</w:t>
-      </w:r>
-      <w:proofErr w:type="spellEnd"/>
-      <w:r>
-        <w:rPr>
-          <w:rFonts w:ascii="Times New Roman" w:hAnsi="Times New Roman" w:cs="Times New Roman"/>
-          <w:sz w:val="24"/>
-          <w:szCs w:val="24"/>
-        </w:rPr>
-        <w:t xml:space="preserve"> </w:t>
-      </w:r>
-      <w:proofErr w:type="spellStart"/>
-      <w:r>
-        <w:rPr>
-          <w:rFonts w:ascii="Times New Roman" w:hAnsi="Times New Roman" w:cs="Times New Roman"/>
-          <w:sz w:val="24"/>
-          <w:szCs w:val="24"/>
-        </w:rPr>
-        <w:t>Documentation</w:t>
-      </w:r>
-      <w:proofErr w:type="spellEnd"/>
-      <w:r>
-        <w:rPr>
-          <w:rFonts w:ascii="Times New Roman" w:hAnsi="Times New Roman" w:cs="Times New Roman"/>
-          <w:sz w:val="24"/>
-          <w:szCs w:val="24"/>
-        </w:rPr>
-        <w:t>)</w:t>
+        <w:t>10. Помощь и документация (Help and Documentation)</w:t>
       </w:r>
     </w:p>
     <w:p>
@@ -9119,25 +8169,7 @@
           <w:sz w:val="24"/>
           <w:szCs w:val="24"/>
         </w:rPr>
-        <w:t xml:space="preserve">Контекстная помощь через </w:t>
-      </w:r>
-      <w:proofErr w:type="spellStart"/>
-      <w:r>
-        <w:rPr>
-          <w:rFonts w:ascii="Times New Roman" w:hAnsi="Times New Roman" w:cs="Times New Roman"/>
-          <w:sz w:val="24"/>
-          <w:szCs w:val="24"/>
-        </w:rPr>
-        <w:t>тултипы</w:t>
-      </w:r>
-      <w:proofErr w:type="spellEnd"/>
-      <w:r>
-        <w:rPr>
-          <w:rFonts w:ascii="Times New Roman" w:hAnsi="Times New Roman" w:cs="Times New Roman"/>
-          <w:sz w:val="24"/>
-          <w:szCs w:val="24"/>
-        </w:rPr>
-        <w:t xml:space="preserve"> (в коде заложена возможность расширения)</w:t>
+        <w:t>Контекстная помощь через тултипы (в коде заложена возможность расширения)</w:t>
       </w:r>
     </w:p>
     <w:p>
@@ -9211,25 +8243,7 @@
           <w:sz w:val="24"/>
           <w:szCs w:val="24"/>
         </w:rPr>
-        <w:t>Гибкая сетка (</w:t>
-      </w:r>
-      <w:proofErr w:type="spellStart"/>
-      <w:r>
-        <w:rPr>
-          <w:rFonts w:ascii="Times New Roman" w:hAnsi="Times New Roman" w:cs="Times New Roman"/>
-          <w:sz w:val="24"/>
-          <w:szCs w:val="24"/>
-        </w:rPr>
-        <w:t>grid</w:t>
-      </w:r>
-      <w:proofErr w:type="spellEnd"/>
-      <w:r>
-        <w:rPr>
-          <w:rFonts w:ascii="Times New Roman" w:hAnsi="Times New Roman" w:cs="Times New Roman"/>
-          <w:sz w:val="24"/>
-          <w:szCs w:val="24"/>
-        </w:rPr>
-        <w:t>) перестраивается на мобильных устройствах</w:t>
+        <w:t>Гибкая сетка (grid) перестраивается на мобильных устройствах</w:t>
       </w:r>
     </w:p>
     <w:p>
@@ -9273,6 +8287,7 @@
           <w:sz w:val="24"/>
           <w:szCs w:val="24"/>
         </w:rPr>
+        <w:lastRenderedPageBreak/>
         <w:t>Адаптивная таблица с горизонтальной прокруткой</w:t>
       </w:r>
     </w:p>
@@ -9409,25 +8424,7 @@
           <w:sz w:val="24"/>
           <w:szCs w:val="24"/>
         </w:rPr>
-        <w:t>Управление с клавиатуры (</w:t>
-      </w:r>
-      <w:proofErr w:type="spellStart"/>
-      <w:r>
-        <w:rPr>
-          <w:rFonts w:ascii="Times New Roman" w:hAnsi="Times New Roman" w:cs="Times New Roman"/>
-          <w:sz w:val="24"/>
-          <w:szCs w:val="24"/>
-        </w:rPr>
-        <w:t>tab</w:t>
-      </w:r>
-      <w:proofErr w:type="spellEnd"/>
-      <w:r>
-        <w:rPr>
-          <w:rFonts w:ascii="Times New Roman" w:hAnsi="Times New Roman" w:cs="Times New Roman"/>
-          <w:sz w:val="24"/>
-          <w:szCs w:val="24"/>
-        </w:rPr>
-        <w:t>-навигация)</w:t>
+        <w:t>Управление с клавиатуры (tab-навигация)</w:t>
       </w:r>
     </w:p>
     <w:p>
@@ -9627,51 +8624,7 @@
           <w:szCs w:val="24"/>
           <w:shd w:val="clear" w:color="auto" w:fill="FFFFFF"/>
         </w:rPr>
-        <w:t>Создана структура базы данных с двумя таблицами (</w:t>
-      </w:r>
-      <w:proofErr w:type="spellStart"/>
-      <w:r>
-        <w:rPr>
-          <w:rFonts w:ascii="Times New Roman" w:hAnsi="Times New Roman" w:cs="Times New Roman"/>
-          <w:color w:val="34343C"/>
-          <w:sz w:val="24"/>
-          <w:szCs w:val="24"/>
-          <w:shd w:val="clear" w:color="auto" w:fill="FFFFFF"/>
-        </w:rPr>
-        <w:t>users</w:t>
-      </w:r>
-      <w:proofErr w:type="spellEnd"/>
-      <w:r>
-        <w:rPr>
-          <w:rFonts w:ascii="Times New Roman" w:hAnsi="Times New Roman" w:cs="Times New Roman"/>
-          <w:color w:val="34343C"/>
-          <w:sz w:val="24"/>
-          <w:szCs w:val="24"/>
-          <w:shd w:val="clear" w:color="auto" w:fill="FFFFFF"/>
-        </w:rPr>
-        <w:t xml:space="preserve"> и </w:t>
-      </w:r>
-      <w:proofErr w:type="spellStart"/>
-      <w:r>
-        <w:rPr>
-          <w:rFonts w:ascii="Times New Roman" w:hAnsi="Times New Roman" w:cs="Times New Roman"/>
-          <w:color w:val="34343C"/>
-          <w:sz w:val="24"/>
-          <w:szCs w:val="24"/>
-          <w:shd w:val="clear" w:color="auto" w:fill="FFFFFF"/>
-        </w:rPr>
-        <w:t>arrays</w:t>
-      </w:r>
-      <w:proofErr w:type="spellEnd"/>
-      <w:r>
-        <w:rPr>
-          <w:rFonts w:ascii="Times New Roman" w:hAnsi="Times New Roman" w:cs="Times New Roman"/>
-          <w:color w:val="34343C"/>
-          <w:sz w:val="24"/>
-          <w:szCs w:val="24"/>
-          <w:shd w:val="clear" w:color="auto" w:fill="FFFFFF"/>
-        </w:rPr>
-        <w:t>), обеспечивающая хранение пользователей и их массивов с поддержкой внешних ключей и каскадного удаления.</w:t>
+        <w:t>Создана структура базы данных с двумя таблицами (users и arrays), обеспечивающая хранение пользователей и их массивов с поддержкой внешних ключей и каскадного удаления.</w:t>
       </w:r>
     </w:p>
     <w:p>
@@ -14051,7 +13004,7 @@
 </file>
 
 <file path=customXml/itemProps1.xml><?xml version="1.0" encoding="utf-8"?>
-<ds:datastoreItem xmlns:ds="http://schemas.openxmlformats.org/officeDocument/2006/customXml" ds:itemID="{0870FC3F-FD74-435C-87A0-686A741EB52C}">
+<ds:datastoreItem xmlns:ds="http://schemas.openxmlformats.org/officeDocument/2006/customXml" ds:itemID="{6CC51D03-93C7-4BC1-A2EC-A1D6A63B61F4}">
   <ds:schemaRefs>
     <ds:schemaRef ds:uri="http://schemas.openxmlformats.org/officeDocument/2006/bibliography"/>
   </ds:schemaRefs>

--- a/Отчет_3_РПС.docx
+++ b/Отчет_3_РПС.docx
@@ -1096,8 +1096,8 @@
         <w:rPr>
           <w:rFonts w:ascii="Times New Roman" w:eastAsia="Times New Roman" w:hAnsi="Times New Roman" w:cs="Times New Roman"/>
           <w:color w:val="34343C"/>
-          <w:sz w:val="23"/>
-          <w:szCs w:val="23"/>
+          <w:sz w:val="24"/>
+          <w:szCs w:val="24"/>
           <w:lang w:eastAsia="ru-RU"/>
         </w:rPr>
       </w:pPr>
@@ -1105,35 +1105,12 @@
         <w:rPr>
           <w:rFonts w:ascii="Times New Roman" w:eastAsia="Times New Roman" w:hAnsi="Times New Roman" w:cs="Times New Roman"/>
           <w:color w:val="34343C"/>
-          <w:sz w:val="23"/>
-          <w:szCs w:val="23"/>
+          <w:sz w:val="24"/>
+          <w:szCs w:val="24"/>
           <w:lang w:eastAsia="ru-RU"/>
         </w:rPr>
-        <w:t>Р</w:t>
-      </w:r>
-      <w:r>
-        <w:rPr>
-          <w:rFonts w:ascii="Times New Roman" w:eastAsia="Times New Roman" w:hAnsi="Times New Roman" w:cs="Times New Roman"/>
-          <w:color w:val="34343C"/>
-          <w:sz w:val="23"/>
-          <w:szCs w:val="23"/>
-          <w:lang w:eastAsia="ru-RU"/>
-        </w:rPr>
-        <w:t>азработка для программы графического пользовательского интерфейса и интеграция базы данных для веб-приложений.</w:t>
-      </w:r>
-    </w:p>
-    <w:p>
-      <w:pPr>
-        <w:pStyle w:val="aa"/>
-        <w:ind w:left="360"/>
-        <w:rPr>
-          <w:rFonts w:ascii="Times New Roman" w:hAnsi="Times New Roman" w:cs="Times New Roman"/>
-          <w:b/>
-          <w:bCs/>
-          <w:sz w:val="24"/>
-          <w:szCs w:val="24"/>
-        </w:rPr>
-      </w:pPr>
+        <w:t>Разработка для программы графического пользовательского интерфейса и интеграция базы данных для веб-приложений.</w:t>
+      </w:r>
     </w:p>
     <w:p>
       <w:pPr>
@@ -1305,7 +1282,29 @@
           <w:szCs w:val="24"/>
           <w:shd w:val="clear" w:color="auto" w:fill="FFFFFF"/>
         </w:rPr>
-        <w:t>Возможность авторизироваться;</w:t>
+        <w:t xml:space="preserve">Возможность </w:t>
+      </w:r>
+      <w:proofErr w:type="spellStart"/>
+      <w:r>
+        <w:rPr>
+          <w:rFonts w:ascii="Times New Roman" w:hAnsi="Times New Roman" w:cs="Times New Roman"/>
+          <w:color w:val="34343C"/>
+          <w:sz w:val="24"/>
+          <w:szCs w:val="24"/>
+          <w:shd w:val="clear" w:color="auto" w:fill="FFFFFF"/>
+        </w:rPr>
+        <w:t>авторизироваться</w:t>
+      </w:r>
+      <w:proofErr w:type="spellEnd"/>
+      <w:r>
+        <w:rPr>
+          <w:rFonts w:ascii="Times New Roman" w:hAnsi="Times New Roman" w:cs="Times New Roman"/>
+          <w:color w:val="34343C"/>
+          <w:sz w:val="24"/>
+          <w:szCs w:val="24"/>
+          <w:shd w:val="clear" w:color="auto" w:fill="FFFFFF"/>
+        </w:rPr>
+        <w:t>;</w:t>
       </w:r>
     </w:p>
     <w:p>
@@ -1547,11 +1546,32 @@
         </w:rPr>
         <w:t>2.1. Серверная часть</w:t>
       </w:r>
+      <w:r>
+        <w:rPr>
+          <w:rFonts w:ascii="Times New Roman" w:eastAsia="Times New Roman" w:hAnsi="Times New Roman" w:cs="Times New Roman"/>
+          <w:b/>
+          <w:bCs/>
+          <w:sz w:val="24"/>
+          <w:szCs w:val="24"/>
+          <w:lang w:eastAsia="ru-RU"/>
+        </w:rPr>
+        <w:t xml:space="preserve"> </w:t>
+      </w:r>
+      <w:r>
+        <w:rPr>
+          <w:rFonts w:ascii="Times New Roman" w:eastAsia="Times New Roman" w:hAnsi="Times New Roman" w:cs="Times New Roman"/>
+          <w:b/>
+          <w:bCs/>
+          <w:sz w:val="24"/>
+          <w:szCs w:val="24"/>
+          <w:lang w:eastAsia="ru-RU"/>
+        </w:rPr>
+        <w:t>в таблице 2.1</w:t>
+      </w:r>
     </w:p>
     <w:p>
       <w:pPr>
         <w:spacing w:after="0" w:line="240" w:lineRule="auto"/>
-        <w:ind w:firstLine="426"/>
         <w:rPr>
           <w:rFonts w:ascii="Times New Roman" w:eastAsia="Times New Roman" w:hAnsi="Times New Roman" w:cs="Times New Roman"/>
           <w:color w:val="000000" w:themeColor="text1"/>
@@ -1596,8 +1616,8 @@
                 <w:rFonts w:ascii="Times New Roman" w:eastAsia="Times New Roman" w:hAnsi="Times New Roman" w:cs="Times New Roman"/>
                 <w:b/>
                 <w:bCs/>
-                <w:sz w:val="24"/>
-                <w:szCs w:val="24"/>
+                <w:sz w:val="23"/>
+                <w:szCs w:val="23"/>
               </w:rPr>
             </w:pPr>
             <w:r>
@@ -1623,8 +1643,8 @@
                 <w:rFonts w:ascii="Times New Roman" w:eastAsia="Times New Roman" w:hAnsi="Times New Roman" w:cs="Times New Roman"/>
                 <w:b/>
                 <w:bCs/>
-                <w:sz w:val="24"/>
-                <w:szCs w:val="24"/>
+                <w:sz w:val="23"/>
+                <w:szCs w:val="23"/>
               </w:rPr>
             </w:pPr>
             <w:r>
@@ -1650,8 +1670,8 @@
                 <w:rFonts w:ascii="Times New Roman" w:eastAsia="Times New Roman" w:hAnsi="Times New Roman" w:cs="Times New Roman"/>
                 <w:b/>
                 <w:bCs/>
-                <w:sz w:val="24"/>
-                <w:szCs w:val="24"/>
+                <w:sz w:val="23"/>
+                <w:szCs w:val="23"/>
               </w:rPr>
             </w:pPr>
             <w:r>
@@ -1677,8 +1697,8 @@
                 <w:rFonts w:ascii="Times New Roman" w:eastAsia="Times New Roman" w:hAnsi="Times New Roman" w:cs="Times New Roman"/>
                 <w:b/>
                 <w:bCs/>
-                <w:sz w:val="24"/>
-                <w:szCs w:val="24"/>
+                <w:sz w:val="23"/>
+                <w:szCs w:val="23"/>
               </w:rPr>
             </w:pPr>
             <w:r>
@@ -1704,8 +1724,8 @@
               <w:outlineLvl w:val="2"/>
               <w:rPr>
                 <w:rFonts w:ascii="Times New Roman" w:eastAsia="Times New Roman" w:hAnsi="Times New Roman" w:cs="Times New Roman"/>
-                <w:sz w:val="24"/>
-                <w:szCs w:val="24"/>
+                <w:sz w:val="23"/>
+                <w:szCs w:val="23"/>
               </w:rPr>
             </w:pPr>
             <w:r>
@@ -1731,8 +1751,8 @@
                 <w:rFonts w:ascii="Times New Roman" w:eastAsia="Times New Roman" w:hAnsi="Times New Roman" w:cs="Times New Roman"/>
                 <w:b/>
                 <w:bCs/>
-                <w:sz w:val="24"/>
-                <w:szCs w:val="24"/>
+                <w:sz w:val="23"/>
+                <w:szCs w:val="23"/>
               </w:rPr>
             </w:pPr>
             <w:r>
@@ -1759,8 +1779,8 @@
                 <w:rFonts w:ascii="Times New Roman" w:eastAsia="Times New Roman" w:hAnsi="Times New Roman" w:cs="Times New Roman"/>
                 <w:b/>
                 <w:bCs/>
-                <w:sz w:val="24"/>
-                <w:szCs w:val="24"/>
+                <w:sz w:val="23"/>
+                <w:szCs w:val="23"/>
               </w:rPr>
             </w:pPr>
             <w:r>
@@ -1806,8 +1826,8 @@
                 <w:rFonts w:ascii="Times New Roman" w:eastAsia="Times New Roman" w:hAnsi="Times New Roman" w:cs="Times New Roman"/>
                 <w:b/>
                 <w:bCs/>
-                <w:sz w:val="24"/>
-                <w:szCs w:val="24"/>
+                <w:sz w:val="23"/>
+                <w:szCs w:val="23"/>
               </w:rPr>
             </w:pPr>
             <w:r>
@@ -1827,8 +1847,19 @@
                 <w:szCs w:val="23"/>
               </w:rPr>
               <w:br/>
-              <w:t>• Требуется ручная настройка middleware</w:t>
-            </w:r>
+              <w:t xml:space="preserve">• Требуется ручная настройка </w:t>
+            </w:r>
+            <w:proofErr w:type="spellStart"/>
+            <w:r>
+              <w:rPr>
+                <w:rFonts w:ascii="Times New Roman" w:eastAsia="Times New Roman" w:hAnsi="Times New Roman" w:cs="Times New Roman"/>
+                <w:color w:val="000000" w:themeColor="text1"/>
+                <w:sz w:val="23"/>
+                <w:szCs w:val="23"/>
+              </w:rPr>
+              <w:t>middleware</w:t>
+            </w:r>
+            <w:proofErr w:type="spellEnd"/>
             <w:r>
               <w:rPr>
                 <w:rFonts w:ascii="Times New Roman" w:eastAsia="Times New Roman" w:hAnsi="Times New Roman" w:cs="Times New Roman"/>
@@ -1853,8 +1884,8 @@
               <w:outlineLvl w:val="2"/>
               <w:rPr>
                 <w:rFonts w:ascii="Times New Roman" w:eastAsia="Times New Roman" w:hAnsi="Times New Roman" w:cs="Times New Roman"/>
-                <w:sz w:val="24"/>
-                <w:szCs w:val="24"/>
+                <w:sz w:val="23"/>
+                <w:szCs w:val="23"/>
               </w:rPr>
             </w:pPr>
             <w:r>
@@ -1880,8 +1911,8 @@
                 <w:rFonts w:ascii="Times New Roman" w:eastAsia="Times New Roman" w:hAnsi="Times New Roman" w:cs="Times New Roman"/>
                 <w:b/>
                 <w:bCs/>
-                <w:sz w:val="24"/>
-                <w:szCs w:val="24"/>
+                <w:sz w:val="23"/>
+                <w:szCs w:val="23"/>
               </w:rPr>
             </w:pPr>
             <w:r>
@@ -1907,8 +1938,8 @@
                 <w:rFonts w:ascii="Times New Roman" w:eastAsia="Times New Roman" w:hAnsi="Times New Roman" w:cs="Times New Roman"/>
                 <w:b/>
                 <w:bCs/>
-                <w:sz w:val="24"/>
-                <w:szCs w:val="24"/>
+                <w:sz w:val="23"/>
+                <w:szCs w:val="23"/>
               </w:rPr>
             </w:pPr>
             <w:r>
@@ -1955,8 +1986,8 @@
                 <w:rFonts w:ascii="Times New Roman" w:eastAsia="Times New Roman" w:hAnsi="Times New Roman" w:cs="Times New Roman"/>
                 <w:b/>
                 <w:bCs/>
-                <w:sz w:val="24"/>
-                <w:szCs w:val="24"/>
+                <w:sz w:val="23"/>
+                <w:szCs w:val="23"/>
               </w:rPr>
             </w:pPr>
             <w:r>
@@ -2041,7 +2072,6 @@
     <w:p>
       <w:pPr>
         <w:spacing w:after="0" w:line="240" w:lineRule="auto"/>
-        <w:ind w:firstLine="426"/>
         <w:rPr>
           <w:rFonts w:ascii="Times New Roman" w:eastAsia="Times New Roman" w:hAnsi="Times New Roman" w:cs="Times New Roman"/>
           <w:color w:val="000000" w:themeColor="text1"/>
@@ -2058,6 +2088,7 @@
           <w:szCs w:val="24"/>
           <w:lang w:eastAsia="ru-RU"/>
         </w:rPr>
+        <w:lastRenderedPageBreak/>
         <w:t xml:space="preserve">Продолжение таблицы 2.1 </w:t>
       </w:r>
     </w:p>
@@ -2192,8 +2223,8 @@
                 <w:rFonts w:ascii="Times New Roman" w:eastAsia="Times New Roman" w:hAnsi="Times New Roman" w:cs="Times New Roman"/>
                 <w:b/>
                 <w:bCs/>
-                <w:sz w:val="24"/>
-                <w:szCs w:val="24"/>
+                <w:sz w:val="23"/>
+                <w:szCs w:val="23"/>
               </w:rPr>
             </w:pPr>
             <w:r>
@@ -2219,8 +2250,8 @@
                 <w:rFonts w:ascii="Times New Roman" w:eastAsia="Times New Roman" w:hAnsi="Times New Roman" w:cs="Times New Roman"/>
                 <w:b/>
                 <w:bCs/>
-                <w:sz w:val="24"/>
-                <w:szCs w:val="24"/>
+                <w:sz w:val="23"/>
+                <w:szCs w:val="23"/>
               </w:rPr>
             </w:pPr>
             <w:r>
@@ -2246,8 +2277,8 @@
                 <w:rFonts w:ascii="Times New Roman" w:eastAsia="Times New Roman" w:hAnsi="Times New Roman" w:cs="Times New Roman"/>
                 <w:b/>
                 <w:bCs/>
-                <w:sz w:val="24"/>
-                <w:szCs w:val="24"/>
+                <w:sz w:val="23"/>
+                <w:szCs w:val="23"/>
               </w:rPr>
             </w:pPr>
             <w:r>
@@ -2293,8 +2324,8 @@
                 <w:rFonts w:ascii="Times New Roman" w:eastAsia="Times New Roman" w:hAnsi="Times New Roman" w:cs="Times New Roman"/>
                 <w:b/>
                 <w:bCs/>
-                <w:sz w:val="24"/>
-                <w:szCs w:val="24"/>
+                <w:sz w:val="23"/>
+                <w:szCs w:val="23"/>
               </w:rPr>
             </w:pPr>
             <w:r>
@@ -2332,8 +2363,8 @@
                 <w:rFonts w:ascii="Times New Roman" w:eastAsia="Times New Roman" w:hAnsi="Times New Roman" w:cs="Times New Roman"/>
                 <w:b/>
                 <w:bCs/>
-                <w:sz w:val="24"/>
-                <w:szCs w:val="24"/>
+                <w:sz w:val="23"/>
+                <w:szCs w:val="23"/>
               </w:rPr>
             </w:pPr>
             <w:r>
@@ -2359,8 +2390,8 @@
                 <w:rFonts w:ascii="Times New Roman" w:eastAsia="Times New Roman" w:hAnsi="Times New Roman" w:cs="Times New Roman"/>
                 <w:b/>
                 <w:bCs/>
-                <w:sz w:val="24"/>
-                <w:szCs w:val="24"/>
+                <w:sz w:val="23"/>
+                <w:szCs w:val="23"/>
               </w:rPr>
             </w:pPr>
             <w:r>
@@ -2386,8 +2417,8 @@
                 <w:rFonts w:ascii="Times New Roman" w:eastAsia="Times New Roman" w:hAnsi="Times New Roman" w:cs="Times New Roman"/>
                 <w:b/>
                 <w:bCs/>
-                <w:sz w:val="24"/>
-                <w:szCs w:val="24"/>
+                <w:sz w:val="23"/>
+                <w:szCs w:val="23"/>
               </w:rPr>
             </w:pPr>
             <w:r>
@@ -2433,8 +2464,8 @@
                 <w:rFonts w:ascii="Times New Roman" w:eastAsia="Times New Roman" w:hAnsi="Times New Roman" w:cs="Times New Roman"/>
                 <w:b/>
                 <w:bCs/>
-                <w:sz w:val="24"/>
-                <w:szCs w:val="24"/>
+                <w:sz w:val="23"/>
+                <w:szCs w:val="23"/>
               </w:rPr>
             </w:pPr>
             <w:r>
@@ -2512,6 +2543,17 @@
           <w:lang w:eastAsia="ru-RU"/>
         </w:rPr>
         <w:t>Клиентская часть</w:t>
+      </w:r>
+      <w:r>
+        <w:rPr>
+          <w:rFonts w:ascii="Times New Roman" w:eastAsia="Times New Roman" w:hAnsi="Times New Roman" w:cs="Times New Roman"/>
+          <w:b/>
+          <w:bCs/>
+          <w:sz w:val="24"/>
+          <w:szCs w:val="24"/>
+          <w:lang w:eastAsia="ru-RU"/>
+        </w:rPr>
+        <w:t xml:space="preserve"> в таблице 2.2</w:t>
       </w:r>
     </w:p>
     <w:p>
@@ -3091,15 +3133,6 @@
                 <w:szCs w:val="23"/>
               </w:rPr>
               <w:br/>
-            </w:r>
-            <w:r>
-              <w:rPr>
-                <w:rFonts w:ascii="Times New Roman" w:eastAsia="Times New Roman" w:hAnsi="Times New Roman" w:cs="Times New Roman"/>
-                <w:color w:val="000000" w:themeColor="text1"/>
-                <w:sz w:val="23"/>
-                <w:szCs w:val="23"/>
-              </w:rPr>
-              <w:lastRenderedPageBreak/>
               <w:t>• Дополнительный этап в CI/CD</w:t>
             </w:r>
           </w:p>
@@ -3165,13 +3198,32 @@
           <w:szCs w:val="24"/>
           <w:lang w:eastAsia="ru-RU"/>
         </w:rPr>
-        <w:t>Используется реляционная СУБД SQLite через better-sqlite3. База данных состоит из двух таблиц:</w:t>
+        <w:t>Используется реляционная СУБД SQLite через better-sqlite3. База данных состоит из двух таблиц</w:t>
+      </w:r>
+      <w:r>
+        <w:rPr>
+          <w:rFonts w:ascii="Times New Roman" w:eastAsia="Times New Roman" w:hAnsi="Times New Roman" w:cs="Times New Roman"/>
+          <w:color w:val="000000" w:themeColor="text1"/>
+          <w:sz w:val="24"/>
+          <w:szCs w:val="24"/>
+          <w:lang w:eastAsia="ru-RU"/>
+        </w:rPr>
+        <w:t xml:space="preserve"> (таблица 3.1, 3.2)</w:t>
+      </w:r>
+      <w:r>
+        <w:rPr>
+          <w:rFonts w:ascii="Times New Roman" w:eastAsia="Times New Roman" w:hAnsi="Times New Roman" w:cs="Times New Roman"/>
+          <w:color w:val="000000" w:themeColor="text1"/>
+          <w:sz w:val="24"/>
+          <w:szCs w:val="24"/>
+          <w:lang w:eastAsia="ru-RU"/>
+        </w:rPr>
+        <w:t>:</w:t>
       </w:r>
     </w:p>
     <w:p>
       <w:pPr>
         <w:spacing w:after="0" w:line="240" w:lineRule="auto"/>
-        <w:ind w:firstLine="426"/>
         <w:rPr>
           <w:rFonts w:ascii="Times New Roman" w:eastAsia="Times New Roman" w:hAnsi="Times New Roman" w:cs="Times New Roman"/>
           <w:color w:val="000000" w:themeColor="text1"/>
@@ -3209,9 +3261,9 @@
       </w:tblPr>
       <w:tblGrid>
         <w:gridCol w:w="1696"/>
-        <w:gridCol w:w="1838"/>
-        <w:gridCol w:w="2283"/>
-        <w:gridCol w:w="3528"/>
+        <w:gridCol w:w="1843"/>
+        <w:gridCol w:w="2268"/>
+        <w:gridCol w:w="3538"/>
       </w:tblGrid>
       <w:tr>
         <w:tc>
@@ -3224,16 +3276,16 @@
               <w:rPr>
                 <w:rFonts w:ascii="Times New Roman" w:eastAsia="Times New Roman" w:hAnsi="Times New Roman" w:cs="Times New Roman"/>
                 <w:color w:val="000000" w:themeColor="text1"/>
-                <w:sz w:val="24"/>
-                <w:szCs w:val="24"/>
+                <w:sz w:val="23"/>
+                <w:szCs w:val="23"/>
               </w:rPr>
             </w:pPr>
             <w:r>
               <w:rPr>
                 <w:rFonts w:ascii="Times New Roman" w:eastAsia="Times New Roman" w:hAnsi="Times New Roman" w:cs="Times New Roman"/>
                 <w:color w:val="000000" w:themeColor="text1"/>
-                <w:sz w:val="24"/>
-                <w:szCs w:val="24"/>
+                <w:sz w:val="23"/>
+                <w:szCs w:val="23"/>
               </w:rPr>
               <w:t>Поле</w:t>
             </w:r>
@@ -3249,16 +3301,16 @@
               <w:rPr>
                 <w:rFonts w:ascii="Times New Roman" w:eastAsia="Times New Roman" w:hAnsi="Times New Roman" w:cs="Times New Roman"/>
                 <w:color w:val="000000" w:themeColor="text1"/>
-                <w:sz w:val="24"/>
-                <w:szCs w:val="24"/>
+                <w:sz w:val="23"/>
+                <w:szCs w:val="23"/>
               </w:rPr>
             </w:pPr>
             <w:r>
               <w:rPr>
                 <w:rFonts w:ascii="Times New Roman" w:eastAsia="Times New Roman" w:hAnsi="Times New Roman" w:cs="Times New Roman"/>
                 <w:color w:val="000000" w:themeColor="text1"/>
-                <w:sz w:val="24"/>
-                <w:szCs w:val="24"/>
+                <w:sz w:val="23"/>
+                <w:szCs w:val="23"/>
               </w:rPr>
               <w:t>Тип данных</w:t>
             </w:r>
@@ -3274,16 +3326,16 @@
               <w:rPr>
                 <w:rFonts w:ascii="Times New Roman" w:eastAsia="Times New Roman" w:hAnsi="Times New Roman" w:cs="Times New Roman"/>
                 <w:color w:val="000000" w:themeColor="text1"/>
-                <w:sz w:val="24"/>
-                <w:szCs w:val="24"/>
+                <w:sz w:val="23"/>
+                <w:szCs w:val="23"/>
               </w:rPr>
             </w:pPr>
             <w:r>
               <w:rPr>
                 <w:rFonts w:ascii="Times New Roman" w:eastAsia="Times New Roman" w:hAnsi="Times New Roman" w:cs="Times New Roman"/>
                 <w:color w:val="000000" w:themeColor="text1"/>
-                <w:sz w:val="24"/>
-                <w:szCs w:val="24"/>
+                <w:sz w:val="23"/>
+                <w:szCs w:val="23"/>
               </w:rPr>
               <w:t>Ограничения</w:t>
             </w:r>
@@ -3299,16 +3351,16 @@
               <w:rPr>
                 <w:rFonts w:ascii="Times New Roman" w:eastAsia="Times New Roman" w:hAnsi="Times New Roman" w:cs="Times New Roman"/>
                 <w:color w:val="000000" w:themeColor="text1"/>
-                <w:sz w:val="24"/>
-                <w:szCs w:val="24"/>
+                <w:sz w:val="23"/>
+                <w:szCs w:val="23"/>
               </w:rPr>
             </w:pPr>
             <w:r>
               <w:rPr>
                 <w:rFonts w:ascii="Times New Roman" w:eastAsia="Times New Roman" w:hAnsi="Times New Roman" w:cs="Times New Roman"/>
                 <w:color w:val="000000" w:themeColor="text1"/>
-                <w:sz w:val="24"/>
-                <w:szCs w:val="24"/>
+                <w:sz w:val="23"/>
+                <w:szCs w:val="23"/>
               </w:rPr>
               <w:t>Описание</w:t>
             </w:r>
@@ -3326,8 +3378,8 @@
               <w:rPr>
                 <w:rFonts w:ascii="Times New Roman" w:eastAsia="Times New Roman" w:hAnsi="Times New Roman" w:cs="Times New Roman"/>
                 <w:color w:val="000000" w:themeColor="text1"/>
-                <w:sz w:val="24"/>
-                <w:szCs w:val="24"/>
+                <w:sz w:val="23"/>
+                <w:szCs w:val="23"/>
                 <w:lang w:val="en-US"/>
               </w:rPr>
             </w:pPr>
@@ -3335,8 +3387,8 @@
               <w:rPr>
                 <w:rFonts w:ascii="Times New Roman" w:eastAsia="Times New Roman" w:hAnsi="Times New Roman" w:cs="Times New Roman"/>
                 <w:color w:val="000000" w:themeColor="text1"/>
-                <w:sz w:val="24"/>
-                <w:szCs w:val="24"/>
+                <w:sz w:val="23"/>
+                <w:szCs w:val="23"/>
                 <w:lang w:val="en-US"/>
               </w:rPr>
               <w:t>i</w:t>
@@ -3345,8 +3397,8 @@
               <w:rPr>
                 <w:rFonts w:ascii="Times New Roman" w:eastAsia="Times New Roman" w:hAnsi="Times New Roman" w:cs="Times New Roman"/>
                 <w:color w:val="000000" w:themeColor="text1"/>
-                <w:sz w:val="24"/>
-                <w:szCs w:val="24"/>
+                <w:sz w:val="23"/>
+                <w:szCs w:val="23"/>
                 <w:lang w:val="en-US"/>
               </w:rPr>
               <w:t>d</w:t>
@@ -3363,8 +3415,8 @@
               <w:rPr>
                 <w:rFonts w:ascii="Times New Roman" w:eastAsia="Times New Roman" w:hAnsi="Times New Roman" w:cs="Times New Roman"/>
                 <w:color w:val="000000" w:themeColor="text1"/>
-                <w:sz w:val="24"/>
-                <w:szCs w:val="24"/>
+                <w:sz w:val="23"/>
+                <w:szCs w:val="23"/>
                 <w:lang w:val="en-US"/>
               </w:rPr>
             </w:pPr>
@@ -3372,8 +3424,8 @@
               <w:rPr>
                 <w:rFonts w:ascii="Times New Roman" w:eastAsia="Times New Roman" w:hAnsi="Times New Roman" w:cs="Times New Roman"/>
                 <w:color w:val="000000" w:themeColor="text1"/>
-                <w:sz w:val="24"/>
-                <w:szCs w:val="24"/>
+                <w:sz w:val="23"/>
+                <w:szCs w:val="23"/>
                 <w:lang w:val="en-US"/>
               </w:rPr>
               <w:t>integer</w:t>
@@ -3390,8 +3442,8 @@
               <w:rPr>
                 <w:rFonts w:ascii="Times New Roman" w:eastAsia="Times New Roman" w:hAnsi="Times New Roman" w:cs="Times New Roman"/>
                 <w:color w:val="000000" w:themeColor="text1"/>
-                <w:sz w:val="24"/>
-                <w:szCs w:val="24"/>
+                <w:sz w:val="23"/>
+                <w:szCs w:val="23"/>
                 <w:lang w:val="en-US"/>
               </w:rPr>
             </w:pPr>
@@ -3399,8 +3451,8 @@
               <w:rPr>
                 <w:rFonts w:ascii="Times New Roman" w:eastAsia="Times New Roman" w:hAnsi="Times New Roman" w:cs="Times New Roman"/>
                 <w:color w:val="000000" w:themeColor="text1"/>
-                <w:sz w:val="24"/>
-                <w:szCs w:val="24"/>
+                <w:sz w:val="23"/>
+                <w:szCs w:val="23"/>
                 <w:lang w:val="en-US"/>
               </w:rPr>
               <w:t>PRIMARY KEY AUTOINCREMENT</w:t>
@@ -3417,8 +3469,8 @@
               <w:rPr>
                 <w:rFonts w:ascii="Times New Roman" w:eastAsia="Times New Roman" w:hAnsi="Times New Roman" w:cs="Times New Roman"/>
                 <w:color w:val="000000" w:themeColor="text1"/>
-                <w:sz w:val="24"/>
-                <w:szCs w:val="24"/>
+                <w:sz w:val="23"/>
+                <w:szCs w:val="23"/>
                 <w:lang w:val="en-US"/>
               </w:rPr>
             </w:pPr>
@@ -3426,8 +3478,8 @@
               <w:rPr>
                 <w:rFonts w:ascii="Times New Roman" w:eastAsia="Times New Roman" w:hAnsi="Times New Roman" w:cs="Times New Roman"/>
                 <w:color w:val="000000" w:themeColor="text1"/>
-                <w:sz w:val="24"/>
-                <w:szCs w:val="24"/>
+                <w:sz w:val="23"/>
+                <w:szCs w:val="23"/>
                 <w:lang w:val="en-US"/>
               </w:rPr>
               <w:t>Уникальный идентификатор пользователя</w:t>
@@ -3446,8 +3498,8 @@
               <w:rPr>
                 <w:rFonts w:ascii="Times New Roman" w:eastAsia="Times New Roman" w:hAnsi="Times New Roman" w:cs="Times New Roman"/>
                 <w:color w:val="000000" w:themeColor="text1"/>
-                <w:sz w:val="24"/>
-                <w:szCs w:val="24"/>
+                <w:sz w:val="23"/>
+                <w:szCs w:val="23"/>
                 <w:lang w:val="en-US"/>
               </w:rPr>
             </w:pPr>
@@ -3455,8 +3507,8 @@
               <w:rPr>
                 <w:rFonts w:ascii="Times New Roman" w:eastAsia="Times New Roman" w:hAnsi="Times New Roman" w:cs="Times New Roman"/>
                 <w:color w:val="000000" w:themeColor="text1"/>
-                <w:sz w:val="24"/>
-                <w:szCs w:val="24"/>
+                <w:sz w:val="23"/>
+                <w:szCs w:val="23"/>
                 <w:lang w:val="en-US"/>
               </w:rPr>
               <w:t>username</w:t>
@@ -3473,8 +3525,8 @@
               <w:rPr>
                 <w:rFonts w:ascii="Times New Roman" w:eastAsia="Times New Roman" w:hAnsi="Times New Roman" w:cs="Times New Roman"/>
                 <w:color w:val="000000" w:themeColor="text1"/>
-                <w:sz w:val="24"/>
-                <w:szCs w:val="24"/>
+                <w:sz w:val="23"/>
+                <w:szCs w:val="23"/>
                 <w:lang w:val="en-US"/>
               </w:rPr>
             </w:pPr>
@@ -3482,8 +3534,8 @@
               <w:rPr>
                 <w:rFonts w:ascii="Times New Roman" w:eastAsia="Times New Roman" w:hAnsi="Times New Roman" w:cs="Times New Roman"/>
                 <w:color w:val="000000" w:themeColor="text1"/>
-                <w:sz w:val="24"/>
-                <w:szCs w:val="24"/>
+                <w:sz w:val="23"/>
+                <w:szCs w:val="23"/>
                 <w:lang w:val="en-US"/>
               </w:rPr>
               <w:t>t</w:t>
@@ -3492,8 +3544,8 @@
               <w:rPr>
                 <w:rFonts w:ascii="Times New Roman" w:eastAsia="Times New Roman" w:hAnsi="Times New Roman" w:cs="Times New Roman"/>
                 <w:color w:val="000000" w:themeColor="text1"/>
-                <w:sz w:val="24"/>
-                <w:szCs w:val="24"/>
+                <w:sz w:val="23"/>
+                <w:szCs w:val="23"/>
                 <w:lang w:val="en-US"/>
               </w:rPr>
               <w:t>ext</w:t>
@@ -3510,8 +3562,8 @@
               <w:rPr>
                 <w:rFonts w:ascii="Times New Roman" w:eastAsia="Times New Roman" w:hAnsi="Times New Roman" w:cs="Times New Roman"/>
                 <w:color w:val="000000" w:themeColor="text1"/>
-                <w:sz w:val="24"/>
-                <w:szCs w:val="24"/>
+                <w:sz w:val="23"/>
+                <w:szCs w:val="23"/>
                 <w:lang w:val="en-US"/>
               </w:rPr>
             </w:pPr>
@@ -3519,8 +3571,8 @@
               <w:rPr>
                 <w:rFonts w:ascii="Times New Roman" w:eastAsia="Times New Roman" w:hAnsi="Times New Roman" w:cs="Times New Roman"/>
                 <w:color w:val="000000" w:themeColor="text1"/>
-                <w:sz w:val="24"/>
-                <w:szCs w:val="24"/>
+                <w:sz w:val="23"/>
+                <w:szCs w:val="23"/>
                 <w:lang w:val="en-US"/>
               </w:rPr>
               <w:t>UNIQUE NOT NULL</w:t>
@@ -3537,16 +3589,16 @@
               <w:rPr>
                 <w:rFonts w:ascii="Times New Roman" w:eastAsia="Times New Roman" w:hAnsi="Times New Roman" w:cs="Times New Roman"/>
                 <w:color w:val="000000" w:themeColor="text1"/>
-                <w:sz w:val="24"/>
-                <w:szCs w:val="24"/>
+                <w:sz w:val="23"/>
+                <w:szCs w:val="23"/>
               </w:rPr>
             </w:pPr>
             <w:r>
               <w:rPr>
                 <w:rFonts w:ascii="Times New Roman" w:eastAsia="Times New Roman" w:hAnsi="Times New Roman" w:cs="Times New Roman"/>
                 <w:color w:val="000000" w:themeColor="text1"/>
-                <w:sz w:val="24"/>
-                <w:szCs w:val="24"/>
+                <w:sz w:val="23"/>
+                <w:szCs w:val="23"/>
               </w:rPr>
               <w:t>Логин пользователя (в нижнем регистре)</w:t>
             </w:r>
@@ -3564,8 +3616,8 @@
               <w:rPr>
                 <w:rFonts w:ascii="Times New Roman" w:eastAsia="Times New Roman" w:hAnsi="Times New Roman" w:cs="Times New Roman"/>
                 <w:color w:val="000000" w:themeColor="text1"/>
-                <w:sz w:val="24"/>
-                <w:szCs w:val="24"/>
+                <w:sz w:val="23"/>
+                <w:szCs w:val="23"/>
                 <w:lang w:val="en-US"/>
               </w:rPr>
             </w:pPr>
@@ -3573,8 +3625,8 @@
               <w:rPr>
                 <w:rFonts w:ascii="Times New Roman" w:eastAsia="Times New Roman" w:hAnsi="Times New Roman" w:cs="Times New Roman"/>
                 <w:color w:val="000000" w:themeColor="text1"/>
-                <w:sz w:val="24"/>
-                <w:szCs w:val="24"/>
+                <w:sz w:val="23"/>
+                <w:szCs w:val="23"/>
                 <w:lang w:val="en-US"/>
               </w:rPr>
               <w:t>p</w:t>
@@ -3583,8 +3635,8 @@
               <w:rPr>
                 <w:rFonts w:ascii="Times New Roman" w:eastAsia="Times New Roman" w:hAnsi="Times New Roman" w:cs="Times New Roman"/>
                 <w:color w:val="000000" w:themeColor="text1"/>
-                <w:sz w:val="24"/>
-                <w:szCs w:val="24"/>
+                <w:sz w:val="23"/>
+                <w:szCs w:val="23"/>
                 <w:lang w:val="en-US"/>
               </w:rPr>
               <w:t>assword_hash</w:t>
@@ -3601,8 +3653,8 @@
               <w:rPr>
                 <w:rFonts w:ascii="Times New Roman" w:eastAsia="Times New Roman" w:hAnsi="Times New Roman" w:cs="Times New Roman"/>
                 <w:color w:val="000000" w:themeColor="text1"/>
-                <w:sz w:val="24"/>
-                <w:szCs w:val="24"/>
+                <w:sz w:val="23"/>
+                <w:szCs w:val="23"/>
                 <w:lang w:val="en-US"/>
               </w:rPr>
             </w:pPr>
@@ -3610,8 +3662,8 @@
               <w:rPr>
                 <w:rFonts w:ascii="Times New Roman" w:eastAsia="Times New Roman" w:hAnsi="Times New Roman" w:cs="Times New Roman"/>
                 <w:color w:val="000000" w:themeColor="text1"/>
-                <w:sz w:val="24"/>
-                <w:szCs w:val="24"/>
+                <w:sz w:val="23"/>
+                <w:szCs w:val="23"/>
                 <w:lang w:val="en-US"/>
               </w:rPr>
               <w:t>t</w:t>
@@ -3620,8 +3672,8 @@
               <w:rPr>
                 <w:rFonts w:ascii="Times New Roman" w:eastAsia="Times New Roman" w:hAnsi="Times New Roman" w:cs="Times New Roman"/>
                 <w:color w:val="000000" w:themeColor="text1"/>
-                <w:sz w:val="24"/>
-                <w:szCs w:val="24"/>
+                <w:sz w:val="23"/>
+                <w:szCs w:val="23"/>
                 <w:lang w:val="en-US"/>
               </w:rPr>
               <w:t>ext</w:t>
@@ -3639,8 +3691,8 @@
               <w:rPr>
                 <w:rFonts w:ascii="Times New Roman" w:eastAsia="Times New Roman" w:hAnsi="Times New Roman" w:cs="Times New Roman"/>
                 <w:color w:val="000000" w:themeColor="text1"/>
-                <w:sz w:val="24"/>
-                <w:szCs w:val="24"/>
+                <w:sz w:val="23"/>
+                <w:szCs w:val="23"/>
                 <w:lang w:val="en-US"/>
               </w:rPr>
             </w:pPr>
@@ -3648,8 +3700,8 @@
               <w:rPr>
                 <w:rFonts w:ascii="Times New Roman" w:eastAsia="Times New Roman" w:hAnsi="Times New Roman" w:cs="Times New Roman"/>
                 <w:color w:val="000000" w:themeColor="text1"/>
-                <w:sz w:val="24"/>
-                <w:szCs w:val="24"/>
+                <w:sz w:val="23"/>
+                <w:szCs w:val="23"/>
                 <w:lang w:val="en-US"/>
               </w:rPr>
               <w:t>NOT NULL</w:t>
@@ -3666,8 +3718,8 @@
               <w:rPr>
                 <w:rFonts w:ascii="Times New Roman" w:eastAsia="Times New Roman" w:hAnsi="Times New Roman" w:cs="Times New Roman"/>
                 <w:color w:val="000000" w:themeColor="text1"/>
-                <w:sz w:val="24"/>
-                <w:szCs w:val="24"/>
+                <w:sz w:val="23"/>
+                <w:szCs w:val="23"/>
                 <w:lang w:val="en-US"/>
               </w:rPr>
             </w:pPr>
@@ -3675,8 +3727,8 @@
               <w:rPr>
                 <w:rFonts w:ascii="Times New Roman" w:eastAsia="Times New Roman" w:hAnsi="Times New Roman" w:cs="Times New Roman"/>
                 <w:color w:val="000000" w:themeColor="text1"/>
-                <w:sz w:val="24"/>
-                <w:szCs w:val="24"/>
+                <w:sz w:val="23"/>
+                <w:szCs w:val="23"/>
                 <w:lang w:val="en-US"/>
               </w:rPr>
               <w:t>Хеш пароля (bcrypt, 10 rounds)</w:t>
@@ -3695,8 +3747,8 @@
               <w:rPr>
                 <w:rFonts w:ascii="Times New Roman" w:eastAsia="Times New Roman" w:hAnsi="Times New Roman" w:cs="Times New Roman"/>
                 <w:color w:val="000000" w:themeColor="text1"/>
-                <w:sz w:val="24"/>
-                <w:szCs w:val="24"/>
+                <w:sz w:val="23"/>
+                <w:szCs w:val="23"/>
                 <w:lang w:val="en-US"/>
               </w:rPr>
             </w:pPr>
@@ -3704,8 +3756,8 @@
               <w:rPr>
                 <w:rFonts w:ascii="Times New Roman" w:eastAsia="Times New Roman" w:hAnsi="Times New Roman" w:cs="Times New Roman"/>
                 <w:color w:val="000000" w:themeColor="text1"/>
-                <w:sz w:val="24"/>
-                <w:szCs w:val="24"/>
+                <w:sz w:val="23"/>
+                <w:szCs w:val="23"/>
                 <w:lang w:val="en-US"/>
               </w:rPr>
               <w:t>c</w:t>
@@ -3714,8 +3766,8 @@
               <w:rPr>
                 <w:rFonts w:ascii="Times New Roman" w:eastAsia="Times New Roman" w:hAnsi="Times New Roman" w:cs="Times New Roman"/>
                 <w:color w:val="000000" w:themeColor="text1"/>
-                <w:sz w:val="24"/>
-                <w:szCs w:val="24"/>
+                <w:sz w:val="23"/>
+                <w:szCs w:val="23"/>
                 <w:lang w:val="en-US"/>
               </w:rPr>
               <w:t>reated_at</w:t>
@@ -3732,8 +3784,8 @@
               <w:rPr>
                 <w:rFonts w:ascii="Times New Roman" w:eastAsia="Times New Roman" w:hAnsi="Times New Roman" w:cs="Times New Roman"/>
                 <w:color w:val="000000" w:themeColor="text1"/>
-                <w:sz w:val="24"/>
-                <w:szCs w:val="24"/>
+                <w:sz w:val="23"/>
+                <w:szCs w:val="23"/>
                 <w:lang w:val="en-US"/>
               </w:rPr>
             </w:pPr>
@@ -3741,8 +3793,8 @@
               <w:rPr>
                 <w:rFonts w:ascii="Times New Roman" w:eastAsia="Times New Roman" w:hAnsi="Times New Roman" w:cs="Times New Roman"/>
                 <w:color w:val="000000" w:themeColor="text1"/>
-                <w:sz w:val="24"/>
-                <w:szCs w:val="24"/>
+                <w:sz w:val="23"/>
+                <w:szCs w:val="23"/>
                 <w:lang w:val="en-US"/>
               </w:rPr>
               <w:t>t</w:t>
@@ -3751,8 +3803,8 @@
               <w:rPr>
                 <w:rFonts w:ascii="Times New Roman" w:eastAsia="Times New Roman" w:hAnsi="Times New Roman" w:cs="Times New Roman"/>
                 <w:color w:val="000000" w:themeColor="text1"/>
-                <w:sz w:val="24"/>
-                <w:szCs w:val="24"/>
+                <w:sz w:val="23"/>
+                <w:szCs w:val="23"/>
                 <w:lang w:val="en-US"/>
               </w:rPr>
               <w:t>ext</w:t>
@@ -3769,8 +3821,8 @@
               <w:rPr>
                 <w:rFonts w:ascii="Times New Roman" w:eastAsia="Times New Roman" w:hAnsi="Times New Roman" w:cs="Times New Roman"/>
                 <w:color w:val="000000" w:themeColor="text1"/>
-                <w:sz w:val="24"/>
-                <w:szCs w:val="24"/>
+                <w:sz w:val="23"/>
+                <w:szCs w:val="23"/>
                 <w:lang w:val="en-US"/>
               </w:rPr>
             </w:pPr>
@@ -3778,8 +3830,8 @@
               <w:rPr>
                 <w:rFonts w:ascii="Times New Roman" w:eastAsia="Times New Roman" w:hAnsi="Times New Roman" w:cs="Times New Roman"/>
                 <w:color w:val="000000" w:themeColor="text1"/>
-                <w:sz w:val="24"/>
-                <w:szCs w:val="24"/>
+                <w:sz w:val="23"/>
+                <w:szCs w:val="23"/>
                 <w:lang w:val="en-US"/>
               </w:rPr>
               <w:t>NOT NULL DEFAULT datetime('now')</w:t>
@@ -3796,8 +3848,8 @@
               <w:rPr>
                 <w:rFonts w:ascii="Times New Roman" w:eastAsia="Times New Roman" w:hAnsi="Times New Roman" w:cs="Times New Roman"/>
                 <w:color w:val="000000" w:themeColor="text1"/>
-                <w:sz w:val="24"/>
-                <w:szCs w:val="24"/>
+                <w:sz w:val="23"/>
+                <w:szCs w:val="23"/>
                 <w:lang w:val="en-US"/>
               </w:rPr>
             </w:pPr>
@@ -3805,8 +3857,8 @@
               <w:rPr>
                 <w:rFonts w:ascii="Times New Roman" w:eastAsia="Times New Roman" w:hAnsi="Times New Roman" w:cs="Times New Roman"/>
                 <w:color w:val="000000" w:themeColor="text1"/>
-                <w:sz w:val="24"/>
-                <w:szCs w:val="24"/>
+                <w:sz w:val="23"/>
+                <w:szCs w:val="23"/>
                 <w:lang w:val="en-US"/>
               </w:rPr>
               <w:t>Время регистрации в UTC</w:t>
@@ -3831,7 +3883,6 @@
     <w:p>
       <w:pPr>
         <w:spacing w:after="0" w:line="240" w:lineRule="auto"/>
-        <w:ind w:firstLine="426"/>
         <w:rPr>
           <w:rFonts w:ascii="Times New Roman" w:eastAsia="Times New Roman" w:hAnsi="Times New Roman" w:cs="Times New Roman"/>
           <w:color w:val="000000" w:themeColor="text1"/>
@@ -3884,16 +3935,16 @@
               <w:rPr>
                 <w:rFonts w:ascii="Times New Roman" w:eastAsia="Times New Roman" w:hAnsi="Times New Roman" w:cs="Times New Roman"/>
                 <w:color w:val="000000" w:themeColor="text1"/>
-                <w:sz w:val="24"/>
-                <w:szCs w:val="24"/>
+                <w:sz w:val="23"/>
+                <w:szCs w:val="23"/>
               </w:rPr>
             </w:pPr>
             <w:r>
               <w:rPr>
                 <w:rFonts w:ascii="Times New Roman" w:eastAsia="Times New Roman" w:hAnsi="Times New Roman" w:cs="Times New Roman"/>
                 <w:color w:val="000000" w:themeColor="text1"/>
-                <w:sz w:val="24"/>
-                <w:szCs w:val="24"/>
+                <w:sz w:val="23"/>
+                <w:szCs w:val="23"/>
               </w:rPr>
               <w:t>Поле</w:t>
             </w:r>
@@ -3909,16 +3960,16 @@
               <w:rPr>
                 <w:rFonts w:ascii="Times New Roman" w:eastAsia="Times New Roman" w:hAnsi="Times New Roman" w:cs="Times New Roman"/>
                 <w:color w:val="000000" w:themeColor="text1"/>
-                <w:sz w:val="24"/>
-                <w:szCs w:val="24"/>
+                <w:sz w:val="23"/>
+                <w:szCs w:val="23"/>
               </w:rPr>
             </w:pPr>
             <w:r>
               <w:rPr>
                 <w:rFonts w:ascii="Times New Roman" w:eastAsia="Times New Roman" w:hAnsi="Times New Roman" w:cs="Times New Roman"/>
                 <w:color w:val="000000" w:themeColor="text1"/>
-                <w:sz w:val="24"/>
-                <w:szCs w:val="24"/>
+                <w:sz w:val="23"/>
+                <w:szCs w:val="23"/>
               </w:rPr>
               <w:t>Тип данных</w:t>
             </w:r>
@@ -3934,16 +3985,16 @@
               <w:rPr>
                 <w:rFonts w:ascii="Times New Roman" w:eastAsia="Times New Roman" w:hAnsi="Times New Roman" w:cs="Times New Roman"/>
                 <w:color w:val="000000" w:themeColor="text1"/>
-                <w:sz w:val="24"/>
-                <w:szCs w:val="24"/>
+                <w:sz w:val="23"/>
+                <w:szCs w:val="23"/>
               </w:rPr>
             </w:pPr>
             <w:r>
               <w:rPr>
                 <w:rFonts w:ascii="Times New Roman" w:eastAsia="Times New Roman" w:hAnsi="Times New Roman" w:cs="Times New Roman"/>
                 <w:color w:val="000000" w:themeColor="text1"/>
-                <w:sz w:val="24"/>
-                <w:szCs w:val="24"/>
+                <w:sz w:val="23"/>
+                <w:szCs w:val="23"/>
               </w:rPr>
               <w:t>Ограничения</w:t>
             </w:r>
@@ -3959,16 +4010,16 @@
               <w:rPr>
                 <w:rFonts w:ascii="Times New Roman" w:eastAsia="Times New Roman" w:hAnsi="Times New Roman" w:cs="Times New Roman"/>
                 <w:color w:val="000000" w:themeColor="text1"/>
-                <w:sz w:val="24"/>
-                <w:szCs w:val="24"/>
+                <w:sz w:val="23"/>
+                <w:szCs w:val="23"/>
               </w:rPr>
             </w:pPr>
             <w:r>
               <w:rPr>
                 <w:rFonts w:ascii="Times New Roman" w:eastAsia="Times New Roman" w:hAnsi="Times New Roman" w:cs="Times New Roman"/>
                 <w:color w:val="000000" w:themeColor="text1"/>
-                <w:sz w:val="24"/>
-                <w:szCs w:val="24"/>
+                <w:sz w:val="23"/>
+                <w:szCs w:val="23"/>
               </w:rPr>
               <w:t>Описание</w:t>
             </w:r>
@@ -3986,8 +4037,8 @@
               <w:rPr>
                 <w:rFonts w:ascii="Times New Roman" w:eastAsia="Times New Roman" w:hAnsi="Times New Roman" w:cs="Times New Roman"/>
                 <w:color w:val="000000" w:themeColor="text1"/>
-                <w:sz w:val="24"/>
-                <w:szCs w:val="24"/>
+                <w:sz w:val="23"/>
+                <w:szCs w:val="23"/>
                 <w:lang w:val="en-US"/>
               </w:rPr>
             </w:pPr>
@@ -3995,8 +4046,8 @@
               <w:rPr>
                 <w:rFonts w:ascii="Times New Roman" w:eastAsia="Times New Roman" w:hAnsi="Times New Roman" w:cs="Times New Roman"/>
                 <w:color w:val="000000" w:themeColor="text1"/>
-                <w:sz w:val="24"/>
-                <w:szCs w:val="24"/>
+                <w:sz w:val="23"/>
+                <w:szCs w:val="23"/>
                 <w:lang w:val="en-US"/>
               </w:rPr>
               <w:t>id</w:t>
@@ -4013,8 +4064,8 @@
               <w:rPr>
                 <w:rFonts w:ascii="Times New Roman" w:eastAsia="Times New Roman" w:hAnsi="Times New Roman" w:cs="Times New Roman"/>
                 <w:color w:val="000000" w:themeColor="text1"/>
-                <w:sz w:val="24"/>
-                <w:szCs w:val="24"/>
+                <w:sz w:val="23"/>
+                <w:szCs w:val="23"/>
                 <w:lang w:val="en-US"/>
               </w:rPr>
             </w:pPr>
@@ -4022,8 +4073,8 @@
               <w:rPr>
                 <w:rFonts w:ascii="Times New Roman" w:eastAsia="Times New Roman" w:hAnsi="Times New Roman" w:cs="Times New Roman"/>
                 <w:color w:val="000000" w:themeColor="text1"/>
-                <w:sz w:val="24"/>
-                <w:szCs w:val="24"/>
+                <w:sz w:val="23"/>
+                <w:szCs w:val="23"/>
                 <w:lang w:val="en-US"/>
               </w:rPr>
               <w:t>integer</w:t>
@@ -4040,8 +4091,8 @@
               <w:rPr>
                 <w:rFonts w:ascii="Times New Roman" w:eastAsia="Times New Roman" w:hAnsi="Times New Roman" w:cs="Times New Roman"/>
                 <w:color w:val="000000" w:themeColor="text1"/>
-                <w:sz w:val="24"/>
-                <w:szCs w:val="24"/>
+                <w:sz w:val="23"/>
+                <w:szCs w:val="23"/>
                 <w:lang w:val="en-US"/>
               </w:rPr>
             </w:pPr>
@@ -4049,8 +4100,8 @@
               <w:rPr>
                 <w:rFonts w:ascii="Times New Roman" w:eastAsia="Times New Roman" w:hAnsi="Times New Roman" w:cs="Times New Roman"/>
                 <w:color w:val="000000" w:themeColor="text1"/>
-                <w:sz w:val="24"/>
-                <w:szCs w:val="24"/>
+                <w:sz w:val="23"/>
+                <w:szCs w:val="23"/>
                 <w:lang w:val="en-US"/>
               </w:rPr>
               <w:t>PRIMARY KEY AUTOINCREMENT</w:t>
@@ -4067,8 +4118,8 @@
               <w:rPr>
                 <w:rFonts w:ascii="Times New Roman" w:eastAsia="Times New Roman" w:hAnsi="Times New Roman" w:cs="Times New Roman"/>
                 <w:color w:val="000000" w:themeColor="text1"/>
-                <w:sz w:val="24"/>
-                <w:szCs w:val="24"/>
+                <w:sz w:val="23"/>
+                <w:szCs w:val="23"/>
                 <w:lang w:val="en-US"/>
               </w:rPr>
             </w:pPr>
@@ -4076,8 +4127,8 @@
               <w:rPr>
                 <w:rFonts w:ascii="Times New Roman" w:eastAsia="Times New Roman" w:hAnsi="Times New Roman" w:cs="Times New Roman"/>
                 <w:color w:val="000000" w:themeColor="text1"/>
-                <w:sz w:val="24"/>
-                <w:szCs w:val="24"/>
+                <w:sz w:val="23"/>
+                <w:szCs w:val="23"/>
                 <w:lang w:val="en-US"/>
               </w:rPr>
               <w:t>Уникальный идентификатор пользователя</w:t>
@@ -4096,8 +4147,8 @@
               <w:rPr>
                 <w:rFonts w:ascii="Times New Roman" w:eastAsia="Times New Roman" w:hAnsi="Times New Roman" w:cs="Times New Roman"/>
                 <w:color w:val="000000" w:themeColor="text1"/>
-                <w:sz w:val="24"/>
-                <w:szCs w:val="24"/>
+                <w:sz w:val="23"/>
+                <w:szCs w:val="23"/>
                 <w:lang w:val="en-US"/>
               </w:rPr>
             </w:pPr>
@@ -4105,8 +4156,8 @@
               <w:rPr>
                 <w:rFonts w:ascii="Times New Roman" w:eastAsia="Times New Roman" w:hAnsi="Times New Roman" w:cs="Times New Roman"/>
                 <w:color w:val="000000" w:themeColor="text1"/>
-                <w:sz w:val="24"/>
-                <w:szCs w:val="24"/>
+                <w:sz w:val="23"/>
+                <w:szCs w:val="23"/>
                 <w:lang w:val="en-US"/>
               </w:rPr>
               <w:t>user_id</w:t>
@@ -4123,8 +4174,8 @@
               <w:rPr>
                 <w:rFonts w:ascii="Times New Roman" w:eastAsia="Times New Roman" w:hAnsi="Times New Roman" w:cs="Times New Roman"/>
                 <w:color w:val="000000" w:themeColor="text1"/>
-                <w:sz w:val="24"/>
-                <w:szCs w:val="24"/>
+                <w:sz w:val="23"/>
+                <w:szCs w:val="23"/>
                 <w:lang w:val="en-US"/>
               </w:rPr>
             </w:pPr>
@@ -4132,8 +4183,8 @@
               <w:rPr>
                 <w:rFonts w:ascii="Times New Roman" w:eastAsia="Times New Roman" w:hAnsi="Times New Roman" w:cs="Times New Roman"/>
                 <w:color w:val="000000" w:themeColor="text1"/>
-                <w:sz w:val="24"/>
-                <w:szCs w:val="24"/>
+                <w:sz w:val="23"/>
+                <w:szCs w:val="23"/>
                 <w:lang w:val="en-US"/>
               </w:rPr>
               <w:t>integer</w:t>
@@ -4150,8 +4201,8 @@
               <w:rPr>
                 <w:rFonts w:ascii="Times New Roman" w:eastAsia="Times New Roman" w:hAnsi="Times New Roman" w:cs="Times New Roman"/>
                 <w:color w:val="000000" w:themeColor="text1"/>
-                <w:sz w:val="24"/>
-                <w:szCs w:val="24"/>
+                <w:sz w:val="23"/>
+                <w:szCs w:val="23"/>
                 <w:lang w:val="en-US"/>
               </w:rPr>
             </w:pPr>
@@ -4159,8 +4210,8 @@
               <w:rPr>
                 <w:rFonts w:ascii="Times New Roman" w:eastAsia="Times New Roman" w:hAnsi="Times New Roman" w:cs="Times New Roman"/>
                 <w:color w:val="000000" w:themeColor="text1"/>
-                <w:sz w:val="24"/>
-                <w:szCs w:val="24"/>
+                <w:sz w:val="23"/>
+                <w:szCs w:val="23"/>
                 <w:lang w:val="en-US"/>
               </w:rPr>
               <w:t>NOT NULL, FOREIGN KEY (users.id) ON DELETE CASCADE</w:t>
@@ -4177,16 +4228,16 @@
               <w:rPr>
                 <w:rFonts w:ascii="Times New Roman" w:eastAsia="Times New Roman" w:hAnsi="Times New Roman" w:cs="Times New Roman"/>
                 <w:color w:val="000000" w:themeColor="text1"/>
-                <w:sz w:val="24"/>
-                <w:szCs w:val="24"/>
+                <w:sz w:val="23"/>
+                <w:szCs w:val="23"/>
               </w:rPr>
             </w:pPr>
             <w:r>
               <w:rPr>
                 <w:rFonts w:ascii="Times New Roman" w:eastAsia="Times New Roman" w:hAnsi="Times New Roman" w:cs="Times New Roman"/>
                 <w:color w:val="000000" w:themeColor="text1"/>
-                <w:sz w:val="24"/>
-                <w:szCs w:val="24"/>
+                <w:sz w:val="23"/>
+                <w:szCs w:val="23"/>
               </w:rPr>
               <w:t>Ссылка на пользователя, владельца массива</w:t>
             </w:r>
@@ -4204,8 +4255,8 @@
               <w:rPr>
                 <w:rFonts w:ascii="Times New Roman" w:eastAsia="Times New Roman" w:hAnsi="Times New Roman" w:cs="Times New Roman"/>
                 <w:color w:val="000000" w:themeColor="text1"/>
-                <w:sz w:val="24"/>
-                <w:szCs w:val="24"/>
+                <w:sz w:val="23"/>
+                <w:szCs w:val="23"/>
                 <w:lang w:val="en-US"/>
               </w:rPr>
             </w:pPr>
@@ -4213,8 +4264,8 @@
               <w:rPr>
                 <w:rFonts w:ascii="Times New Roman" w:eastAsia="Times New Roman" w:hAnsi="Times New Roman" w:cs="Times New Roman"/>
                 <w:color w:val="000000" w:themeColor="text1"/>
-                <w:sz w:val="24"/>
-                <w:szCs w:val="24"/>
+                <w:sz w:val="23"/>
+                <w:szCs w:val="23"/>
                 <w:lang w:val="en-US"/>
               </w:rPr>
               <w:t>label</w:t>
@@ -4231,8 +4282,8 @@
               <w:rPr>
                 <w:rFonts w:ascii="Times New Roman" w:eastAsia="Times New Roman" w:hAnsi="Times New Roman" w:cs="Times New Roman"/>
                 <w:color w:val="000000" w:themeColor="text1"/>
-                <w:sz w:val="24"/>
-                <w:szCs w:val="24"/>
+                <w:sz w:val="23"/>
+                <w:szCs w:val="23"/>
                 <w:lang w:val="en-US"/>
               </w:rPr>
             </w:pPr>
@@ -4240,8 +4291,8 @@
               <w:rPr>
                 <w:rFonts w:ascii="Times New Roman" w:eastAsia="Times New Roman" w:hAnsi="Times New Roman" w:cs="Times New Roman"/>
                 <w:color w:val="000000" w:themeColor="text1"/>
-                <w:sz w:val="24"/>
-                <w:szCs w:val="24"/>
+                <w:sz w:val="23"/>
+                <w:szCs w:val="23"/>
                 <w:lang w:val="en-US"/>
               </w:rPr>
               <w:t>text</w:t>
@@ -4259,8 +4310,8 @@
               <w:rPr>
                 <w:rFonts w:ascii="Times New Roman" w:eastAsia="Times New Roman" w:hAnsi="Times New Roman" w:cs="Times New Roman"/>
                 <w:color w:val="000000" w:themeColor="text1"/>
-                <w:sz w:val="24"/>
-                <w:szCs w:val="24"/>
+                <w:sz w:val="23"/>
+                <w:szCs w:val="23"/>
                 <w:lang w:val="en-US"/>
               </w:rPr>
             </w:pPr>
@@ -4268,8 +4319,8 @@
               <w:rPr>
                 <w:rFonts w:ascii="Times New Roman" w:eastAsia="Times New Roman" w:hAnsi="Times New Roman" w:cs="Times New Roman"/>
                 <w:color w:val="000000" w:themeColor="text1"/>
-                <w:sz w:val="24"/>
-                <w:szCs w:val="24"/>
+                <w:sz w:val="23"/>
+                <w:szCs w:val="23"/>
                 <w:lang w:val="en-US"/>
               </w:rPr>
               <w:t>NULL, длина ≤ 120 символов</w:t>
@@ -4286,8 +4337,8 @@
               <w:rPr>
                 <w:rFonts w:ascii="Times New Roman" w:eastAsia="Times New Roman" w:hAnsi="Times New Roman" w:cs="Times New Roman"/>
                 <w:color w:val="000000" w:themeColor="text1"/>
-                <w:sz w:val="24"/>
-                <w:szCs w:val="24"/>
+                <w:sz w:val="23"/>
+                <w:szCs w:val="23"/>
                 <w:lang w:val="en-US"/>
               </w:rPr>
             </w:pPr>
@@ -4295,8 +4346,8 @@
               <w:rPr>
                 <w:rFonts w:ascii="Times New Roman" w:eastAsia="Times New Roman" w:hAnsi="Times New Roman" w:cs="Times New Roman"/>
                 <w:color w:val="000000" w:themeColor="text1"/>
-                <w:sz w:val="24"/>
-                <w:szCs w:val="24"/>
+                <w:sz w:val="23"/>
+                <w:szCs w:val="23"/>
                 <w:lang w:val="en-US"/>
               </w:rPr>
               <w:t>Опциональная подпись массива</w:t>
@@ -4315,8 +4366,8 @@
               <w:rPr>
                 <w:rFonts w:ascii="Times New Roman" w:eastAsia="Times New Roman" w:hAnsi="Times New Roman" w:cs="Times New Roman"/>
                 <w:color w:val="000000" w:themeColor="text1"/>
-                <w:sz w:val="24"/>
-                <w:szCs w:val="24"/>
+                <w:sz w:val="23"/>
+                <w:szCs w:val="23"/>
                 <w:lang w:val="en-US"/>
               </w:rPr>
             </w:pPr>
@@ -4324,8 +4375,8 @@
               <w:rPr>
                 <w:rFonts w:ascii="Times New Roman" w:eastAsia="Times New Roman" w:hAnsi="Times New Roman" w:cs="Times New Roman"/>
                 <w:color w:val="000000" w:themeColor="text1"/>
-                <w:sz w:val="24"/>
-                <w:szCs w:val="24"/>
+                <w:sz w:val="23"/>
+                <w:szCs w:val="23"/>
                 <w:lang w:val="en-US"/>
               </w:rPr>
               <w:t>original_data</w:t>
@@ -4342,8 +4393,8 @@
               <w:rPr>
                 <w:rFonts w:ascii="Times New Roman" w:eastAsia="Times New Roman" w:hAnsi="Times New Roman" w:cs="Times New Roman"/>
                 <w:color w:val="000000" w:themeColor="text1"/>
-                <w:sz w:val="24"/>
-                <w:szCs w:val="24"/>
+                <w:sz w:val="23"/>
+                <w:szCs w:val="23"/>
                 <w:lang w:val="en-US"/>
               </w:rPr>
             </w:pPr>
@@ -4351,8 +4402,8 @@
               <w:rPr>
                 <w:rFonts w:ascii="Times New Roman" w:eastAsia="Times New Roman" w:hAnsi="Times New Roman" w:cs="Times New Roman"/>
                 <w:color w:val="000000" w:themeColor="text1"/>
-                <w:sz w:val="24"/>
-                <w:szCs w:val="24"/>
+                <w:sz w:val="23"/>
+                <w:szCs w:val="23"/>
                 <w:lang w:val="en-US"/>
               </w:rPr>
               <w:t>text</w:t>
@@ -4369,8 +4420,8 @@
               <w:rPr>
                 <w:rFonts w:ascii="Times New Roman" w:eastAsia="Times New Roman" w:hAnsi="Times New Roman" w:cs="Times New Roman"/>
                 <w:color w:val="000000" w:themeColor="text1"/>
-                <w:sz w:val="24"/>
-                <w:szCs w:val="24"/>
+                <w:sz w:val="23"/>
+                <w:szCs w:val="23"/>
                 <w:lang w:val="en-US"/>
               </w:rPr>
             </w:pPr>
@@ -4378,8 +4429,8 @@
               <w:rPr>
                 <w:rFonts w:ascii="Times New Roman" w:eastAsia="Times New Roman" w:hAnsi="Times New Roman" w:cs="Times New Roman"/>
                 <w:color w:val="000000" w:themeColor="text1"/>
-                <w:sz w:val="24"/>
-                <w:szCs w:val="24"/>
+                <w:sz w:val="23"/>
+                <w:szCs w:val="23"/>
                 <w:lang w:val="en-US"/>
               </w:rPr>
               <w:t>NOT NULL</w:t>
@@ -4396,16 +4447,16 @@
               <w:rPr>
                 <w:rFonts w:ascii="Times New Roman" w:eastAsia="Times New Roman" w:hAnsi="Times New Roman" w:cs="Times New Roman"/>
                 <w:color w:val="000000" w:themeColor="text1"/>
-                <w:sz w:val="24"/>
-                <w:szCs w:val="24"/>
+                <w:sz w:val="23"/>
+                <w:szCs w:val="23"/>
               </w:rPr>
             </w:pPr>
             <w:r>
               <w:rPr>
                 <w:rFonts w:ascii="Times New Roman" w:eastAsia="Times New Roman" w:hAnsi="Times New Roman" w:cs="Times New Roman"/>
                 <w:color w:val="000000" w:themeColor="text1"/>
-                <w:sz w:val="24"/>
-                <w:szCs w:val="24"/>
+                <w:sz w:val="23"/>
+                <w:szCs w:val="23"/>
                 <w:lang w:val="en-US"/>
               </w:rPr>
               <w:t>JSON</w:t>
@@ -4414,8 +4465,8 @@
               <w:rPr>
                 <w:rFonts w:ascii="Times New Roman" w:eastAsia="Times New Roman" w:hAnsi="Times New Roman" w:cs="Times New Roman"/>
                 <w:color w:val="000000" w:themeColor="text1"/>
-                <w:sz w:val="24"/>
-                <w:szCs w:val="24"/>
+                <w:sz w:val="23"/>
+                <w:szCs w:val="23"/>
               </w:rPr>
               <w:t>-строка исходного массива чисел</w:t>
             </w:r>
@@ -4433,8 +4484,8 @@
               <w:rPr>
                 <w:rFonts w:ascii="Times New Roman" w:eastAsia="Times New Roman" w:hAnsi="Times New Roman" w:cs="Times New Roman"/>
                 <w:color w:val="000000" w:themeColor="text1"/>
-                <w:sz w:val="24"/>
-                <w:szCs w:val="24"/>
+                <w:sz w:val="23"/>
+                <w:szCs w:val="23"/>
                 <w:lang w:val="en-US"/>
               </w:rPr>
             </w:pPr>
@@ -4442,8 +4493,8 @@
               <w:rPr>
                 <w:rFonts w:ascii="Times New Roman" w:eastAsia="Times New Roman" w:hAnsi="Times New Roman" w:cs="Times New Roman"/>
                 <w:color w:val="000000" w:themeColor="text1"/>
-                <w:sz w:val="24"/>
-                <w:szCs w:val="24"/>
+                <w:sz w:val="23"/>
+                <w:szCs w:val="23"/>
                 <w:lang w:val="en-US"/>
               </w:rPr>
               <w:t>sorted_data</w:t>
@@ -4460,8 +4511,8 @@
               <w:rPr>
                 <w:rFonts w:ascii="Times New Roman" w:eastAsia="Times New Roman" w:hAnsi="Times New Roman" w:cs="Times New Roman"/>
                 <w:color w:val="000000" w:themeColor="text1"/>
-                <w:sz w:val="24"/>
-                <w:szCs w:val="24"/>
+                <w:sz w:val="23"/>
+                <w:szCs w:val="23"/>
                 <w:lang w:val="en-US"/>
               </w:rPr>
             </w:pPr>
@@ -4469,8 +4520,8 @@
               <w:rPr>
                 <w:rFonts w:ascii="Times New Roman" w:eastAsia="Times New Roman" w:hAnsi="Times New Roman" w:cs="Times New Roman"/>
                 <w:color w:val="000000" w:themeColor="text1"/>
-                <w:sz w:val="24"/>
-                <w:szCs w:val="24"/>
+                <w:sz w:val="23"/>
+                <w:szCs w:val="23"/>
                 <w:lang w:val="en-US"/>
               </w:rPr>
               <w:t>text</w:t>
@@ -4487,8 +4538,8 @@
               <w:rPr>
                 <w:rFonts w:ascii="Times New Roman" w:eastAsia="Times New Roman" w:hAnsi="Times New Roman" w:cs="Times New Roman"/>
                 <w:color w:val="000000" w:themeColor="text1"/>
-                <w:sz w:val="24"/>
-                <w:szCs w:val="24"/>
+                <w:sz w:val="23"/>
+                <w:szCs w:val="23"/>
                 <w:lang w:val="en-US"/>
               </w:rPr>
             </w:pPr>
@@ -4496,8 +4547,8 @@
               <w:rPr>
                 <w:rFonts w:ascii="Times New Roman" w:eastAsia="Times New Roman" w:hAnsi="Times New Roman" w:cs="Times New Roman"/>
                 <w:color w:val="000000" w:themeColor="text1"/>
-                <w:sz w:val="24"/>
-                <w:szCs w:val="24"/>
+                <w:sz w:val="23"/>
+                <w:szCs w:val="23"/>
                 <w:lang w:val="en-US"/>
               </w:rPr>
               <w:t>NOT NULL</w:t>
@@ -4514,8 +4565,8 @@
               <w:rPr>
                 <w:rFonts w:ascii="Times New Roman" w:eastAsia="Times New Roman" w:hAnsi="Times New Roman" w:cs="Times New Roman"/>
                 <w:color w:val="000000" w:themeColor="text1"/>
-                <w:sz w:val="24"/>
-                <w:szCs w:val="24"/>
+                <w:sz w:val="23"/>
+                <w:szCs w:val="23"/>
                 <w:lang w:val="en-US"/>
               </w:rPr>
             </w:pPr>
@@ -4523,8 +4574,8 @@
               <w:rPr>
                 <w:rFonts w:ascii="Times New Roman" w:eastAsia="Times New Roman" w:hAnsi="Times New Roman" w:cs="Times New Roman"/>
                 <w:color w:val="000000" w:themeColor="text1"/>
-                <w:sz w:val="24"/>
-                <w:szCs w:val="24"/>
+                <w:sz w:val="23"/>
+                <w:szCs w:val="23"/>
                 <w:lang w:val="en-US"/>
               </w:rPr>
               <w:t>JSON-строка отсортированного массива</w:t>
@@ -4543,8 +4594,8 @@
               <w:rPr>
                 <w:rFonts w:ascii="Times New Roman" w:eastAsia="Times New Roman" w:hAnsi="Times New Roman" w:cs="Times New Roman"/>
                 <w:color w:val="000000" w:themeColor="text1"/>
-                <w:sz w:val="24"/>
-                <w:szCs w:val="24"/>
+                <w:sz w:val="23"/>
+                <w:szCs w:val="23"/>
                 <w:lang w:val="en-US"/>
               </w:rPr>
             </w:pPr>
@@ -4552,8 +4603,8 @@
               <w:rPr>
                 <w:rFonts w:ascii="Times New Roman" w:eastAsia="Times New Roman" w:hAnsi="Times New Roman" w:cs="Times New Roman"/>
                 <w:color w:val="000000" w:themeColor="text1"/>
-                <w:sz w:val="24"/>
-                <w:szCs w:val="24"/>
+                <w:sz w:val="23"/>
+                <w:szCs w:val="23"/>
                 <w:lang w:val="en-US"/>
               </w:rPr>
               <w:t>save_original</w:t>
@@ -4570,8 +4621,8 @@
               <w:rPr>
                 <w:rFonts w:ascii="Times New Roman" w:eastAsia="Times New Roman" w:hAnsi="Times New Roman" w:cs="Times New Roman"/>
                 <w:color w:val="000000" w:themeColor="text1"/>
-                <w:sz w:val="24"/>
-                <w:szCs w:val="24"/>
+                <w:sz w:val="23"/>
+                <w:szCs w:val="23"/>
                 <w:lang w:val="en-US"/>
               </w:rPr>
             </w:pPr>
@@ -4579,8 +4630,8 @@
               <w:rPr>
                 <w:rFonts w:ascii="Times New Roman" w:eastAsia="Times New Roman" w:hAnsi="Times New Roman" w:cs="Times New Roman"/>
                 <w:color w:val="000000" w:themeColor="text1"/>
-                <w:sz w:val="24"/>
-                <w:szCs w:val="24"/>
+                <w:sz w:val="23"/>
+                <w:szCs w:val="23"/>
                 <w:lang w:val="en-US"/>
               </w:rPr>
               <w:t>integer</w:t>
@@ -4597,8 +4648,8 @@
               <w:rPr>
                 <w:rFonts w:ascii="Times New Roman" w:eastAsia="Times New Roman" w:hAnsi="Times New Roman" w:cs="Times New Roman"/>
                 <w:color w:val="000000" w:themeColor="text1"/>
-                <w:sz w:val="24"/>
-                <w:szCs w:val="24"/>
+                <w:sz w:val="23"/>
+                <w:szCs w:val="23"/>
                 <w:lang w:val="en-US"/>
               </w:rPr>
             </w:pPr>
@@ -4606,21 +4657,11 @@
               <w:rPr>
                 <w:rFonts w:ascii="Times New Roman" w:eastAsia="Times New Roman" w:hAnsi="Times New Roman" w:cs="Times New Roman"/>
                 <w:color w:val="000000" w:themeColor="text1"/>
-                <w:sz w:val="24"/>
-                <w:szCs w:val="24"/>
+                <w:sz w:val="23"/>
+                <w:szCs w:val="23"/>
                 <w:lang w:val="en-US"/>
               </w:rPr>
-              <w:t>NOT NULL</w:t>
-            </w:r>
-            <w:r>
-              <w:rPr>
-                <w:rFonts w:ascii="Times New Roman" w:eastAsia="Times New Roman" w:hAnsi="Times New Roman" w:cs="Times New Roman"/>
-                <w:color w:val="000000" w:themeColor="text1"/>
-                <w:sz w:val="24"/>
-                <w:szCs w:val="24"/>
-                <w:lang w:val="en-US"/>
-              </w:rPr>
-              <w:t xml:space="preserve"> DEFAULT 1</w:t>
+              <w:t>NOT NULL DEFAULT 1</w:t>
             </w:r>
           </w:p>
         </w:tc>
@@ -4634,8 +4675,8 @@
               <w:rPr>
                 <w:rFonts w:ascii="Times New Roman" w:eastAsia="Times New Roman" w:hAnsi="Times New Roman" w:cs="Times New Roman"/>
                 <w:color w:val="000000" w:themeColor="text1"/>
-                <w:sz w:val="24"/>
-                <w:szCs w:val="24"/>
+                <w:sz w:val="23"/>
+                <w:szCs w:val="23"/>
                 <w:lang w:val="en-US"/>
               </w:rPr>
             </w:pPr>
@@ -4643,8 +4684,8 @@
               <w:rPr>
                 <w:rFonts w:ascii="Times New Roman" w:eastAsia="Times New Roman" w:hAnsi="Times New Roman" w:cs="Times New Roman"/>
                 <w:color w:val="000000" w:themeColor="text1"/>
-                <w:sz w:val="24"/>
-                <w:szCs w:val="24"/>
+                <w:sz w:val="23"/>
+                <w:szCs w:val="23"/>
                 <w:lang w:val="en-US"/>
               </w:rPr>
               <w:t>Флаг сохранения исходных данных (0/1)</w:t>
@@ -4663,8 +4704,8 @@
               <w:rPr>
                 <w:rFonts w:ascii="Times New Roman" w:eastAsia="Times New Roman" w:hAnsi="Times New Roman" w:cs="Times New Roman"/>
                 <w:color w:val="000000" w:themeColor="text1"/>
-                <w:sz w:val="24"/>
-                <w:szCs w:val="24"/>
+                <w:sz w:val="23"/>
+                <w:szCs w:val="23"/>
                 <w:lang w:val="en-US"/>
               </w:rPr>
             </w:pPr>
@@ -4672,8 +4713,8 @@
               <w:rPr>
                 <w:rFonts w:ascii="Times New Roman" w:eastAsia="Times New Roman" w:hAnsi="Times New Roman" w:cs="Times New Roman"/>
                 <w:color w:val="000000" w:themeColor="text1"/>
-                <w:sz w:val="24"/>
-                <w:szCs w:val="24"/>
+                <w:sz w:val="23"/>
+                <w:szCs w:val="23"/>
                 <w:lang w:val="en-US"/>
               </w:rPr>
               <w:t>save_sorted</w:t>
@@ -4690,8 +4731,8 @@
               <w:rPr>
                 <w:rFonts w:ascii="Times New Roman" w:eastAsia="Times New Roman" w:hAnsi="Times New Roman" w:cs="Times New Roman"/>
                 <w:color w:val="000000" w:themeColor="text1"/>
-                <w:sz w:val="24"/>
-                <w:szCs w:val="24"/>
+                <w:sz w:val="23"/>
+                <w:szCs w:val="23"/>
                 <w:lang w:val="en-US"/>
               </w:rPr>
             </w:pPr>
@@ -4699,8 +4740,8 @@
               <w:rPr>
                 <w:rFonts w:ascii="Times New Roman" w:eastAsia="Times New Roman" w:hAnsi="Times New Roman" w:cs="Times New Roman"/>
                 <w:color w:val="000000" w:themeColor="text1"/>
-                <w:sz w:val="24"/>
-                <w:szCs w:val="24"/>
+                <w:sz w:val="23"/>
+                <w:szCs w:val="23"/>
                 <w:lang w:val="en-US"/>
               </w:rPr>
               <w:t>integer</w:t>
@@ -4717,8 +4758,8 @@
               <w:rPr>
                 <w:rFonts w:ascii="Times New Roman" w:eastAsia="Times New Roman" w:hAnsi="Times New Roman" w:cs="Times New Roman"/>
                 <w:color w:val="000000" w:themeColor="text1"/>
-                <w:sz w:val="24"/>
-                <w:szCs w:val="24"/>
+                <w:sz w:val="23"/>
+                <w:szCs w:val="23"/>
                 <w:lang w:val="en-US"/>
               </w:rPr>
             </w:pPr>
@@ -4726,21 +4767,11 @@
               <w:rPr>
                 <w:rFonts w:ascii="Times New Roman" w:eastAsia="Times New Roman" w:hAnsi="Times New Roman" w:cs="Times New Roman"/>
                 <w:color w:val="000000" w:themeColor="text1"/>
-                <w:sz w:val="24"/>
-                <w:szCs w:val="24"/>
+                <w:sz w:val="23"/>
+                <w:szCs w:val="23"/>
                 <w:lang w:val="en-US"/>
               </w:rPr>
-              <w:t>NOT NULL</w:t>
-            </w:r>
-            <w:r>
-              <w:rPr>
-                <w:rFonts w:ascii="Times New Roman" w:eastAsia="Times New Roman" w:hAnsi="Times New Roman" w:cs="Times New Roman"/>
-                <w:color w:val="000000" w:themeColor="text1"/>
-                <w:sz w:val="24"/>
-                <w:szCs w:val="24"/>
-                <w:lang w:val="en-US"/>
-              </w:rPr>
-              <w:t xml:space="preserve"> DEFAULT 1</w:t>
+              <w:t>NOT NULL DEFAULT 1</w:t>
             </w:r>
           </w:p>
         </w:tc>
@@ -4754,8 +4785,8 @@
               <w:rPr>
                 <w:rFonts w:ascii="Times New Roman" w:eastAsia="Times New Roman" w:hAnsi="Times New Roman" w:cs="Times New Roman"/>
                 <w:color w:val="000000" w:themeColor="text1"/>
-                <w:sz w:val="24"/>
-                <w:szCs w:val="24"/>
+                <w:sz w:val="23"/>
+                <w:szCs w:val="23"/>
                 <w:lang w:val="en-US"/>
               </w:rPr>
             </w:pPr>
@@ -4763,8 +4794,8 @@
               <w:rPr>
                 <w:rFonts w:ascii="Times New Roman" w:eastAsia="Times New Roman" w:hAnsi="Times New Roman" w:cs="Times New Roman"/>
                 <w:color w:val="000000" w:themeColor="text1"/>
-                <w:sz w:val="24"/>
-                <w:szCs w:val="24"/>
+                <w:sz w:val="23"/>
+                <w:szCs w:val="23"/>
                 <w:lang w:val="en-US"/>
               </w:rPr>
               <w:t>Флаг сохранения отсортированных данных (0/1)</w:t>
@@ -4783,8 +4814,8 @@
               <w:rPr>
                 <w:rFonts w:ascii="Times New Roman" w:eastAsia="Times New Roman" w:hAnsi="Times New Roman" w:cs="Times New Roman"/>
                 <w:color w:val="000000" w:themeColor="text1"/>
-                <w:sz w:val="24"/>
-                <w:szCs w:val="24"/>
+                <w:sz w:val="23"/>
+                <w:szCs w:val="23"/>
                 <w:lang w:val="en-US"/>
               </w:rPr>
             </w:pPr>
@@ -4792,8 +4823,8 @@
               <w:rPr>
                 <w:rFonts w:ascii="Times New Roman" w:eastAsia="Times New Roman" w:hAnsi="Times New Roman" w:cs="Times New Roman"/>
                 <w:color w:val="000000" w:themeColor="text1"/>
-                <w:sz w:val="24"/>
-                <w:szCs w:val="24"/>
+                <w:sz w:val="23"/>
+                <w:szCs w:val="23"/>
                 <w:lang w:val="en-US"/>
               </w:rPr>
               <w:t>created_at</w:t>
@@ -4810,8 +4841,8 @@
               <w:rPr>
                 <w:rFonts w:ascii="Times New Roman" w:eastAsia="Times New Roman" w:hAnsi="Times New Roman" w:cs="Times New Roman"/>
                 <w:color w:val="000000" w:themeColor="text1"/>
-                <w:sz w:val="24"/>
-                <w:szCs w:val="24"/>
+                <w:sz w:val="23"/>
+                <w:szCs w:val="23"/>
                 <w:lang w:val="en-US"/>
               </w:rPr>
             </w:pPr>
@@ -4819,8 +4850,8 @@
               <w:rPr>
                 <w:rFonts w:ascii="Times New Roman" w:eastAsia="Times New Roman" w:hAnsi="Times New Roman" w:cs="Times New Roman"/>
                 <w:color w:val="000000" w:themeColor="text1"/>
-                <w:sz w:val="24"/>
-                <w:szCs w:val="24"/>
+                <w:sz w:val="23"/>
+                <w:szCs w:val="23"/>
                 <w:lang w:val="en-US"/>
               </w:rPr>
               <w:t>text</w:t>
@@ -4837,8 +4868,8 @@
               <w:rPr>
                 <w:rFonts w:ascii="Times New Roman" w:eastAsia="Times New Roman" w:hAnsi="Times New Roman" w:cs="Times New Roman"/>
                 <w:color w:val="000000" w:themeColor="text1"/>
-                <w:sz w:val="24"/>
-                <w:szCs w:val="24"/>
+                <w:sz w:val="23"/>
+                <w:szCs w:val="23"/>
                 <w:lang w:val="en-US"/>
               </w:rPr>
             </w:pPr>
@@ -4846,8 +4877,8 @@
               <w:rPr>
                 <w:rFonts w:ascii="Times New Roman" w:eastAsia="Times New Roman" w:hAnsi="Times New Roman" w:cs="Times New Roman"/>
                 <w:color w:val="000000" w:themeColor="text1"/>
-                <w:sz w:val="24"/>
-                <w:szCs w:val="24"/>
+                <w:sz w:val="23"/>
+                <w:szCs w:val="23"/>
                 <w:lang w:val="en-US"/>
               </w:rPr>
               <w:t>NOT NULL DEFAULT datetime('now')</w:t>
@@ -4864,8 +4895,8 @@
               <w:rPr>
                 <w:rFonts w:ascii="Times New Roman" w:eastAsia="Times New Roman" w:hAnsi="Times New Roman" w:cs="Times New Roman"/>
                 <w:color w:val="000000" w:themeColor="text1"/>
-                <w:sz w:val="24"/>
-                <w:szCs w:val="24"/>
+                <w:sz w:val="23"/>
+                <w:szCs w:val="23"/>
                 <w:lang w:val="en-US"/>
               </w:rPr>
             </w:pPr>
@@ -4873,8 +4904,8 @@
               <w:rPr>
                 <w:rFonts w:ascii="Times New Roman" w:eastAsia="Times New Roman" w:hAnsi="Times New Roman" w:cs="Times New Roman"/>
                 <w:color w:val="000000" w:themeColor="text1"/>
-                <w:sz w:val="24"/>
-                <w:szCs w:val="24"/>
+                <w:sz w:val="23"/>
+                <w:szCs w:val="23"/>
                 <w:lang w:val="en-US"/>
               </w:rPr>
               <w:t>Время создания записи</w:t>
@@ -5142,34 +5173,34 @@
           <w:sz w:val="24"/>
           <w:szCs w:val="24"/>
         </w:rPr>
+        <w:t>Описание графического интерфейса и соответствие эвристикам UI/UX</w:t>
+      </w:r>
+    </w:p>
+    <w:p>
+      <w:pPr>
+        <w:rPr>
+          <w:rFonts w:ascii="Times New Roman" w:hAnsi="Times New Roman" w:cs="Times New Roman"/>
+          <w:sz w:val="24"/>
+          <w:szCs w:val="24"/>
+        </w:rPr>
+      </w:pPr>
+    </w:p>
+    <w:p>
+      <w:pPr>
+        <w:ind w:firstLine="708"/>
+        <w:rPr>
+          <w:rFonts w:ascii="Times New Roman" w:hAnsi="Times New Roman" w:cs="Times New Roman"/>
+          <w:sz w:val="24"/>
+          <w:szCs w:val="24"/>
+        </w:rPr>
+      </w:pPr>
+      <w:r>
+        <w:rPr>
+          <w:rFonts w:ascii="Times New Roman" w:hAnsi="Times New Roman" w:cs="Times New Roman"/>
+          <w:sz w:val="24"/>
+          <w:szCs w:val="24"/>
+        </w:rPr>
         <w:lastRenderedPageBreak/>
-        <w:t>Описание графического интерфейса и соответствие эвристикам UI/UX</w:t>
-      </w:r>
-    </w:p>
-    <w:p>
-      <w:pPr>
-        <w:rPr>
-          <w:rFonts w:ascii="Times New Roman" w:hAnsi="Times New Roman" w:cs="Times New Roman"/>
-          <w:sz w:val="24"/>
-          <w:szCs w:val="24"/>
-        </w:rPr>
-      </w:pPr>
-    </w:p>
-    <w:p>
-      <w:pPr>
-        <w:ind w:firstLine="708"/>
-        <w:rPr>
-          <w:rFonts w:ascii="Times New Roman" w:hAnsi="Times New Roman" w:cs="Times New Roman"/>
-          <w:sz w:val="24"/>
-          <w:szCs w:val="24"/>
-        </w:rPr>
-      </w:pPr>
-      <w:r>
-        <w:rPr>
-          <w:rFonts w:ascii="Times New Roman" w:hAnsi="Times New Roman" w:cs="Times New Roman"/>
-          <w:sz w:val="24"/>
-          <w:szCs w:val="24"/>
-        </w:rPr>
         <w:t xml:space="preserve"> </w:t>
       </w:r>
       <w:r>
@@ -5217,7 +5248,25 @@
           <w:sz w:val="24"/>
           <w:szCs w:val="24"/>
         </w:rPr>
-        <w:t>1. Шапка приложения (Header)</w:t>
+        <w:t>1. Шапка приложения (</w:t>
+      </w:r>
+      <w:proofErr w:type="spellStart"/>
+      <w:r>
+        <w:rPr>
+          <w:rFonts w:ascii="Times New Roman" w:hAnsi="Times New Roman" w:cs="Times New Roman"/>
+          <w:sz w:val="24"/>
+          <w:szCs w:val="24"/>
+        </w:rPr>
+        <w:t>Header</w:t>
+      </w:r>
+      <w:proofErr w:type="spellEnd"/>
+      <w:r>
+        <w:rPr>
+          <w:rFonts w:ascii="Times New Roman" w:hAnsi="Times New Roman" w:cs="Times New Roman"/>
+          <w:sz w:val="24"/>
+          <w:szCs w:val="24"/>
+        </w:rPr>
+        <w:t>)</w:t>
       </w:r>
     </w:p>
     <w:p>
@@ -5257,7 +5306,25 @@
           <w:sz w:val="24"/>
           <w:szCs w:val="24"/>
         </w:rPr>
-        <w:t>Заголовок "Lab 3: массивы и сортировка"</w:t>
+        <w:t>Заголовок "</w:t>
+      </w:r>
+      <w:proofErr w:type="spellStart"/>
+      <w:r>
+        <w:rPr>
+          <w:rFonts w:ascii="Times New Roman" w:hAnsi="Times New Roman" w:cs="Times New Roman"/>
+          <w:sz w:val="24"/>
+          <w:szCs w:val="24"/>
+        </w:rPr>
+        <w:t>Lab</w:t>
+      </w:r>
+      <w:proofErr w:type="spellEnd"/>
+      <w:r>
+        <w:rPr>
+          <w:rFonts w:ascii="Times New Roman" w:hAnsi="Times New Roman" w:cs="Times New Roman"/>
+          <w:sz w:val="24"/>
+          <w:szCs w:val="24"/>
+        </w:rPr>
+        <w:t xml:space="preserve"> 3: массивы и сортировка"</w:t>
       </w:r>
     </w:p>
     <w:p>
@@ -5381,7 +5448,43 @@
           <w:sz w:val="24"/>
           <w:szCs w:val="24"/>
         </w:rPr>
-        <w:t>2. Система уведомлений (Notification System)</w:t>
+        <w:t>2. Система уведомлений (</w:t>
+      </w:r>
+      <w:proofErr w:type="spellStart"/>
+      <w:r>
+        <w:rPr>
+          <w:rFonts w:ascii="Times New Roman" w:hAnsi="Times New Roman" w:cs="Times New Roman"/>
+          <w:sz w:val="24"/>
+          <w:szCs w:val="24"/>
+        </w:rPr>
+        <w:t>Notification</w:t>
+      </w:r>
+      <w:proofErr w:type="spellEnd"/>
+      <w:r>
+        <w:rPr>
+          <w:rFonts w:ascii="Times New Roman" w:hAnsi="Times New Roman" w:cs="Times New Roman"/>
+          <w:sz w:val="24"/>
+          <w:szCs w:val="24"/>
+        </w:rPr>
+        <w:t xml:space="preserve"> </w:t>
+      </w:r>
+      <w:proofErr w:type="spellStart"/>
+      <w:r>
+        <w:rPr>
+          <w:rFonts w:ascii="Times New Roman" w:hAnsi="Times New Roman" w:cs="Times New Roman"/>
+          <w:sz w:val="24"/>
+          <w:szCs w:val="24"/>
+        </w:rPr>
+        <w:t>System</w:t>
+      </w:r>
+      <w:proofErr w:type="spellEnd"/>
+      <w:r>
+        <w:rPr>
+          <w:rFonts w:ascii="Times New Roman" w:hAnsi="Times New Roman" w:cs="Times New Roman"/>
+          <w:sz w:val="24"/>
+          <w:szCs w:val="24"/>
+        </w:rPr>
+        <w:t>)</w:t>
       </w:r>
     </w:p>
     <w:p>
@@ -5617,7 +5720,25 @@
           <w:sz w:val="24"/>
           <w:szCs w:val="24"/>
         </w:rPr>
-        <w:t>Логин (username)</w:t>
+        <w:t>Логин (</w:t>
+      </w:r>
+      <w:proofErr w:type="spellStart"/>
+      <w:r>
+        <w:rPr>
+          <w:rFonts w:ascii="Times New Roman" w:hAnsi="Times New Roman" w:cs="Times New Roman"/>
+          <w:sz w:val="24"/>
+          <w:szCs w:val="24"/>
+        </w:rPr>
+        <w:t>username</w:t>
+      </w:r>
+      <w:proofErr w:type="spellEnd"/>
+      <w:r>
+        <w:rPr>
+          <w:rFonts w:ascii="Times New Roman" w:hAnsi="Times New Roman" w:cs="Times New Roman"/>
+          <w:sz w:val="24"/>
+          <w:szCs w:val="24"/>
+        </w:rPr>
+        <w:t>)</w:t>
       </w:r>
     </w:p>
     <w:p>
@@ -5639,7 +5760,25 @@
           <w:sz w:val="24"/>
           <w:szCs w:val="24"/>
         </w:rPr>
-        <w:t>Пароль (password)</w:t>
+        <w:t>Пароль (</w:t>
+      </w:r>
+      <w:proofErr w:type="spellStart"/>
+      <w:r>
+        <w:rPr>
+          <w:rFonts w:ascii="Times New Roman" w:hAnsi="Times New Roman" w:cs="Times New Roman"/>
+          <w:sz w:val="24"/>
+          <w:szCs w:val="24"/>
+        </w:rPr>
+        <w:t>password</w:t>
+      </w:r>
+      <w:proofErr w:type="spellEnd"/>
+      <w:r>
+        <w:rPr>
+          <w:rFonts w:ascii="Times New Roman" w:hAnsi="Times New Roman" w:cs="Times New Roman"/>
+          <w:sz w:val="24"/>
+          <w:szCs w:val="24"/>
+        </w:rPr>
+        <w:t>)</w:t>
       </w:r>
     </w:p>
     <w:p>
@@ -5734,34 +5873,34 @@
           <w:sz w:val="24"/>
           <w:szCs w:val="24"/>
         </w:rPr>
+        <w:t>Визуальная обратная связь: Подсветка активного режима</w:t>
+      </w:r>
+    </w:p>
+    <w:p>
+      <w:pPr>
+        <w:rPr>
+          <w:rFonts w:ascii="Times New Roman" w:hAnsi="Times New Roman" w:cs="Times New Roman"/>
+          <w:sz w:val="24"/>
+          <w:szCs w:val="24"/>
+        </w:rPr>
+      </w:pPr>
+    </w:p>
+    <w:p>
+      <w:pPr>
+        <w:ind w:firstLine="708"/>
+        <w:rPr>
+          <w:rFonts w:ascii="Times New Roman" w:hAnsi="Times New Roman" w:cs="Times New Roman"/>
+          <w:sz w:val="24"/>
+          <w:szCs w:val="24"/>
+        </w:rPr>
+      </w:pPr>
+      <w:r>
+        <w:rPr>
+          <w:rFonts w:ascii="Times New Roman" w:hAnsi="Times New Roman" w:cs="Times New Roman"/>
+          <w:sz w:val="24"/>
+          <w:szCs w:val="24"/>
+        </w:rPr>
         <w:lastRenderedPageBreak/>
-        <w:t>Визуальная обратная связь: Подсветка активного режима</w:t>
-      </w:r>
-    </w:p>
-    <w:p>
-      <w:pPr>
-        <w:rPr>
-          <w:rFonts w:ascii="Times New Roman" w:hAnsi="Times New Roman" w:cs="Times New Roman"/>
-          <w:sz w:val="24"/>
-          <w:szCs w:val="24"/>
-        </w:rPr>
-      </w:pPr>
-    </w:p>
-    <w:p>
-      <w:pPr>
-        <w:ind w:firstLine="708"/>
-        <w:rPr>
-          <w:rFonts w:ascii="Times New Roman" w:hAnsi="Times New Roman" w:cs="Times New Roman"/>
-          <w:sz w:val="24"/>
-          <w:szCs w:val="24"/>
-        </w:rPr>
-      </w:pPr>
-      <w:r>
-        <w:rPr>
-          <w:rFonts w:ascii="Times New Roman" w:hAnsi="Times New Roman" w:cs="Times New Roman"/>
-          <w:sz w:val="24"/>
-          <w:szCs w:val="24"/>
-        </w:rPr>
         <w:t>4. Рабочая область работы с массивами</w:t>
       </w:r>
     </w:p>
@@ -5888,8 +6027,18 @@
           <w:sz w:val="24"/>
           <w:szCs w:val="24"/>
         </w:rPr>
-        <w:t>Текстовое поле: Многострочный textarea</w:t>
-      </w:r>
+        <w:t xml:space="preserve">Текстовое поле: Многострочный </w:t>
+      </w:r>
+      <w:proofErr w:type="spellStart"/>
+      <w:r>
+        <w:rPr>
+          <w:rFonts w:ascii="Times New Roman" w:hAnsi="Times New Roman" w:cs="Times New Roman"/>
+          <w:sz w:val="24"/>
+          <w:szCs w:val="24"/>
+        </w:rPr>
+        <w:t>textarea</w:t>
+      </w:r>
+      <w:proofErr w:type="spellEnd"/>
     </w:p>
     <w:p>
       <w:pPr>
@@ -6170,13 +6319,23 @@
           <w:szCs w:val="24"/>
         </w:rPr>
       </w:pPr>
-      <w:r>
-        <w:rPr>
-          <w:rFonts w:ascii="Times New Roman" w:hAnsi="Times New Roman" w:cs="Times New Roman"/>
-          <w:sz w:val="24"/>
-          <w:szCs w:val="24"/>
-        </w:rPr>
-        <w:t>Чекбоксы:</w:t>
+      <w:proofErr w:type="spellStart"/>
+      <w:r>
+        <w:rPr>
+          <w:rFonts w:ascii="Times New Roman" w:hAnsi="Times New Roman" w:cs="Times New Roman"/>
+          <w:sz w:val="24"/>
+          <w:szCs w:val="24"/>
+        </w:rPr>
+        <w:t>Чекбоксы</w:t>
+      </w:r>
+      <w:proofErr w:type="spellEnd"/>
+      <w:r>
+        <w:rPr>
+          <w:rFonts w:ascii="Times New Roman" w:hAnsi="Times New Roman" w:cs="Times New Roman"/>
+          <w:sz w:val="24"/>
+          <w:szCs w:val="24"/>
+        </w:rPr>
+        <w:t>:</w:t>
       </w:r>
     </w:p>
     <w:p>
@@ -6266,7 +6425,6 @@
           <w:sz w:val="24"/>
           <w:szCs w:val="24"/>
         </w:rPr>
-        <w:lastRenderedPageBreak/>
         <w:t>Отображает:</w:t>
       </w:r>
     </w:p>
@@ -6311,6 +6469,7 @@
           <w:sz w:val="24"/>
           <w:szCs w:val="24"/>
         </w:rPr>
+        <w:lastRenderedPageBreak/>
         <w:t>Общее количество элементов</w:t>
       </w:r>
     </w:p>
@@ -6333,7 +6492,43 @@
           <w:sz w:val="24"/>
           <w:szCs w:val="24"/>
         </w:rPr>
-        <w:t>Диапазон значений (min/max)</w:t>
+        <w:t>Диапазон значений (</w:t>
+      </w:r>
+      <w:proofErr w:type="spellStart"/>
+      <w:r>
+        <w:rPr>
+          <w:rFonts w:ascii="Times New Roman" w:hAnsi="Times New Roman" w:cs="Times New Roman"/>
+          <w:sz w:val="24"/>
+          <w:szCs w:val="24"/>
+        </w:rPr>
+        <w:t>min</w:t>
+      </w:r>
+      <w:proofErr w:type="spellEnd"/>
+      <w:r>
+        <w:rPr>
+          <w:rFonts w:ascii="Times New Roman" w:hAnsi="Times New Roman" w:cs="Times New Roman"/>
+          <w:sz w:val="24"/>
+          <w:szCs w:val="24"/>
+        </w:rPr>
+        <w:t>/</w:t>
+      </w:r>
+      <w:proofErr w:type="spellStart"/>
+      <w:r>
+        <w:rPr>
+          <w:rFonts w:ascii="Times New Roman" w:hAnsi="Times New Roman" w:cs="Times New Roman"/>
+          <w:sz w:val="24"/>
+          <w:szCs w:val="24"/>
+        </w:rPr>
+        <w:t>max</w:t>
+      </w:r>
+      <w:proofErr w:type="spellEnd"/>
+      <w:r>
+        <w:rPr>
+          <w:rFonts w:ascii="Times New Roman" w:hAnsi="Times New Roman" w:cs="Times New Roman"/>
+          <w:sz w:val="24"/>
+          <w:szCs w:val="24"/>
+        </w:rPr>
+        <w:t>)</w:t>
       </w:r>
     </w:p>
     <w:p>
@@ -6401,7 +6596,25 @@
           <w:sz w:val="24"/>
           <w:szCs w:val="24"/>
         </w:rPr>
-        <w:t>Динамический текст: Меняется в зависимости от состояния</w:t>
+        <w:t>Динамический текст</w:t>
+      </w:r>
+      <w:proofErr w:type="gramStart"/>
+      <w:r>
+        <w:rPr>
+          <w:rFonts w:ascii="Times New Roman" w:hAnsi="Times New Roman" w:cs="Times New Roman"/>
+          <w:sz w:val="24"/>
+          <w:szCs w:val="24"/>
+        </w:rPr>
+        <w:t>: Меняется</w:t>
+      </w:r>
+      <w:proofErr w:type="gramEnd"/>
+      <w:r>
+        <w:rPr>
+          <w:rFonts w:ascii="Times New Roman" w:hAnsi="Times New Roman" w:cs="Times New Roman"/>
+          <w:sz w:val="24"/>
+          <w:szCs w:val="24"/>
+        </w:rPr>
+        <w:t xml:space="preserve"> в зависимости от состояния</w:t>
       </w:r>
     </w:p>
     <w:p>
@@ -6823,7 +7036,79 @@
           <w:sz w:val="24"/>
           <w:szCs w:val="24"/>
         </w:rPr>
-        <w:t xml:space="preserve"> 1. Видимость состояния системы (Visibility of System Status)</w:t>
+        <w:t xml:space="preserve"> 1. Видимость состояния системы (</w:t>
+      </w:r>
+      <w:proofErr w:type="spellStart"/>
+      <w:r>
+        <w:rPr>
+          <w:rFonts w:ascii="Times New Roman" w:hAnsi="Times New Roman" w:cs="Times New Roman"/>
+          <w:sz w:val="24"/>
+          <w:szCs w:val="24"/>
+        </w:rPr>
+        <w:t>Visibility</w:t>
+      </w:r>
+      <w:proofErr w:type="spellEnd"/>
+      <w:r>
+        <w:rPr>
+          <w:rFonts w:ascii="Times New Roman" w:hAnsi="Times New Roman" w:cs="Times New Roman"/>
+          <w:sz w:val="24"/>
+          <w:szCs w:val="24"/>
+        </w:rPr>
+        <w:t xml:space="preserve"> </w:t>
+      </w:r>
+      <w:proofErr w:type="spellStart"/>
+      <w:r>
+        <w:rPr>
+          <w:rFonts w:ascii="Times New Roman" w:hAnsi="Times New Roman" w:cs="Times New Roman"/>
+          <w:sz w:val="24"/>
+          <w:szCs w:val="24"/>
+        </w:rPr>
+        <w:t>of</w:t>
+      </w:r>
+      <w:proofErr w:type="spellEnd"/>
+      <w:r>
+        <w:rPr>
+          <w:rFonts w:ascii="Times New Roman" w:hAnsi="Times New Roman" w:cs="Times New Roman"/>
+          <w:sz w:val="24"/>
+          <w:szCs w:val="24"/>
+        </w:rPr>
+        <w:t xml:space="preserve"> </w:t>
+      </w:r>
+      <w:proofErr w:type="spellStart"/>
+      <w:r>
+        <w:rPr>
+          <w:rFonts w:ascii="Times New Roman" w:hAnsi="Times New Roman" w:cs="Times New Roman"/>
+          <w:sz w:val="24"/>
+          <w:szCs w:val="24"/>
+        </w:rPr>
+        <w:t>System</w:t>
+      </w:r>
+      <w:proofErr w:type="spellEnd"/>
+      <w:r>
+        <w:rPr>
+          <w:rFonts w:ascii="Times New Roman" w:hAnsi="Times New Roman" w:cs="Times New Roman"/>
+          <w:sz w:val="24"/>
+          <w:szCs w:val="24"/>
+        </w:rPr>
+        <w:t xml:space="preserve"> </w:t>
+      </w:r>
+      <w:proofErr w:type="spellStart"/>
+      <w:r>
+        <w:rPr>
+          <w:rFonts w:ascii="Times New Roman" w:hAnsi="Times New Roman" w:cs="Times New Roman"/>
+          <w:sz w:val="24"/>
+          <w:szCs w:val="24"/>
+        </w:rPr>
+        <w:t>Status</w:t>
+      </w:r>
+      <w:proofErr w:type="spellEnd"/>
+      <w:r>
+        <w:rPr>
+          <w:rFonts w:ascii="Times New Roman" w:hAnsi="Times New Roman" w:cs="Times New Roman"/>
+          <w:sz w:val="24"/>
+          <w:szCs w:val="24"/>
+        </w:rPr>
+        <w:t>)</w:t>
       </w:r>
     </w:p>
     <w:p>
@@ -6911,7 +7196,6 @@
           <w:sz w:val="24"/>
           <w:szCs w:val="24"/>
         </w:rPr>
-        <w:lastRenderedPageBreak/>
         <w:t>Предпросмотр массива в реальном времени</w:t>
       </w:r>
     </w:p>
@@ -6960,7 +7244,115 @@
           <w:sz w:val="24"/>
           <w:szCs w:val="24"/>
         </w:rPr>
-        <w:t>2. Соответствие системы реальному миру (Match Between System and Real World)</w:t>
+        <w:t>2. Соответствие системы реальному миру (</w:t>
+      </w:r>
+      <w:proofErr w:type="spellStart"/>
+      <w:r>
+        <w:rPr>
+          <w:rFonts w:ascii="Times New Roman" w:hAnsi="Times New Roman" w:cs="Times New Roman"/>
+          <w:sz w:val="24"/>
+          <w:szCs w:val="24"/>
+        </w:rPr>
+        <w:t>Match</w:t>
+      </w:r>
+      <w:proofErr w:type="spellEnd"/>
+      <w:r>
+        <w:rPr>
+          <w:rFonts w:ascii="Times New Roman" w:hAnsi="Times New Roman" w:cs="Times New Roman"/>
+          <w:sz w:val="24"/>
+          <w:szCs w:val="24"/>
+        </w:rPr>
+        <w:t xml:space="preserve"> </w:t>
+      </w:r>
+      <w:proofErr w:type="spellStart"/>
+      <w:r>
+        <w:rPr>
+          <w:rFonts w:ascii="Times New Roman" w:hAnsi="Times New Roman" w:cs="Times New Roman"/>
+          <w:sz w:val="24"/>
+          <w:szCs w:val="24"/>
+        </w:rPr>
+        <w:t>Between</w:t>
+      </w:r>
+      <w:proofErr w:type="spellEnd"/>
+      <w:r>
+        <w:rPr>
+          <w:rFonts w:ascii="Times New Roman" w:hAnsi="Times New Roman" w:cs="Times New Roman"/>
+          <w:sz w:val="24"/>
+          <w:szCs w:val="24"/>
+        </w:rPr>
+        <w:t xml:space="preserve"> </w:t>
+      </w:r>
+      <w:proofErr w:type="spellStart"/>
+      <w:r>
+        <w:rPr>
+          <w:rFonts w:ascii="Times New Roman" w:hAnsi="Times New Roman" w:cs="Times New Roman"/>
+          <w:sz w:val="24"/>
+          <w:szCs w:val="24"/>
+        </w:rPr>
+        <w:t>System</w:t>
+      </w:r>
+      <w:proofErr w:type="spellEnd"/>
+      <w:r>
+        <w:rPr>
+          <w:rFonts w:ascii="Times New Roman" w:hAnsi="Times New Roman" w:cs="Times New Roman"/>
+          <w:sz w:val="24"/>
+          <w:szCs w:val="24"/>
+        </w:rPr>
+        <w:t xml:space="preserve"> </w:t>
+      </w:r>
+      <w:proofErr w:type="spellStart"/>
+      <w:r>
+        <w:rPr>
+          <w:rFonts w:ascii="Times New Roman" w:hAnsi="Times New Roman" w:cs="Times New Roman"/>
+          <w:sz w:val="24"/>
+          <w:szCs w:val="24"/>
+        </w:rPr>
+        <w:t>and</w:t>
+      </w:r>
+      <w:proofErr w:type="spellEnd"/>
+      <w:r>
+        <w:rPr>
+          <w:rFonts w:ascii="Times New Roman" w:hAnsi="Times New Roman" w:cs="Times New Roman"/>
+          <w:sz w:val="24"/>
+          <w:szCs w:val="24"/>
+        </w:rPr>
+        <w:t xml:space="preserve"> </w:t>
+      </w:r>
+      <w:proofErr w:type="spellStart"/>
+      <w:r>
+        <w:rPr>
+          <w:rFonts w:ascii="Times New Roman" w:hAnsi="Times New Roman" w:cs="Times New Roman"/>
+          <w:sz w:val="24"/>
+          <w:szCs w:val="24"/>
+        </w:rPr>
+        <w:t>Real</w:t>
+      </w:r>
+      <w:proofErr w:type="spellEnd"/>
+      <w:r>
+        <w:rPr>
+          <w:rFonts w:ascii="Times New Roman" w:hAnsi="Times New Roman" w:cs="Times New Roman"/>
+          <w:sz w:val="24"/>
+          <w:szCs w:val="24"/>
+        </w:rPr>
+        <w:t xml:space="preserve"> </w:t>
+      </w:r>
+      <w:proofErr w:type="spellStart"/>
+      <w:r>
+        <w:rPr>
+          <w:rFonts w:ascii="Times New Roman" w:hAnsi="Times New Roman" w:cs="Times New Roman"/>
+          <w:sz w:val="24"/>
+          <w:szCs w:val="24"/>
+        </w:rPr>
+        <w:t>World</w:t>
+      </w:r>
+      <w:proofErr w:type="spellEnd"/>
+      <w:r>
+        <w:rPr>
+          <w:rFonts w:ascii="Times New Roman" w:hAnsi="Times New Roman" w:cs="Times New Roman"/>
+          <w:sz w:val="24"/>
+          <w:szCs w:val="24"/>
+        </w:rPr>
+        <w:t>)</w:t>
       </w:r>
     </w:p>
     <w:p>
@@ -7020,13 +7412,23 @@
           <w:szCs w:val="24"/>
         </w:rPr>
       </w:pPr>
-      <w:r>
-        <w:rPr>
-          <w:rFonts w:ascii="Times New Roman" w:hAnsi="Times New Roman" w:cs="Times New Roman"/>
-          <w:sz w:val="24"/>
-          <w:szCs w:val="24"/>
-        </w:rPr>
-        <w:t>Человекочитаемые даты в таблице</w:t>
+      <w:proofErr w:type="spellStart"/>
+      <w:r>
+        <w:rPr>
+          <w:rFonts w:ascii="Times New Roman" w:hAnsi="Times New Roman" w:cs="Times New Roman"/>
+          <w:sz w:val="24"/>
+          <w:szCs w:val="24"/>
+        </w:rPr>
+        <w:t>Человекочитаемые</w:t>
+      </w:r>
+      <w:proofErr w:type="spellEnd"/>
+      <w:r>
+        <w:rPr>
+          <w:rFonts w:ascii="Times New Roman" w:hAnsi="Times New Roman" w:cs="Times New Roman"/>
+          <w:sz w:val="24"/>
+          <w:szCs w:val="24"/>
+        </w:rPr>
+        <w:t xml:space="preserve"> даты в таблице</w:t>
       </w:r>
     </w:p>
     <w:p>
@@ -7106,7 +7508,79 @@
           <w:sz w:val="24"/>
           <w:szCs w:val="24"/>
         </w:rPr>
-        <w:t>3. Контроль и свобода пользователя (User Control and Freedom)</w:t>
+        <w:t>3. Контроль и свобода пользователя (</w:t>
+      </w:r>
+      <w:proofErr w:type="spellStart"/>
+      <w:r>
+        <w:rPr>
+          <w:rFonts w:ascii="Times New Roman" w:hAnsi="Times New Roman" w:cs="Times New Roman"/>
+          <w:sz w:val="24"/>
+          <w:szCs w:val="24"/>
+        </w:rPr>
+        <w:t>User</w:t>
+      </w:r>
+      <w:proofErr w:type="spellEnd"/>
+      <w:r>
+        <w:rPr>
+          <w:rFonts w:ascii="Times New Roman" w:hAnsi="Times New Roman" w:cs="Times New Roman"/>
+          <w:sz w:val="24"/>
+          <w:szCs w:val="24"/>
+        </w:rPr>
+        <w:t xml:space="preserve"> </w:t>
+      </w:r>
+      <w:proofErr w:type="spellStart"/>
+      <w:r>
+        <w:rPr>
+          <w:rFonts w:ascii="Times New Roman" w:hAnsi="Times New Roman" w:cs="Times New Roman"/>
+          <w:sz w:val="24"/>
+          <w:szCs w:val="24"/>
+        </w:rPr>
+        <w:t>Control</w:t>
+      </w:r>
+      <w:proofErr w:type="spellEnd"/>
+      <w:r>
+        <w:rPr>
+          <w:rFonts w:ascii="Times New Roman" w:hAnsi="Times New Roman" w:cs="Times New Roman"/>
+          <w:sz w:val="24"/>
+          <w:szCs w:val="24"/>
+        </w:rPr>
+        <w:t xml:space="preserve"> </w:t>
+      </w:r>
+      <w:proofErr w:type="spellStart"/>
+      <w:r>
+        <w:rPr>
+          <w:rFonts w:ascii="Times New Roman" w:hAnsi="Times New Roman" w:cs="Times New Roman"/>
+          <w:sz w:val="24"/>
+          <w:szCs w:val="24"/>
+        </w:rPr>
+        <w:t>and</w:t>
+      </w:r>
+      <w:proofErr w:type="spellEnd"/>
+      <w:r>
+        <w:rPr>
+          <w:rFonts w:ascii="Times New Roman" w:hAnsi="Times New Roman" w:cs="Times New Roman"/>
+          <w:sz w:val="24"/>
+          <w:szCs w:val="24"/>
+        </w:rPr>
+        <w:t xml:space="preserve"> </w:t>
+      </w:r>
+      <w:proofErr w:type="spellStart"/>
+      <w:r>
+        <w:rPr>
+          <w:rFonts w:ascii="Times New Roman" w:hAnsi="Times New Roman" w:cs="Times New Roman"/>
+          <w:sz w:val="24"/>
+          <w:szCs w:val="24"/>
+        </w:rPr>
+        <w:t>Freedom</w:t>
+      </w:r>
+      <w:proofErr w:type="spellEnd"/>
+      <w:r>
+        <w:rPr>
+          <w:rFonts w:ascii="Times New Roman" w:hAnsi="Times New Roman" w:cs="Times New Roman"/>
+          <w:sz w:val="24"/>
+          <w:szCs w:val="24"/>
+        </w:rPr>
+        <w:t>)</w:t>
       </w:r>
     </w:p>
     <w:p>
@@ -7242,7 +7716,61 @@
           <w:sz w:val="24"/>
           <w:szCs w:val="24"/>
         </w:rPr>
-        <w:t>4. Согласованность и стандарты (Consistency and Standards)</w:t>
+        <w:t>4. Согласованность и стандарты (</w:t>
+      </w:r>
+      <w:proofErr w:type="spellStart"/>
+      <w:r>
+        <w:rPr>
+          <w:rFonts w:ascii="Times New Roman" w:hAnsi="Times New Roman" w:cs="Times New Roman"/>
+          <w:sz w:val="24"/>
+          <w:szCs w:val="24"/>
+        </w:rPr>
+        <w:t>Consistency</w:t>
+      </w:r>
+      <w:proofErr w:type="spellEnd"/>
+      <w:r>
+        <w:rPr>
+          <w:rFonts w:ascii="Times New Roman" w:hAnsi="Times New Roman" w:cs="Times New Roman"/>
+          <w:sz w:val="24"/>
+          <w:szCs w:val="24"/>
+        </w:rPr>
+        <w:t xml:space="preserve"> </w:t>
+      </w:r>
+      <w:proofErr w:type="spellStart"/>
+      <w:r>
+        <w:rPr>
+          <w:rFonts w:ascii="Times New Roman" w:hAnsi="Times New Roman" w:cs="Times New Roman"/>
+          <w:sz w:val="24"/>
+          <w:szCs w:val="24"/>
+        </w:rPr>
+        <w:t>and</w:t>
+      </w:r>
+      <w:proofErr w:type="spellEnd"/>
+      <w:r>
+        <w:rPr>
+          <w:rFonts w:ascii="Times New Roman" w:hAnsi="Times New Roman" w:cs="Times New Roman"/>
+          <w:sz w:val="24"/>
+          <w:szCs w:val="24"/>
+        </w:rPr>
+        <w:t xml:space="preserve"> </w:t>
+      </w:r>
+      <w:proofErr w:type="spellStart"/>
+      <w:r>
+        <w:rPr>
+          <w:rFonts w:ascii="Times New Roman" w:hAnsi="Times New Roman" w:cs="Times New Roman"/>
+          <w:sz w:val="24"/>
+          <w:szCs w:val="24"/>
+        </w:rPr>
+        <w:t>Standards</w:t>
+      </w:r>
+      <w:proofErr w:type="spellEnd"/>
+      <w:r>
+        <w:rPr>
+          <w:rFonts w:ascii="Times New Roman" w:hAnsi="Times New Roman" w:cs="Times New Roman"/>
+          <w:sz w:val="24"/>
+          <w:szCs w:val="24"/>
+        </w:rPr>
+        <w:t>)</w:t>
       </w:r>
     </w:p>
     <w:p>
@@ -7378,7 +7906,43 @@
           <w:sz w:val="24"/>
           <w:szCs w:val="24"/>
         </w:rPr>
-        <w:t>5. Предотвращение ошибок (Error Prevention)</w:t>
+        <w:t>5. Предотвращение ошибок (</w:t>
+      </w:r>
+      <w:proofErr w:type="spellStart"/>
+      <w:r>
+        <w:rPr>
+          <w:rFonts w:ascii="Times New Roman" w:hAnsi="Times New Roman" w:cs="Times New Roman"/>
+          <w:sz w:val="24"/>
+          <w:szCs w:val="24"/>
+        </w:rPr>
+        <w:t>Error</w:t>
+      </w:r>
+      <w:proofErr w:type="spellEnd"/>
+      <w:r>
+        <w:rPr>
+          <w:rFonts w:ascii="Times New Roman" w:hAnsi="Times New Roman" w:cs="Times New Roman"/>
+          <w:sz w:val="24"/>
+          <w:szCs w:val="24"/>
+        </w:rPr>
+        <w:t xml:space="preserve"> </w:t>
+      </w:r>
+      <w:proofErr w:type="spellStart"/>
+      <w:r>
+        <w:rPr>
+          <w:rFonts w:ascii="Times New Roman" w:hAnsi="Times New Roman" w:cs="Times New Roman"/>
+          <w:sz w:val="24"/>
+          <w:szCs w:val="24"/>
+        </w:rPr>
+        <w:t>Prevention</w:t>
+      </w:r>
+      <w:proofErr w:type="spellEnd"/>
+      <w:r>
+        <w:rPr>
+          <w:rFonts w:ascii="Times New Roman" w:hAnsi="Times New Roman" w:cs="Times New Roman"/>
+          <w:sz w:val="24"/>
+          <w:szCs w:val="24"/>
+        </w:rPr>
+        <w:t>)</w:t>
       </w:r>
     </w:p>
     <w:p>
@@ -7422,7 +7986,43 @@
           <w:sz w:val="24"/>
           <w:szCs w:val="24"/>
         </w:rPr>
-        <w:t>Ограничения в полях ввода (min/max значения)</w:t>
+        <w:t>Ограничения в полях ввода (</w:t>
+      </w:r>
+      <w:proofErr w:type="spellStart"/>
+      <w:r>
+        <w:rPr>
+          <w:rFonts w:ascii="Times New Roman" w:hAnsi="Times New Roman" w:cs="Times New Roman"/>
+          <w:sz w:val="24"/>
+          <w:szCs w:val="24"/>
+        </w:rPr>
+        <w:t>min</w:t>
+      </w:r>
+      <w:proofErr w:type="spellEnd"/>
+      <w:r>
+        <w:rPr>
+          <w:rFonts w:ascii="Times New Roman" w:hAnsi="Times New Roman" w:cs="Times New Roman"/>
+          <w:sz w:val="24"/>
+          <w:szCs w:val="24"/>
+        </w:rPr>
+        <w:t>/</w:t>
+      </w:r>
+      <w:proofErr w:type="spellStart"/>
+      <w:r>
+        <w:rPr>
+          <w:rFonts w:ascii="Times New Roman" w:hAnsi="Times New Roman" w:cs="Times New Roman"/>
+          <w:sz w:val="24"/>
+          <w:szCs w:val="24"/>
+        </w:rPr>
+        <w:t>max</w:t>
+      </w:r>
+      <w:proofErr w:type="spellEnd"/>
+      <w:r>
+        <w:rPr>
+          <w:rFonts w:ascii="Times New Roman" w:hAnsi="Times New Roman" w:cs="Times New Roman"/>
+          <w:sz w:val="24"/>
+          <w:szCs w:val="24"/>
+        </w:rPr>
+        <w:t xml:space="preserve"> значения)</w:t>
       </w:r>
     </w:p>
     <w:p>
@@ -7466,7 +8066,25 @@
           <w:sz w:val="24"/>
           <w:szCs w:val="24"/>
         </w:rPr>
-        <w:t>Блокировка кнопки отправки при невалидных данных</w:t>
+        <w:t xml:space="preserve">Блокировка кнопки отправки при </w:t>
+      </w:r>
+      <w:proofErr w:type="spellStart"/>
+      <w:r>
+        <w:rPr>
+          <w:rFonts w:ascii="Times New Roman" w:hAnsi="Times New Roman" w:cs="Times New Roman"/>
+          <w:sz w:val="24"/>
+          <w:szCs w:val="24"/>
+        </w:rPr>
+        <w:t>невалидных</w:t>
+      </w:r>
+      <w:proofErr w:type="spellEnd"/>
+      <w:r>
+        <w:rPr>
+          <w:rFonts w:ascii="Times New Roman" w:hAnsi="Times New Roman" w:cs="Times New Roman"/>
+          <w:sz w:val="24"/>
+          <w:szCs w:val="24"/>
+        </w:rPr>
+        <w:t xml:space="preserve"> данных</w:t>
       </w:r>
     </w:p>
     <w:p>
@@ -7514,7 +8132,79 @@
           <w:sz w:val="24"/>
           <w:szCs w:val="24"/>
         </w:rPr>
-        <w:t>6. Узнаваемость, а не запоминание (Recognition Rather Than Recall)</w:t>
+        <w:t>6. Узнаваемость, а не запоминание (</w:t>
+      </w:r>
+      <w:proofErr w:type="spellStart"/>
+      <w:r>
+        <w:rPr>
+          <w:rFonts w:ascii="Times New Roman" w:hAnsi="Times New Roman" w:cs="Times New Roman"/>
+          <w:sz w:val="24"/>
+          <w:szCs w:val="24"/>
+        </w:rPr>
+        <w:t>Recognition</w:t>
+      </w:r>
+      <w:proofErr w:type="spellEnd"/>
+      <w:r>
+        <w:rPr>
+          <w:rFonts w:ascii="Times New Roman" w:hAnsi="Times New Roman" w:cs="Times New Roman"/>
+          <w:sz w:val="24"/>
+          <w:szCs w:val="24"/>
+        </w:rPr>
+        <w:t xml:space="preserve"> </w:t>
+      </w:r>
+      <w:proofErr w:type="spellStart"/>
+      <w:r>
+        <w:rPr>
+          <w:rFonts w:ascii="Times New Roman" w:hAnsi="Times New Roman" w:cs="Times New Roman"/>
+          <w:sz w:val="24"/>
+          <w:szCs w:val="24"/>
+        </w:rPr>
+        <w:t>Rather</w:t>
+      </w:r>
+      <w:proofErr w:type="spellEnd"/>
+      <w:r>
+        <w:rPr>
+          <w:rFonts w:ascii="Times New Roman" w:hAnsi="Times New Roman" w:cs="Times New Roman"/>
+          <w:sz w:val="24"/>
+          <w:szCs w:val="24"/>
+        </w:rPr>
+        <w:t xml:space="preserve"> </w:t>
+      </w:r>
+      <w:proofErr w:type="spellStart"/>
+      <w:r>
+        <w:rPr>
+          <w:rFonts w:ascii="Times New Roman" w:hAnsi="Times New Roman" w:cs="Times New Roman"/>
+          <w:sz w:val="24"/>
+          <w:szCs w:val="24"/>
+        </w:rPr>
+        <w:t>Than</w:t>
+      </w:r>
+      <w:proofErr w:type="spellEnd"/>
+      <w:r>
+        <w:rPr>
+          <w:rFonts w:ascii="Times New Roman" w:hAnsi="Times New Roman" w:cs="Times New Roman"/>
+          <w:sz w:val="24"/>
+          <w:szCs w:val="24"/>
+        </w:rPr>
+        <w:t xml:space="preserve"> </w:t>
+      </w:r>
+      <w:proofErr w:type="spellStart"/>
+      <w:r>
+        <w:rPr>
+          <w:rFonts w:ascii="Times New Roman" w:hAnsi="Times New Roman" w:cs="Times New Roman"/>
+          <w:sz w:val="24"/>
+          <w:szCs w:val="24"/>
+        </w:rPr>
+        <w:t>Recall</w:t>
+      </w:r>
+      <w:proofErr w:type="spellEnd"/>
+      <w:r>
+        <w:rPr>
+          <w:rFonts w:ascii="Times New Roman" w:hAnsi="Times New Roman" w:cs="Times New Roman"/>
+          <w:sz w:val="24"/>
+          <w:szCs w:val="24"/>
+        </w:rPr>
+        <w:t>)</w:t>
       </w:r>
     </w:p>
     <w:p>
@@ -7558,8 +8248,18 @@
           <w:sz w:val="24"/>
           <w:szCs w:val="24"/>
         </w:rPr>
-        <w:t>Примеры ввода в placeholder'ах</w:t>
-      </w:r>
+        <w:t xml:space="preserve">Примеры ввода в </w:t>
+      </w:r>
+      <w:proofErr w:type="spellStart"/>
+      <w:r>
+        <w:rPr>
+          <w:rFonts w:ascii="Times New Roman" w:hAnsi="Times New Roman" w:cs="Times New Roman"/>
+          <w:sz w:val="24"/>
+          <w:szCs w:val="24"/>
+        </w:rPr>
+        <w:t>placeholder'ах</w:t>
+      </w:r>
+      <w:proofErr w:type="spellEnd"/>
     </w:p>
     <w:p>
       <w:pPr>
@@ -7624,34 +8324,124 @@
           <w:sz w:val="24"/>
           <w:szCs w:val="24"/>
         </w:rPr>
+        <w:t>История предыдущих операций в таблице</w:t>
+      </w:r>
+    </w:p>
+    <w:p>
+      <w:pPr>
+        <w:rPr>
+          <w:rFonts w:ascii="Times New Roman" w:hAnsi="Times New Roman" w:cs="Times New Roman"/>
+          <w:sz w:val="24"/>
+          <w:szCs w:val="24"/>
+        </w:rPr>
+      </w:pPr>
+    </w:p>
+    <w:p>
+      <w:pPr>
+        <w:rPr>
+          <w:rFonts w:ascii="Times New Roman" w:hAnsi="Times New Roman" w:cs="Times New Roman"/>
+          <w:sz w:val="24"/>
+          <w:szCs w:val="24"/>
+        </w:rPr>
+      </w:pPr>
+      <w:r>
+        <w:rPr>
+          <w:rFonts w:ascii="Times New Roman" w:hAnsi="Times New Roman" w:cs="Times New Roman"/>
+          <w:sz w:val="24"/>
+          <w:szCs w:val="24"/>
+        </w:rPr>
         <w:lastRenderedPageBreak/>
-        <w:t>История предыдущих операций в таблице</w:t>
-      </w:r>
-    </w:p>
-    <w:p>
-      <w:pPr>
-        <w:rPr>
-          <w:rFonts w:ascii="Times New Roman" w:hAnsi="Times New Roman" w:cs="Times New Roman"/>
-          <w:sz w:val="24"/>
-          <w:szCs w:val="24"/>
-        </w:rPr>
-      </w:pPr>
-    </w:p>
-    <w:p>
-      <w:pPr>
-        <w:rPr>
-          <w:rFonts w:ascii="Times New Roman" w:hAnsi="Times New Roman" w:cs="Times New Roman"/>
-          <w:sz w:val="24"/>
-          <w:szCs w:val="24"/>
-        </w:rPr>
-      </w:pPr>
-      <w:r>
-        <w:rPr>
-          <w:rFonts w:ascii="Times New Roman" w:hAnsi="Times New Roman" w:cs="Times New Roman"/>
-          <w:sz w:val="24"/>
-          <w:szCs w:val="24"/>
-        </w:rPr>
-        <w:t>7. Гибкость и эффективность использования (Flexibility and Efficiency of Use)</w:t>
+        <w:t>7. Гибкость и эффективность использования (</w:t>
+      </w:r>
+      <w:proofErr w:type="spellStart"/>
+      <w:r>
+        <w:rPr>
+          <w:rFonts w:ascii="Times New Roman" w:hAnsi="Times New Roman" w:cs="Times New Roman"/>
+          <w:sz w:val="24"/>
+          <w:szCs w:val="24"/>
+        </w:rPr>
+        <w:t>Flexibility</w:t>
+      </w:r>
+      <w:proofErr w:type="spellEnd"/>
+      <w:r>
+        <w:rPr>
+          <w:rFonts w:ascii="Times New Roman" w:hAnsi="Times New Roman" w:cs="Times New Roman"/>
+          <w:sz w:val="24"/>
+          <w:szCs w:val="24"/>
+        </w:rPr>
+        <w:t xml:space="preserve"> </w:t>
+      </w:r>
+      <w:proofErr w:type="spellStart"/>
+      <w:r>
+        <w:rPr>
+          <w:rFonts w:ascii="Times New Roman" w:hAnsi="Times New Roman" w:cs="Times New Roman"/>
+          <w:sz w:val="24"/>
+          <w:szCs w:val="24"/>
+        </w:rPr>
+        <w:t>and</w:t>
+      </w:r>
+      <w:proofErr w:type="spellEnd"/>
+      <w:r>
+        <w:rPr>
+          <w:rFonts w:ascii="Times New Roman" w:hAnsi="Times New Roman" w:cs="Times New Roman"/>
+          <w:sz w:val="24"/>
+          <w:szCs w:val="24"/>
+        </w:rPr>
+        <w:t xml:space="preserve"> </w:t>
+      </w:r>
+      <w:proofErr w:type="spellStart"/>
+      <w:r>
+        <w:rPr>
+          <w:rFonts w:ascii="Times New Roman" w:hAnsi="Times New Roman" w:cs="Times New Roman"/>
+          <w:sz w:val="24"/>
+          <w:szCs w:val="24"/>
+        </w:rPr>
+        <w:t>Efficiency</w:t>
+      </w:r>
+      <w:proofErr w:type="spellEnd"/>
+      <w:r>
+        <w:rPr>
+          <w:rFonts w:ascii="Times New Roman" w:hAnsi="Times New Roman" w:cs="Times New Roman"/>
+          <w:sz w:val="24"/>
+          <w:szCs w:val="24"/>
+        </w:rPr>
+        <w:t xml:space="preserve"> </w:t>
+      </w:r>
+      <w:proofErr w:type="spellStart"/>
+      <w:r>
+        <w:rPr>
+          <w:rFonts w:ascii="Times New Roman" w:hAnsi="Times New Roman" w:cs="Times New Roman"/>
+          <w:sz w:val="24"/>
+          <w:szCs w:val="24"/>
+        </w:rPr>
+        <w:t>of</w:t>
+      </w:r>
+      <w:proofErr w:type="spellEnd"/>
+      <w:r>
+        <w:rPr>
+          <w:rFonts w:ascii="Times New Roman" w:hAnsi="Times New Roman" w:cs="Times New Roman"/>
+          <w:sz w:val="24"/>
+          <w:szCs w:val="24"/>
+        </w:rPr>
+        <w:t xml:space="preserve"> </w:t>
+      </w:r>
+      <w:proofErr w:type="spellStart"/>
+      <w:r>
+        <w:rPr>
+          <w:rFonts w:ascii="Times New Roman" w:hAnsi="Times New Roman" w:cs="Times New Roman"/>
+          <w:sz w:val="24"/>
+          <w:szCs w:val="24"/>
+        </w:rPr>
+        <w:t>Use</w:t>
+      </w:r>
+      <w:proofErr w:type="spellEnd"/>
+      <w:r>
+        <w:rPr>
+          <w:rFonts w:ascii="Times New Roman" w:hAnsi="Times New Roman" w:cs="Times New Roman"/>
+          <w:sz w:val="24"/>
+          <w:szCs w:val="24"/>
+        </w:rPr>
+        <w:t>)</w:t>
       </w:r>
     </w:p>
     <w:p>
@@ -7787,7 +8577,79 @@
           <w:sz w:val="24"/>
           <w:szCs w:val="24"/>
         </w:rPr>
-        <w:t>8. Эстетичный и минималистичный дизайн (Aesthetic and Minimalist Design)</w:t>
+        <w:t>8. Эстетичный и минималистичный дизайн (</w:t>
+      </w:r>
+      <w:proofErr w:type="spellStart"/>
+      <w:r>
+        <w:rPr>
+          <w:rFonts w:ascii="Times New Roman" w:hAnsi="Times New Roman" w:cs="Times New Roman"/>
+          <w:sz w:val="24"/>
+          <w:szCs w:val="24"/>
+        </w:rPr>
+        <w:t>Aesthetic</w:t>
+      </w:r>
+      <w:proofErr w:type="spellEnd"/>
+      <w:r>
+        <w:rPr>
+          <w:rFonts w:ascii="Times New Roman" w:hAnsi="Times New Roman" w:cs="Times New Roman"/>
+          <w:sz w:val="24"/>
+          <w:szCs w:val="24"/>
+        </w:rPr>
+        <w:t xml:space="preserve"> </w:t>
+      </w:r>
+      <w:proofErr w:type="spellStart"/>
+      <w:r>
+        <w:rPr>
+          <w:rFonts w:ascii="Times New Roman" w:hAnsi="Times New Roman" w:cs="Times New Roman"/>
+          <w:sz w:val="24"/>
+          <w:szCs w:val="24"/>
+        </w:rPr>
+        <w:t>and</w:t>
+      </w:r>
+      <w:proofErr w:type="spellEnd"/>
+      <w:r>
+        <w:rPr>
+          <w:rFonts w:ascii="Times New Roman" w:hAnsi="Times New Roman" w:cs="Times New Roman"/>
+          <w:sz w:val="24"/>
+          <w:szCs w:val="24"/>
+        </w:rPr>
+        <w:t xml:space="preserve"> </w:t>
+      </w:r>
+      <w:proofErr w:type="spellStart"/>
+      <w:r>
+        <w:rPr>
+          <w:rFonts w:ascii="Times New Roman" w:hAnsi="Times New Roman" w:cs="Times New Roman"/>
+          <w:sz w:val="24"/>
+          <w:szCs w:val="24"/>
+        </w:rPr>
+        <w:t>Minimalist</w:t>
+      </w:r>
+      <w:proofErr w:type="spellEnd"/>
+      <w:r>
+        <w:rPr>
+          <w:rFonts w:ascii="Times New Roman" w:hAnsi="Times New Roman" w:cs="Times New Roman"/>
+          <w:sz w:val="24"/>
+          <w:szCs w:val="24"/>
+        </w:rPr>
+        <w:t xml:space="preserve"> </w:t>
+      </w:r>
+      <w:proofErr w:type="spellStart"/>
+      <w:r>
+        <w:rPr>
+          <w:rFonts w:ascii="Times New Roman" w:hAnsi="Times New Roman" w:cs="Times New Roman"/>
+          <w:sz w:val="24"/>
+          <w:szCs w:val="24"/>
+        </w:rPr>
+        <w:t>Design</w:t>
+      </w:r>
+      <w:proofErr w:type="spellEnd"/>
+      <w:r>
+        <w:rPr>
+          <w:rFonts w:ascii="Times New Roman" w:hAnsi="Times New Roman" w:cs="Times New Roman"/>
+          <w:sz w:val="24"/>
+          <w:szCs w:val="24"/>
+        </w:rPr>
+        <w:t>)</w:t>
       </w:r>
     </w:p>
     <w:p>
@@ -7923,7 +8785,133 @@
           <w:sz w:val="24"/>
           <w:szCs w:val="24"/>
         </w:rPr>
-        <w:t>9. Помощь пользователям в распознавании, диагностике и исправлении ошибок (Help Users Recognize, Diagnose, Recover from Errors)</w:t>
+        <w:t>9. Помощь пользователям в распознавании, диагностике и исправлении ошибок (</w:t>
+      </w:r>
+      <w:proofErr w:type="spellStart"/>
+      <w:r>
+        <w:rPr>
+          <w:rFonts w:ascii="Times New Roman" w:hAnsi="Times New Roman" w:cs="Times New Roman"/>
+          <w:sz w:val="24"/>
+          <w:szCs w:val="24"/>
+        </w:rPr>
+        <w:t>Help</w:t>
+      </w:r>
+      <w:proofErr w:type="spellEnd"/>
+      <w:r>
+        <w:rPr>
+          <w:rFonts w:ascii="Times New Roman" w:hAnsi="Times New Roman" w:cs="Times New Roman"/>
+          <w:sz w:val="24"/>
+          <w:szCs w:val="24"/>
+        </w:rPr>
+        <w:t xml:space="preserve"> </w:t>
+      </w:r>
+      <w:proofErr w:type="spellStart"/>
+      <w:r>
+        <w:rPr>
+          <w:rFonts w:ascii="Times New Roman" w:hAnsi="Times New Roman" w:cs="Times New Roman"/>
+          <w:sz w:val="24"/>
+          <w:szCs w:val="24"/>
+        </w:rPr>
+        <w:t>Users</w:t>
+      </w:r>
+      <w:proofErr w:type="spellEnd"/>
+      <w:r>
+        <w:rPr>
+          <w:rFonts w:ascii="Times New Roman" w:hAnsi="Times New Roman" w:cs="Times New Roman"/>
+          <w:sz w:val="24"/>
+          <w:szCs w:val="24"/>
+        </w:rPr>
+        <w:t xml:space="preserve"> </w:t>
+      </w:r>
+      <w:proofErr w:type="spellStart"/>
+      <w:r>
+        <w:rPr>
+          <w:rFonts w:ascii="Times New Roman" w:hAnsi="Times New Roman" w:cs="Times New Roman"/>
+          <w:sz w:val="24"/>
+          <w:szCs w:val="24"/>
+        </w:rPr>
+        <w:t>Recognize</w:t>
+      </w:r>
+      <w:proofErr w:type="spellEnd"/>
+      <w:r>
+        <w:rPr>
+          <w:rFonts w:ascii="Times New Roman" w:hAnsi="Times New Roman" w:cs="Times New Roman"/>
+          <w:sz w:val="24"/>
+          <w:szCs w:val="24"/>
+        </w:rPr>
+        <w:t xml:space="preserve">, </w:t>
+      </w:r>
+      <w:proofErr w:type="spellStart"/>
+      <w:r>
+        <w:rPr>
+          <w:rFonts w:ascii="Times New Roman" w:hAnsi="Times New Roman" w:cs="Times New Roman"/>
+          <w:sz w:val="24"/>
+          <w:szCs w:val="24"/>
+        </w:rPr>
+        <w:t>Diagnose</w:t>
+      </w:r>
+      <w:proofErr w:type="spellEnd"/>
+      <w:r>
+        <w:rPr>
+          <w:rFonts w:ascii="Times New Roman" w:hAnsi="Times New Roman" w:cs="Times New Roman"/>
+          <w:sz w:val="24"/>
+          <w:szCs w:val="24"/>
+        </w:rPr>
+        <w:t xml:space="preserve">, </w:t>
+      </w:r>
+      <w:proofErr w:type="spellStart"/>
+      <w:r>
+        <w:rPr>
+          <w:rFonts w:ascii="Times New Roman" w:hAnsi="Times New Roman" w:cs="Times New Roman"/>
+          <w:sz w:val="24"/>
+          <w:szCs w:val="24"/>
+        </w:rPr>
+        <w:t>Recover</w:t>
+      </w:r>
+      <w:proofErr w:type="spellEnd"/>
+      <w:r>
+        <w:rPr>
+          <w:rFonts w:ascii="Times New Roman" w:hAnsi="Times New Roman" w:cs="Times New Roman"/>
+          <w:sz w:val="24"/>
+          <w:szCs w:val="24"/>
+        </w:rPr>
+        <w:t xml:space="preserve"> </w:t>
+      </w:r>
+      <w:proofErr w:type="spellStart"/>
+      <w:r>
+        <w:rPr>
+          <w:rFonts w:ascii="Times New Roman" w:hAnsi="Times New Roman" w:cs="Times New Roman"/>
+          <w:sz w:val="24"/>
+          <w:szCs w:val="24"/>
+        </w:rPr>
+        <w:t>from</w:t>
+      </w:r>
+      <w:proofErr w:type="spellEnd"/>
+      <w:r>
+        <w:rPr>
+          <w:rFonts w:ascii="Times New Roman" w:hAnsi="Times New Roman" w:cs="Times New Roman"/>
+          <w:sz w:val="24"/>
+          <w:szCs w:val="24"/>
+        </w:rPr>
+        <w:t xml:space="preserve"> </w:t>
+      </w:r>
+      <w:proofErr w:type="spellStart"/>
+      <w:r>
+        <w:rPr>
+          <w:rFonts w:ascii="Times New Roman" w:hAnsi="Times New Roman" w:cs="Times New Roman"/>
+          <w:sz w:val="24"/>
+          <w:szCs w:val="24"/>
+        </w:rPr>
+        <w:t>Errors</w:t>
+      </w:r>
+      <w:proofErr w:type="spellEnd"/>
+      <w:r>
+        <w:rPr>
+          <w:rFonts w:ascii="Times New Roman" w:hAnsi="Times New Roman" w:cs="Times New Roman"/>
+          <w:sz w:val="24"/>
+          <w:szCs w:val="24"/>
+        </w:rPr>
+        <w:t>)</w:t>
       </w:r>
     </w:p>
     <w:p>
@@ -8059,7 +9047,61 @@
           <w:sz w:val="24"/>
           <w:szCs w:val="24"/>
         </w:rPr>
-        <w:t>10. Помощь и документация (Help and Documentation)</w:t>
+        <w:t>10. Помощь и документация (</w:t>
+      </w:r>
+      <w:proofErr w:type="spellStart"/>
+      <w:r>
+        <w:rPr>
+          <w:rFonts w:ascii="Times New Roman" w:hAnsi="Times New Roman" w:cs="Times New Roman"/>
+          <w:sz w:val="24"/>
+          <w:szCs w:val="24"/>
+        </w:rPr>
+        <w:t>Help</w:t>
+      </w:r>
+      <w:proofErr w:type="spellEnd"/>
+      <w:r>
+        <w:rPr>
+          <w:rFonts w:ascii="Times New Roman" w:hAnsi="Times New Roman" w:cs="Times New Roman"/>
+          <w:sz w:val="24"/>
+          <w:szCs w:val="24"/>
+        </w:rPr>
+        <w:t xml:space="preserve"> </w:t>
+      </w:r>
+      <w:proofErr w:type="spellStart"/>
+      <w:r>
+        <w:rPr>
+          <w:rFonts w:ascii="Times New Roman" w:hAnsi="Times New Roman" w:cs="Times New Roman"/>
+          <w:sz w:val="24"/>
+          <w:szCs w:val="24"/>
+        </w:rPr>
+        <w:t>and</w:t>
+      </w:r>
+      <w:proofErr w:type="spellEnd"/>
+      <w:r>
+        <w:rPr>
+          <w:rFonts w:ascii="Times New Roman" w:hAnsi="Times New Roman" w:cs="Times New Roman"/>
+          <w:sz w:val="24"/>
+          <w:szCs w:val="24"/>
+        </w:rPr>
+        <w:t xml:space="preserve"> </w:t>
+      </w:r>
+      <w:proofErr w:type="spellStart"/>
+      <w:r>
+        <w:rPr>
+          <w:rFonts w:ascii="Times New Roman" w:hAnsi="Times New Roman" w:cs="Times New Roman"/>
+          <w:sz w:val="24"/>
+          <w:szCs w:val="24"/>
+        </w:rPr>
+        <w:t>Documentation</w:t>
+      </w:r>
+      <w:proofErr w:type="spellEnd"/>
+      <w:r>
+        <w:rPr>
+          <w:rFonts w:ascii="Times New Roman" w:hAnsi="Times New Roman" w:cs="Times New Roman"/>
+          <w:sz w:val="24"/>
+          <w:szCs w:val="24"/>
+        </w:rPr>
+        <w:t>)</w:t>
       </w:r>
     </w:p>
     <w:p>
@@ -8169,7 +9211,25 @@
           <w:sz w:val="24"/>
           <w:szCs w:val="24"/>
         </w:rPr>
-        <w:t>Контекстная помощь через тултипы (в коде заложена возможность расширения)</w:t>
+        <w:t xml:space="preserve">Контекстная помощь через </w:t>
+      </w:r>
+      <w:proofErr w:type="spellStart"/>
+      <w:r>
+        <w:rPr>
+          <w:rFonts w:ascii="Times New Roman" w:hAnsi="Times New Roman" w:cs="Times New Roman"/>
+          <w:sz w:val="24"/>
+          <w:szCs w:val="24"/>
+        </w:rPr>
+        <w:t>тултипы</w:t>
+      </w:r>
+      <w:proofErr w:type="spellEnd"/>
+      <w:r>
+        <w:rPr>
+          <w:rFonts w:ascii="Times New Roman" w:hAnsi="Times New Roman" w:cs="Times New Roman"/>
+          <w:sz w:val="24"/>
+          <w:szCs w:val="24"/>
+        </w:rPr>
+        <w:t xml:space="preserve"> (в коде заложена возможность расширения)</w:t>
       </w:r>
     </w:p>
     <w:p>
@@ -8243,7 +9303,25 @@
           <w:sz w:val="24"/>
           <w:szCs w:val="24"/>
         </w:rPr>
-        <w:t>Гибкая сетка (grid) перестраивается на мобильных устройствах</w:t>
+        <w:t>Гибкая сетка (</w:t>
+      </w:r>
+      <w:proofErr w:type="spellStart"/>
+      <w:r>
+        <w:rPr>
+          <w:rFonts w:ascii="Times New Roman" w:hAnsi="Times New Roman" w:cs="Times New Roman"/>
+          <w:sz w:val="24"/>
+          <w:szCs w:val="24"/>
+        </w:rPr>
+        <w:t>grid</w:t>
+      </w:r>
+      <w:proofErr w:type="spellEnd"/>
+      <w:r>
+        <w:rPr>
+          <w:rFonts w:ascii="Times New Roman" w:hAnsi="Times New Roman" w:cs="Times New Roman"/>
+          <w:sz w:val="24"/>
+          <w:szCs w:val="24"/>
+        </w:rPr>
+        <w:t>) перестраивается на мобильных устройствах</w:t>
       </w:r>
     </w:p>
     <w:p>
@@ -8287,7 +9365,6 @@
           <w:sz w:val="24"/>
           <w:szCs w:val="24"/>
         </w:rPr>
-        <w:lastRenderedPageBreak/>
         <w:t>Адаптивная таблица с горизонтальной прокруткой</w:t>
       </w:r>
     </w:p>
@@ -8424,7 +9501,25 @@
           <w:sz w:val="24"/>
           <w:szCs w:val="24"/>
         </w:rPr>
-        <w:t>Управление с клавиатуры (tab-навигация)</w:t>
+        <w:t>Управление с клавиатуры (</w:t>
+      </w:r>
+      <w:proofErr w:type="spellStart"/>
+      <w:r>
+        <w:rPr>
+          <w:rFonts w:ascii="Times New Roman" w:hAnsi="Times New Roman" w:cs="Times New Roman"/>
+          <w:sz w:val="24"/>
+          <w:szCs w:val="24"/>
+        </w:rPr>
+        <w:t>tab</w:t>
+      </w:r>
+      <w:proofErr w:type="spellEnd"/>
+      <w:r>
+        <w:rPr>
+          <w:rFonts w:ascii="Times New Roman" w:hAnsi="Times New Roman" w:cs="Times New Roman"/>
+          <w:sz w:val="24"/>
+          <w:szCs w:val="24"/>
+        </w:rPr>
+        <w:t>-навигация)</w:t>
       </w:r>
     </w:p>
     <w:p>
@@ -8514,6 +9609,7 @@
           <w:numId w:val="3"/>
         </w:numPr>
         <w:ind w:left="0" w:firstLine="426"/>
+        <w:jc w:val="both"/>
         <w:rPr>
           <w:rFonts w:ascii="Times New Roman" w:hAnsi="Times New Roman" w:cs="Times New Roman"/>
           <w:color w:val="34343C"/>
@@ -8541,6 +9637,7 @@
           <w:numId w:val="3"/>
         </w:numPr>
         <w:ind w:left="0" w:firstLine="426"/>
+        <w:jc w:val="both"/>
         <w:rPr>
           <w:rFonts w:ascii="Times New Roman" w:hAnsi="Times New Roman" w:cs="Times New Roman"/>
           <w:color w:val="34343C"/>
@@ -8608,6 +9705,7 @@
           <w:numId w:val="3"/>
         </w:numPr>
         <w:ind w:left="0" w:firstLine="426"/>
+        <w:jc w:val="both"/>
         <w:rPr>
           <w:rFonts w:ascii="Times New Roman" w:hAnsi="Times New Roman" w:cs="Times New Roman"/>
           <w:color w:val="34343C"/>
@@ -8624,7 +9722,51 @@
           <w:szCs w:val="24"/>
           <w:shd w:val="clear" w:color="auto" w:fill="FFFFFF"/>
         </w:rPr>
-        <w:t>Создана структура базы данных с двумя таблицами (users и arrays), обеспечивающая хранение пользователей и их массивов с поддержкой внешних ключей и каскадного удаления.</w:t>
+        <w:t>Создана структура базы данных с двумя таблицами (</w:t>
+      </w:r>
+      <w:proofErr w:type="spellStart"/>
+      <w:r>
+        <w:rPr>
+          <w:rFonts w:ascii="Times New Roman" w:hAnsi="Times New Roman" w:cs="Times New Roman"/>
+          <w:color w:val="34343C"/>
+          <w:sz w:val="24"/>
+          <w:szCs w:val="24"/>
+          <w:shd w:val="clear" w:color="auto" w:fill="FFFFFF"/>
+        </w:rPr>
+        <w:t>users</w:t>
+      </w:r>
+      <w:proofErr w:type="spellEnd"/>
+      <w:r>
+        <w:rPr>
+          <w:rFonts w:ascii="Times New Roman" w:hAnsi="Times New Roman" w:cs="Times New Roman"/>
+          <w:color w:val="34343C"/>
+          <w:sz w:val="24"/>
+          <w:szCs w:val="24"/>
+          <w:shd w:val="clear" w:color="auto" w:fill="FFFFFF"/>
+        </w:rPr>
+        <w:t xml:space="preserve"> и </w:t>
+      </w:r>
+      <w:proofErr w:type="spellStart"/>
+      <w:r>
+        <w:rPr>
+          <w:rFonts w:ascii="Times New Roman" w:hAnsi="Times New Roman" w:cs="Times New Roman"/>
+          <w:color w:val="34343C"/>
+          <w:sz w:val="24"/>
+          <w:szCs w:val="24"/>
+          <w:shd w:val="clear" w:color="auto" w:fill="FFFFFF"/>
+        </w:rPr>
+        <w:t>arrays</w:t>
+      </w:r>
+      <w:proofErr w:type="spellEnd"/>
+      <w:r>
+        <w:rPr>
+          <w:rFonts w:ascii="Times New Roman" w:hAnsi="Times New Roman" w:cs="Times New Roman"/>
+          <w:color w:val="34343C"/>
+          <w:sz w:val="24"/>
+          <w:szCs w:val="24"/>
+          <w:shd w:val="clear" w:color="auto" w:fill="FFFFFF"/>
+        </w:rPr>
+        <w:t>), обеспечивающая хранение пользователей и их массивов с поддержкой внешних ключей и каскадного удаления.</w:t>
       </w:r>
     </w:p>
     <w:p>
@@ -8635,6 +9777,7 @@
           <w:numId w:val="3"/>
         </w:numPr>
         <w:ind w:left="0" w:firstLine="426"/>
+        <w:jc w:val="both"/>
         <w:rPr>
           <w:rFonts w:ascii="Times New Roman" w:hAnsi="Times New Roman" w:cs="Times New Roman"/>
           <w:color w:val="34343C"/>
@@ -8662,6 +9805,7 @@
           <w:numId w:val="3"/>
         </w:numPr>
         <w:ind w:left="0" w:firstLine="426"/>
+        <w:jc w:val="both"/>
         <w:rPr>
           <w:rFonts w:ascii="Times New Roman" w:hAnsi="Times New Roman" w:cs="Times New Roman"/>
           <w:color w:val="34343C"/>
@@ -8678,7 +9822,29 @@
           <w:szCs w:val="24"/>
           <w:shd w:val="clear" w:color="auto" w:fill="FFFFFF"/>
         </w:rPr>
-        <w:t>Реализован графический интерфейс на React, соответствующий основным эвристикам UI/UX Nielsen: видимость статуса, управляемость, согласованность, предотвращение ошибок, минималистичный дизайн.</w:t>
+        <w:t xml:space="preserve">Реализован графический интерфейс на React, соответствующий основным эвристикам UI/UX </w:t>
+      </w:r>
+      <w:proofErr w:type="spellStart"/>
+      <w:r>
+        <w:rPr>
+          <w:rFonts w:ascii="Times New Roman" w:hAnsi="Times New Roman" w:cs="Times New Roman"/>
+          <w:color w:val="34343C"/>
+          <w:sz w:val="24"/>
+          <w:szCs w:val="24"/>
+          <w:shd w:val="clear" w:color="auto" w:fill="FFFFFF"/>
+        </w:rPr>
+        <w:t>Nielsen</w:t>
+      </w:r>
+      <w:proofErr w:type="spellEnd"/>
+      <w:r>
+        <w:rPr>
+          <w:rFonts w:ascii="Times New Roman" w:hAnsi="Times New Roman" w:cs="Times New Roman"/>
+          <w:color w:val="34343C"/>
+          <w:sz w:val="24"/>
+          <w:szCs w:val="24"/>
+          <w:shd w:val="clear" w:color="auto" w:fill="FFFFFF"/>
+        </w:rPr>
+        <w:t>: видимость статуса, управляемость, согласованность, предотвращение ошибок, минималистичный дизайн.</w:t>
       </w:r>
     </w:p>
     <w:p>
@@ -8689,6 +9855,7 @@
           <w:numId w:val="3"/>
         </w:numPr>
         <w:ind w:left="0" w:firstLine="426"/>
+        <w:jc w:val="both"/>
         <w:rPr>
           <w:rFonts w:ascii="Times New Roman" w:hAnsi="Times New Roman" w:cs="Times New Roman"/>
           <w:color w:val="34343C"/>
@@ -8705,7 +9872,29 @@
           <w:szCs w:val="24"/>
           <w:shd w:val="clear" w:color="auto" w:fill="FFFFFF"/>
         </w:rPr>
-        <w:t>Применены современные технологии (React 19, Vite 7, Express 5, better-sqlite3), обеспечивающие быструю разработку, хорошую производительность и удобство поддержки.</w:t>
+        <w:t xml:space="preserve">Применены современные технологии (React 19, Vite 7, </w:t>
+      </w:r>
+      <w:proofErr w:type="spellStart"/>
+      <w:r>
+        <w:rPr>
+          <w:rFonts w:ascii="Times New Roman" w:hAnsi="Times New Roman" w:cs="Times New Roman"/>
+          <w:color w:val="34343C"/>
+          <w:sz w:val="24"/>
+          <w:szCs w:val="24"/>
+          <w:shd w:val="clear" w:color="auto" w:fill="FFFFFF"/>
+        </w:rPr>
+        <w:t>Express</w:t>
+      </w:r>
+      <w:proofErr w:type="spellEnd"/>
+      <w:r>
+        <w:rPr>
+          <w:rFonts w:ascii="Times New Roman" w:hAnsi="Times New Roman" w:cs="Times New Roman"/>
+          <w:color w:val="34343C"/>
+          <w:sz w:val="24"/>
+          <w:szCs w:val="24"/>
+          <w:shd w:val="clear" w:color="auto" w:fill="FFFFFF"/>
+        </w:rPr>
+        <w:t xml:space="preserve"> 5, better-sqlite3), обеспечивающие быструю разработку, хорошую производительность и удобство поддержки.</w:t>
       </w:r>
     </w:p>
     <w:p>
@@ -8716,6 +9905,7 @@
           <w:numId w:val="3"/>
         </w:numPr>
         <w:ind w:left="0" w:firstLine="426"/>
+        <w:jc w:val="both"/>
         <w:rPr>
           <w:rFonts w:ascii="Times New Roman" w:hAnsi="Times New Roman" w:cs="Times New Roman"/>
           <w:color w:val="34343C"/>
@@ -8743,6 +9933,7 @@
           <w:numId w:val="3"/>
         </w:numPr>
         <w:ind w:left="0" w:firstLine="426"/>
+        <w:jc w:val="both"/>
         <w:rPr>
           <w:rFonts w:ascii="Times New Roman" w:hAnsi="Times New Roman" w:cs="Times New Roman"/>
           <w:color w:val="34343C"/>
@@ -13004,7 +14195,7 @@
 </file>
 
 <file path=customXml/itemProps1.xml><?xml version="1.0" encoding="utf-8"?>
-<ds:datastoreItem xmlns:ds="http://schemas.openxmlformats.org/officeDocument/2006/customXml" ds:itemID="{6CC51D03-93C7-4BC1-A2EC-A1D6A63B61F4}">
+<ds:datastoreItem xmlns:ds="http://schemas.openxmlformats.org/officeDocument/2006/customXml" ds:itemID="{46213156-5BCD-49D6-9420-5B87018869C4}">
   <ds:schemaRefs>
     <ds:schemaRef ds:uri="http://schemas.openxmlformats.org/officeDocument/2006/bibliography"/>
   </ds:schemaRefs>
